--- a/CMA_Summaries_B4_Ch02.docx
+++ b/CMA_Summaries_B4_Ch02.docx
@@ -1735,657 +1735,6 @@
       </w:tr>
     </w:tbl>
     <w:p/>
-    <w:tbl>
-      <w:tblPr>
-        <w:tblW w:type="pct" w:w="100%"/>
-        <w:tblLayout w:type="fixed"/>
-        <w:tblBorders>
-          <w:top w:val="single" w:color="353A7C" w:sz="6"/>
-          <w:left w:val="single" w:color="353A7C" w:sz="6"/>
-          <w:bottom w:val="single" w:color="353A7C" w:sz="6"/>
-          <w:right w:val="single" w:color="353A7C" w:sz="6"/>
-          <w:insideH w:val="single" w:color="353A7C" w:sz="6"/>
-          <w:insideV w:val="single" w:color="353A7C" w:sz="6"/>
-        </w:tblBorders>
-      </w:tblPr>
-      <w:tblGrid>
-        <w:gridCol w:w="2086"/>
-        <w:gridCol w:w="4224"/>
-        <w:gridCol w:w="3290"/>
-      </w:tblGrid>
-      <w:tr>
-        <w:tc>
-          <w:tcPr>
-            <w:tcW w:type="pct" w:w="5000"/>
-            <w:gridSpan w:val="3"/>
-            <w:shd w:fill="353A7C" w:val="clear"/>
-            <w:tcMar>
-              <w:top w:type="dxa" w:w="60"/>
-              <w:left w:type="dxa" w:w="120"/>
-              <w:bottom w:type="dxa" w:w="60"/>
-              <w:right w:type="dxa" w:w="120"/>
-            </w:tcMar>
-          </w:tcPr>
-          <w:p>
-            <w:pPr>
-              <w:spacing w:before="40" w:after="40"/>
-            </w:pPr>
-            <w:r>
-              <w:rPr>
-                <w:b/>
-                <w:bCs/>
-                <w:color w:val="FFFFFF"/>
-                <w:sz w:val="17"/>
-                <w:szCs w:val="17"/>
-              </w:rPr>
-              <w:t xml:space="preserve">What the board is responsible for</w:t>
-            </w:r>
-          </w:p>
-        </w:tc>
-      </w:tr>
-      <w:tr>
-        <w:tc>
-          <w:tcPr>
-            <w:tcW w:type="pct" w:w="1087"/>
-            <w:shd w:fill="353A7C" w:val="clear"/>
-            <w:tcMar>
-              <w:top w:type="dxa" w:w="50"/>
-              <w:left w:type="dxa" w:w="110"/>
-              <w:bottom w:type="dxa" w:w="50"/>
-              <w:right w:type="dxa" w:w="110"/>
-            </w:tcMar>
-          </w:tcPr>
-          <w:p>
-            <w:pPr>
-              <w:spacing w:before="30" w:after="30"/>
-            </w:pPr>
-            <w:r>
-              <w:rPr>
-                <w:b/>
-                <w:bCs/>
-                <w:color w:val="FFFFFF"/>
-                <w:sz w:val="15"/>
-                <w:szCs w:val="15"/>
-              </w:rPr>
-              <w:t xml:space="preserve">Board responsibility (E.1.d)</w:t>
-            </w:r>
-          </w:p>
-        </w:tc>
-        <w:tc>
-          <w:tcPr>
-            <w:tcW w:type="pct" w:w="2200"/>
-            <w:shd w:fill="353A7C" w:val="clear"/>
-            <w:tcMar>
-              <w:top w:type="dxa" w:w="50"/>
-              <w:left w:type="dxa" w:w="110"/>
-              <w:bottom w:type="dxa" w:w="50"/>
-              <w:right w:type="dxa" w:w="110"/>
-            </w:tcMar>
-          </w:tcPr>
-          <w:p>
-            <w:pPr>
-              <w:spacing w:before="30" w:after="30"/>
-            </w:pPr>
-            <w:r>
-              <w:rPr>
-                <w:b/>
-                <w:bCs/>
-                <w:color w:val="FFFFFF"/>
-                <w:sz w:val="15"/>
-                <w:szCs w:val="15"/>
-              </w:rPr>
-              <w:t xml:space="preserve">What it means</w:t>
-            </w:r>
-          </w:p>
-        </w:tc>
-        <w:tc>
-          <w:tcPr>
-            <w:tcW w:type="pct" w:w="1713"/>
-            <w:shd w:fill="353A7C" w:val="clear"/>
-            <w:tcMar>
-              <w:top w:type="dxa" w:w="50"/>
-              <w:left w:type="dxa" w:w="110"/>
-              <w:bottom w:type="dxa" w:w="50"/>
-              <w:right w:type="dxa" w:w="110"/>
-            </w:tcMar>
-          </w:tcPr>
-          <w:p>
-            <w:pPr>
-              <w:spacing w:before="30" w:after="30"/>
-            </w:pPr>
-            <w:r>
-              <w:rPr>
-                <w:b/>
-                <w:bCs/>
-                <w:color w:val="FFFFFF"/>
-                <w:sz w:val="15"/>
-                <w:szCs w:val="15"/>
-              </w:rPr>
-              <w:t xml:space="preserve">At Orontes</w:t>
-            </w:r>
-          </w:p>
-        </w:tc>
-      </w:tr>
-      <w:tr>
-        <w:tc>
-          <w:tcPr>
-            <w:tcW w:type="pct" w:w="1087"/>
-            <w:tcMar>
-              <w:top w:type="dxa" w:w="50"/>
-              <w:left w:type="dxa" w:w="110"/>
-              <w:bottom w:type="dxa" w:w="50"/>
-              <w:right w:type="dxa" w:w="110"/>
-            </w:tcMar>
-          </w:tcPr>
-          <w:p>
-            <w:pPr>
-              <w:spacing w:before="28" w:after="28"/>
-            </w:pPr>
-            <w:r>
-              <w:rPr>
-                <w:sz w:val="15"/>
-                <w:szCs w:val="15"/>
-              </w:rPr>
-              <w:t xml:space="preserve">Set the tone</w:t>
-            </w:r>
-          </w:p>
-        </w:tc>
-        <w:tc>
-          <w:tcPr>
-            <w:tcW w:type="pct" w:w="2200"/>
-            <w:tcMar>
-              <w:top w:type="dxa" w:w="50"/>
-              <w:left w:type="dxa" w:w="110"/>
-              <w:bottom w:type="dxa" w:w="50"/>
-              <w:right w:type="dxa" w:w="110"/>
-            </w:tcMar>
-          </w:tcPr>
-          <w:p>
-            <w:pPr>
-              <w:spacing w:before="28" w:after="28"/>
-            </w:pPr>
-            <w:r>
-              <w:rPr>
-                <w:sz w:val="15"/>
-                <w:szCs w:val="15"/>
-              </w:rPr>
-              <w:t xml:space="preserve">Integrity and ethical values start at the board</w:t>
-            </w:r>
-          </w:p>
-        </w:tc>
-        <w:tc>
-          <w:tcPr>
-            <w:tcW w:type="pct" w:w="1713"/>
-            <w:shd w:fill="FFFFFF" w:val="clear"/>
-            <w:tcMar>
-              <w:top w:type="dxa" w:w="50"/>
-              <w:left w:type="dxa" w:w="110"/>
-              <w:bottom w:type="dxa" w:w="50"/>
-              <w:right w:type="dxa" w:w="110"/>
-            </w:tcMar>
-          </w:tcPr>
-          <w:p>
-            <w:pPr>
-              <w:spacing w:before="46" w:after="46"/>
-            </w:pPr>
-            <w:r>
-              <w:rPr>
-                <w:b/>
-                <w:bCs/>
-                <w:color w:val="8186EF"/>
-                <w:sz w:val="14"/>
-                <w:szCs w:val="14"/>
-              </w:rPr>
-              <w:t xml:space="preserve">(3)</w:t>
-            </w:r>
-          </w:p>
-        </w:tc>
-      </w:tr>
-      <w:tr>
-        <w:tc>
-          <w:tcPr>
-            <w:tcW w:type="pct" w:w="1087"/>
-            <w:shd w:fill="FBFAF6" w:val="clear"/>
-            <w:tcMar>
-              <w:top w:type="dxa" w:w="50"/>
-              <w:left w:type="dxa" w:w="110"/>
-              <w:bottom w:type="dxa" w:w="50"/>
-              <w:right w:type="dxa" w:w="110"/>
-            </w:tcMar>
-          </w:tcPr>
-          <w:p>
-            <w:pPr>
-              <w:spacing w:before="28" w:after="28"/>
-            </w:pPr>
-            <w:r>
-              <w:rPr>
-                <w:sz w:val="15"/>
-                <w:szCs w:val="15"/>
-              </w:rPr>
-              <w:t xml:space="preserve">Oversee strategy</w:t>
-            </w:r>
-          </w:p>
-        </w:tc>
-        <w:tc>
-          <w:tcPr>
-            <w:tcW w:type="pct" w:w="2200"/>
-            <w:shd w:fill="FBFAF6" w:val="clear"/>
-            <w:tcMar>
-              <w:top w:type="dxa" w:w="50"/>
-              <w:left w:type="dxa" w:w="110"/>
-              <w:bottom w:type="dxa" w:w="50"/>
-              <w:right w:type="dxa" w:w="110"/>
-            </w:tcMar>
-          </w:tcPr>
-          <w:p>
-            <w:pPr>
-              <w:spacing w:before="28" w:after="28"/>
-            </w:pPr>
-            <w:r>
-              <w:rPr>
-                <w:sz w:val="15"/>
-                <w:szCs w:val="15"/>
-              </w:rPr>
-              <w:t xml:space="preserve">Challenge and approve the plan, not write it</w:t>
-            </w:r>
-          </w:p>
-        </w:tc>
-        <w:tc>
-          <w:tcPr>
-            <w:tcW w:type="pct" w:w="1713"/>
-            <w:shd w:fill="FFFFFF" w:val="clear"/>
-            <w:tcMar>
-              <w:top w:type="dxa" w:w="50"/>
-              <w:left w:type="dxa" w:w="110"/>
-              <w:bottom w:type="dxa" w:w="50"/>
-              <w:right w:type="dxa" w:w="110"/>
-            </w:tcMar>
-          </w:tcPr>
-          <w:p>
-            <w:pPr>
-              <w:spacing w:before="46" w:after="46"/>
-            </w:pPr>
-            <w:r>
-              <w:rPr>
-                <w:b/>
-                <w:bCs/>
-                <w:color w:val="8186EF"/>
-                <w:sz w:val="14"/>
-                <w:szCs w:val="14"/>
-              </w:rPr>
-              <w:t xml:space="preserve">(4)</w:t>
-            </w:r>
-          </w:p>
-        </w:tc>
-      </w:tr>
-      <w:tr>
-        <w:tc>
-          <w:tcPr>
-            <w:tcW w:type="pct" w:w="1087"/>
-            <w:tcMar>
-              <w:top w:type="dxa" w:w="50"/>
-              <w:left w:type="dxa" w:w="110"/>
-              <w:bottom w:type="dxa" w:w="50"/>
-              <w:right w:type="dxa" w:w="110"/>
-            </w:tcMar>
-          </w:tcPr>
-          <w:p>
-            <w:pPr>
-              <w:spacing w:before="28" w:after="28"/>
-            </w:pPr>
-            <w:r>
-              <w:rPr>
-                <w:sz w:val="15"/>
-                <w:szCs w:val="15"/>
-              </w:rPr>
-              <w:t xml:space="preserve">Oversee risk and control</w:t>
-            </w:r>
-          </w:p>
-        </w:tc>
-        <w:tc>
-          <w:tcPr>
-            <w:tcW w:type="pct" w:w="2200"/>
-            <w:shd w:fill="FFFFFF" w:val="clear"/>
-            <w:tcMar>
-              <w:top w:type="dxa" w:w="50"/>
-              <w:left w:type="dxa" w:w="110"/>
-              <w:bottom w:type="dxa" w:w="50"/>
-              <w:right w:type="dxa" w:w="110"/>
-            </w:tcMar>
-          </w:tcPr>
-          <w:p>
-            <w:pPr>
-              <w:spacing w:before="46" w:after="46"/>
-            </w:pPr>
-            <w:r>
-              <w:rPr>
-                <w:b/>
-                <w:bCs/>
-                <w:color w:val="8186EF"/>
-                <w:sz w:val="14"/>
-                <w:szCs w:val="14"/>
-              </w:rPr>
-              <w:t xml:space="preserve">(5)</w:t>
-            </w:r>
-          </w:p>
-        </w:tc>
-        <w:tc>
-          <w:tcPr>
-            <w:tcW w:type="pct" w:w="1713"/>
-            <w:tcMar>
-              <w:top w:type="dxa" w:w="50"/>
-              <w:left w:type="dxa" w:w="110"/>
-              <w:bottom w:type="dxa" w:w="50"/>
-              <w:right w:type="dxa" w:w="110"/>
-            </w:tcMar>
-          </w:tcPr>
-          <w:p>
-            <w:pPr>
-              <w:spacing w:before="28" w:after="28"/>
-            </w:pPr>
-            <w:r>
-              <w:rPr>
-                <w:sz w:val="15"/>
-                <w:szCs w:val="15"/>
-              </w:rPr>
-              <w:t xml:space="preserve">Receives the control testing of Chapter 5</w:t>
-            </w:r>
-          </w:p>
-        </w:tc>
-      </w:tr>
-      <w:tr>
-        <w:tc>
-          <w:tcPr>
-            <w:tcW w:type="pct" w:w="1087"/>
-            <w:shd w:fill="FBFAF6" w:val="clear"/>
-            <w:tcMar>
-              <w:top w:type="dxa" w:w="50"/>
-              <w:left w:type="dxa" w:w="110"/>
-              <w:bottom w:type="dxa" w:w="50"/>
-              <w:right w:type="dxa" w:w="110"/>
-            </w:tcMar>
-          </w:tcPr>
-          <w:p>
-            <w:pPr>
-              <w:spacing w:before="28" w:after="28"/>
-            </w:pPr>
-            <w:r>
-              <w:rPr>
-                <w:sz w:val="15"/>
-                <w:szCs w:val="15"/>
-              </w:rPr>
-              <w:t xml:space="preserve">Appoint and assess the CEO</w:t>
-            </w:r>
-          </w:p>
-        </w:tc>
-        <w:tc>
-          <w:tcPr>
-            <w:tcW w:type="pct" w:w="2200"/>
-            <w:shd w:fill="FFFFFF" w:val="clear"/>
-            <w:tcMar>
-              <w:top w:type="dxa" w:w="50"/>
-              <w:left w:type="dxa" w:w="110"/>
-              <w:bottom w:type="dxa" w:w="50"/>
-              <w:right w:type="dxa" w:w="110"/>
-            </w:tcMar>
-          </w:tcPr>
-          <w:p>
-            <w:pPr>
-              <w:spacing w:before="46" w:after="46"/>
-            </w:pPr>
-            <w:r>
-              <w:rPr>
-                <w:b/>
-                <w:bCs/>
-                <w:color w:val="8186EF"/>
-                <w:sz w:val="14"/>
-                <w:szCs w:val="14"/>
-              </w:rPr>
-              <w:t xml:space="preserve">(6)</w:t>
-            </w:r>
-          </w:p>
-        </w:tc>
-        <w:tc>
-          <w:tcPr>
-            <w:tcW w:type="pct" w:w="1713"/>
-            <w:shd w:fill="FBFAF6" w:val="clear"/>
-            <w:tcMar>
-              <w:top w:type="dxa" w:w="50"/>
-              <w:left w:type="dxa" w:w="110"/>
-              <w:bottom w:type="dxa" w:w="50"/>
-              <w:right w:type="dxa" w:w="110"/>
-            </w:tcMar>
-          </w:tcPr>
-          <w:p>
-            <w:pPr>
-              <w:spacing w:before="28" w:after="28"/>
-            </w:pPr>
-            <w:r>
-              <w:rPr>
-                <w:sz w:val="15"/>
-                <w:szCs w:val="15"/>
-              </w:rPr>
-              <w:t xml:space="preserve">Sets the incentives that shape behaviour</w:t>
-            </w:r>
-          </w:p>
-        </w:tc>
-      </w:tr>
-      <w:tr>
-        <w:tc>
-          <w:tcPr>
-            <w:tcW w:type="pct" w:w="1087"/>
-            <w:tcMar>
-              <w:top w:type="dxa" w:w="50"/>
-              <w:left w:type="dxa" w:w="110"/>
-              <w:bottom w:type="dxa" w:w="50"/>
-              <w:right w:type="dxa" w:w="110"/>
-            </w:tcMar>
-          </w:tcPr>
-          <w:p>
-            <w:pPr>
-              <w:spacing w:before="28" w:after="28"/>
-            </w:pPr>
-            <w:r>
-              <w:rPr>
-                <w:sz w:val="15"/>
-                <w:szCs w:val="15"/>
-              </w:rPr>
-              <w:t xml:space="preserve">Oversee reporting</w:t>
-            </w:r>
-          </w:p>
-        </w:tc>
-        <w:tc>
-          <w:tcPr>
-            <w:tcW w:type="pct" w:w="2200"/>
-            <w:tcMar>
-              <w:top w:type="dxa" w:w="50"/>
-              <w:left w:type="dxa" w:w="110"/>
-              <w:bottom w:type="dxa" w:w="50"/>
-              <w:right w:type="dxa" w:w="110"/>
-            </w:tcMar>
-          </w:tcPr>
-          <w:p>
-            <w:pPr>
-              <w:spacing w:before="28" w:after="28"/>
-            </w:pPr>
-            <w:r>
-              <w:rPr>
-                <w:sz w:val="15"/>
-                <w:szCs w:val="15"/>
-              </w:rPr>
-              <w:t xml:space="preserve">Through the audit committee, oversee the accounts and the auditor</w:t>
-            </w:r>
-          </w:p>
-        </w:tc>
-        <w:tc>
-          <w:tcPr>
-            <w:tcW w:type="pct" w:w="1713"/>
-            <w:shd w:fill="FFFFFF" w:val="clear"/>
-            <w:tcMar>
-              <w:top w:type="dxa" w:w="50"/>
-              <w:left w:type="dxa" w:w="110"/>
-              <w:bottom w:type="dxa" w:w="50"/>
-              <w:right w:type="dxa" w:w="110"/>
-            </w:tcMar>
-          </w:tcPr>
-          <w:p>
-            <w:pPr>
-              <w:spacing w:before="46" w:after="46"/>
-            </w:pPr>
-            <w:r>
-              <w:rPr>
-                <w:b/>
-                <w:bCs/>
-                <w:color w:val="8186EF"/>
-                <w:sz w:val="14"/>
-                <w:szCs w:val="14"/>
-              </w:rPr>
-              <w:t xml:space="preserve">(7)</w:t>
-            </w:r>
-          </w:p>
-        </w:tc>
-      </w:tr>
-      <w:tr>
-        <w:tc>
-          <w:tcPr>
-            <w:tcW w:type="pct" w:w="1087"/>
-            <w:shd w:fill="FBFAF6" w:val="clear"/>
-            <w:tcMar>
-              <w:top w:type="dxa" w:w="50"/>
-              <w:left w:type="dxa" w:w="110"/>
-              <w:bottom w:type="dxa" w:w="50"/>
-              <w:right w:type="dxa" w:w="110"/>
-            </w:tcMar>
-          </w:tcPr>
-          <w:p>
-            <w:pPr>
-              <w:spacing w:before="28" w:after="28"/>
-            </w:pPr>
-            <w:r>
-              <w:rPr>
-                <w:sz w:val="15"/>
-                <w:szCs w:val="15"/>
-              </w:rPr>
-              <w:t xml:space="preserve">Act for shareholders</w:t>
-            </w:r>
-          </w:p>
-        </w:tc>
-        <w:tc>
-          <w:tcPr>
-            <w:tcW w:type="pct" w:w="2200"/>
-            <w:shd w:fill="FFFFFF" w:val="clear"/>
-            <w:tcMar>
-              <w:top w:type="dxa" w:w="50"/>
-              <w:left w:type="dxa" w:w="110"/>
-              <w:bottom w:type="dxa" w:w="50"/>
-              <w:right w:type="dxa" w:w="110"/>
-            </w:tcMar>
-          </w:tcPr>
-          <w:p>
-            <w:pPr>
-              <w:spacing w:before="46" w:after="46"/>
-            </w:pPr>
-            <w:r>
-              <w:rPr>
-                <w:b/>
-                <w:bCs/>
-                <w:color w:val="8186EF"/>
-                <w:sz w:val="14"/>
-                <w:szCs w:val="14"/>
-              </w:rPr>
-              <w:t xml:space="preserve">(8)</w:t>
-            </w:r>
-          </w:p>
-        </w:tc>
-        <w:tc>
-          <w:tcPr>
-            <w:tcW w:type="pct" w:w="1713"/>
-            <w:shd w:fill="FBFAF6" w:val="clear"/>
-            <w:tcMar>
-              <w:top w:type="dxa" w:w="50"/>
-              <w:left w:type="dxa" w:w="110"/>
-              <w:bottom w:type="dxa" w:w="50"/>
-              <w:right w:type="dxa" w:w="110"/>
-            </w:tcMar>
-          </w:tcPr>
-          <w:p>
-            <w:pPr>
-              <w:spacing w:before="28" w:after="28"/>
-            </w:pPr>
-            <w:r>
-              <w:rPr>
-                <w:sz w:val="15"/>
-                <w:szCs w:val="15"/>
-              </w:rPr>
-              <w:t xml:space="preserve">Declines a contract with a director's own company</w:t>
-            </w:r>
-          </w:p>
-        </w:tc>
-      </w:tr>
-    </w:tbl>
-    <w:p/>
-    <w:tbl>
-      <w:tblPr>
-        <w:tblW w:type="pct" w:w="100%"/>
-        <w:tblLayout w:type="fixed"/>
-        <w:tblBorders>
-          <w:top w:val="single" w:color="FBFAF6" w:sz="4"/>
-          <w:left w:val="single" w:color="FBFAF6" w:sz="4"/>
-          <w:bottom w:val="single" w:color="FBFAF6" w:sz="4"/>
-          <w:right w:val="single" w:color="FBFAF6" w:sz="4"/>
-          <w:insideH w:val="single" w:color="FBFAF6" w:sz="4"/>
-          <w:insideV w:val="single" w:color="FBFAF6" w:sz="4"/>
-        </w:tblBorders>
-      </w:tblPr>
-      <w:tblGrid>
-        <w:gridCol w:w="9600"/>
-      </w:tblGrid>
-      <w:tr>
-        <w:tc>
-          <w:tcPr>
-            <w:tcW w:type="pct" w:w="5000"/>
-            <w:shd w:fill="FBFAF6" w:val="clear"/>
-            <w:tcMar>
-              <w:top w:type="dxa" w:w="40"/>
-              <w:left w:type="dxa" w:w="100"/>
-              <w:bottom w:type="dxa" w:w="40"/>
-              <w:right w:type="dxa" w:w="100"/>
-            </w:tcMar>
-          </w:tcPr>
-          <w:p>
-            <w:pPr>
-              <w:spacing w:before="18" w:after="6"/>
-            </w:pPr>
-            <w:r>
-              <w:rPr>
-                <w:b/>
-                <w:bCs/>
-                <w:color w:val="6B7280"/>
-                <w:sz w:val="14"/>
-                <w:szCs w:val="14"/>
-              </w:rPr>
-              <w:t xml:space="preserve">word list</w:t>
-            </w:r>
-          </w:p>
-          <w:p>
-            <w:pPr>
-              <w:spacing w:before="0" w:after="18"/>
-            </w:pPr>
-            <w:r>
-              <w:rPr>
-                <w:b/>
-                <w:bCs/>
-                <w:color w:val="353A7C"/>
-                <w:sz w:val="16"/>
-                <w:szCs w:val="16"/>
-              </w:rPr>
-              <w:t xml:space="preserve">Challenge and approve the plan, not write it   ·   Satisfy itself that controls exist and work   ·   Approves the code of conduct and acts on breaches   ·   Duties of care and loyalty; no self-dealing   ·   Approved the Gulf expansion of Book 3   ·   Hire, pay, evaluate and if necessary replace   ·   Approves the annual report</w:t>
-            </w:r>
-          </w:p>
-        </w:tc>
-      </w:tr>
-    </w:tbl>
-    <w:p/>
     <w:p>
       <w:pPr>
         <w:spacing w:before="44" w:after="14"/>
@@ -2406,7 +1755,7 @@
           <w:sz w:val="16"/>
           <w:szCs w:val="16"/>
         </w:rPr>
-        <w:t xml:space="preserve">      gaps 9–13</w:t>
+        <w:t xml:space="preserve">      gaps 3–7</w:t>
       </w:r>
     </w:p>
     <w:p>
@@ -2429,7 +1778,7 @@
           <w:sz w:val="15"/>
           <w:szCs w:val="15"/>
         </w:rPr>
-        <w:t xml:space="preserve"> (9) </w:t>
+        <w:t xml:space="preserve"> (3) </w:t>
       </w:r>
       <w:r>
         <w:rPr>
@@ -2461,7 +1810,7 @@
           <w:sz w:val="15"/>
           <w:szCs w:val="15"/>
         </w:rPr>
-        <w:t xml:space="preserve"> (10) </w:t>
+        <w:t xml:space="preserve"> (4) </w:t>
       </w:r>
       <w:r>
         <w:rPr>
@@ -2500,7 +1849,7 @@
           <w:sz w:val="15"/>
           <w:szCs w:val="15"/>
         </w:rPr>
-        <w:t xml:space="preserve"> (11) </w:t>
+        <w:t xml:space="preserve"> (5) </w:t>
       </w:r>
       <w:r>
         <w:rPr>
@@ -2532,7 +1881,7 @@
           <w:sz w:val="15"/>
           <w:szCs w:val="15"/>
         </w:rPr>
-        <w:t xml:space="preserve"> (12) </w:t>
+        <w:t xml:space="preserve"> (6) </w:t>
       </w:r>
       <w:r>
         <w:rPr>
@@ -2571,7 +1920,7 @@
           <w:sz w:val="15"/>
           <w:szCs w:val="15"/>
         </w:rPr>
-        <w:t xml:space="preserve"> (13) </w:t>
+        <w:t xml:space="preserve"> (7) </w:t>
       </w:r>
       <w:r>
         <w:rPr>
@@ -2658,7 +2007,7 @@
                 <w:sz w:val="16"/>
                 <w:szCs w:val="16"/>
               </w:rPr>
-              <w:t xml:space="preserve">project   ·   strategy   ·   satisfies   ·   management   ·   challenges   ·   distinction</w:t>
+              <w:t xml:space="preserve">distinction   ·   strategy   ·   management   ·   challenges   ·   satisfies   ·   decides</w:t>
             </w:r>
           </w:p>
         </w:tc>
@@ -2732,7 +2081,7 @@
           <w:sz w:val="16"/>
           <w:szCs w:val="16"/>
         </w:rPr>
-        <w:t xml:space="preserve">      gaps 14–16</w:t>
+        <w:t xml:space="preserve">      gaps 8–10</w:t>
       </w:r>
     </w:p>
     <w:p>
@@ -2755,7 +2104,7 @@
           <w:sz w:val="15"/>
           <w:szCs w:val="15"/>
         </w:rPr>
-        <w:t xml:space="preserve"> (14) </w:t>
+        <w:t xml:space="preserve"> (8) </w:t>
       </w:r>
       <w:r>
         <w:rPr>
@@ -2794,7 +2143,7 @@
           <w:sz w:val="15"/>
           <w:szCs w:val="15"/>
         </w:rPr>
-        <w:t xml:space="preserve"> (15) </w:t>
+        <w:t xml:space="preserve"> (9) </w:t>
       </w:r>
       <w:r>
         <w:rPr>
@@ -2833,7 +2182,7 @@
           <w:sz w:val="15"/>
           <w:szCs w:val="15"/>
         </w:rPr>
-        <w:t xml:space="preserve"> (16) </w:t>
+        <w:t xml:space="preserve"> (10) </w:t>
       </w:r>
       <w:r>
         <w:rPr>
@@ -2913,7 +2262,7 @@
                 <w:sz w:val="16"/>
                 <w:szCs w:val="16"/>
               </w:rPr>
-              <w:t xml:space="preserve">negotiating   ·   decides   ·   approving   ·   contract</w:t>
+              <w:t xml:space="preserve">decides   ·   between   ·   negotiating   ·   approving</w:t>
             </w:r>
           </w:p>
         </w:tc>
@@ -2957,7 +2306,7 @@
           <w:sz w:val="15"/>
           <w:szCs w:val="15"/>
         </w:rPr>
-        <w:t xml:space="preserve">Each term sits against what it means.</w:t>
+        <w:t xml:space="preserve">Each term sits against what it means, and an instance of it.</w:t>
       </w:r>
     </w:p>
     <w:p>
@@ -2968,7 +2317,7 @@
       <w:r>
         <w:drawing>
           <wp:inline distT="0" distB="0" distL="0" distR="0">
-            <wp:extent cx="5734050" cy="3387625"/>
+            <wp:extent cx="5734050" cy="4028925"/>
             <wp:effectExtent t="0" r="0" b="0" l="0"/>
             <wp:docPr id="1" name="" descr="" title=""/>
             <wp:cNvGraphicFramePr>
@@ -2993,7 +2342,7 @@
                   <pic:spPr bwMode="auto">
                     <a:xfrm>
                       <a:off x="0" y="0"/>
-                      <a:ext cx="5734050" cy="3387625"/>
+                      <a:ext cx="5734050" cy="4028925"/>
                     </a:xfrm>
                     <a:prstGeom prst="rect">
                       <a:avLst/>
@@ -3396,14 +2745,14 @@
                 <w:sz w:val="16"/>
                 <w:szCs w:val="16"/>
               </w:rPr>
-              <w:t xml:space="preserve">11  </w:t>
-            </w:r>
-            <w:r>
-              <w:rPr>
-                <w:sz w:val="16"/>
-                <w:szCs w:val="16"/>
-              </w:rPr>
-              <w:t xml:space="preserve">challenges</w:t>
+              <w:t xml:space="preserve">8  </w:t>
+            </w:r>
+            <w:r>
+              <w:rPr>
+                <w:sz w:val="16"/>
+                <w:szCs w:val="16"/>
+              </w:rPr>
+              <w:t xml:space="preserve">approving</w:t>
             </w:r>
           </w:p>
         </w:tc>
@@ -3464,14 +2813,14 @@
                 <w:sz w:val="16"/>
                 <w:szCs w:val="16"/>
               </w:rPr>
-              <w:t xml:space="preserve">12  </w:t>
-            </w:r>
-            <w:r>
-              <w:rPr>
-                <w:sz w:val="16"/>
-                <w:szCs w:val="16"/>
-              </w:rPr>
-              <w:t xml:space="preserve">strategy</w:t>
+              <w:t xml:space="preserve">9  </w:t>
+            </w:r>
+            <w:r>
+              <w:rPr>
+                <w:sz w:val="16"/>
+                <w:szCs w:val="16"/>
+              </w:rPr>
+              <w:t xml:space="preserve">negotiating</w:t>
             </w:r>
           </w:p>
         </w:tc>
@@ -3506,7 +2855,7 @@
                 <w:sz w:val="16"/>
                 <w:szCs w:val="16"/>
               </w:rPr>
-              <w:t xml:space="preserve">Approves the code of conduct and acts on breaches</w:t>
+              <w:t xml:space="preserve">distinction</w:t>
             </w:r>
           </w:p>
         </w:tc>
@@ -3532,14 +2881,14 @@
                 <w:sz w:val="16"/>
                 <w:szCs w:val="16"/>
               </w:rPr>
-              <w:t xml:space="preserve">13  </w:t>
-            </w:r>
-            <w:r>
-              <w:rPr>
-                <w:sz w:val="16"/>
-                <w:szCs w:val="16"/>
-              </w:rPr>
-              <w:t xml:space="preserve">satisfies</w:t>
+              <w:t xml:space="preserve">10  </w:t>
+            </w:r>
+            <w:r>
+              <w:rPr>
+                <w:sz w:val="16"/>
+                <w:szCs w:val="16"/>
+              </w:rPr>
+              <w:t xml:space="preserve">decides</w:t>
             </w:r>
           </w:p>
         </w:tc>
@@ -3574,7 +2923,7 @@
                 <w:sz w:val="16"/>
                 <w:szCs w:val="16"/>
               </w:rPr>
-              <w:t xml:space="preserve">Approved the Gulf expansion of Book 3</w:t>
+              <w:t xml:space="preserve">management</w:t>
             </w:r>
           </w:p>
         </w:tc>
@@ -3600,14 +2949,14 @@
                 <w:sz w:val="16"/>
                 <w:szCs w:val="16"/>
               </w:rPr>
-              <w:t xml:space="preserve">14  </w:t>
-            </w:r>
-            <w:r>
-              <w:rPr>
-                <w:sz w:val="16"/>
-                <w:szCs w:val="16"/>
-              </w:rPr>
-              <w:t xml:space="preserve">approving</w:t>
+              <w:t xml:space="preserve">11  </w:t>
+            </w:r>
+            <w:r>
+              <w:rPr>
+                <w:sz w:val="16"/>
+                <w:szCs w:val="16"/>
+              </w:rPr>
+              <w:t xml:space="preserve">Set the tone</w:t>
             </w:r>
           </w:p>
         </w:tc>
@@ -3642,7 +2991,7 @@
                 <w:sz w:val="16"/>
                 <w:szCs w:val="16"/>
               </w:rPr>
-              <w:t xml:space="preserve">Satisfy itself that controls exist and work</w:t>
+              <w:t xml:space="preserve">challenges</w:t>
             </w:r>
           </w:p>
         </w:tc>
@@ -3668,14 +3017,14 @@
                 <w:sz w:val="16"/>
                 <w:szCs w:val="16"/>
               </w:rPr>
-              <w:t xml:space="preserve">15  </w:t>
-            </w:r>
-            <w:r>
-              <w:rPr>
-                <w:sz w:val="16"/>
-                <w:szCs w:val="16"/>
-              </w:rPr>
-              <w:t xml:space="preserve">negotiating</w:t>
+              <w:t xml:space="preserve">12  </w:t>
+            </w:r>
+            <w:r>
+              <w:rPr>
+                <w:sz w:val="16"/>
+                <w:szCs w:val="16"/>
+              </w:rPr>
+              <w:t xml:space="preserve">Oversee strategy</w:t>
             </w:r>
           </w:p>
         </w:tc>
@@ -3710,7 +3059,7 @@
                 <w:sz w:val="16"/>
                 <w:szCs w:val="16"/>
               </w:rPr>
-              <w:t xml:space="preserve">Hire, pay, evaluate and if necessary replace</w:t>
+              <w:t xml:space="preserve">strategy</w:t>
             </w:r>
           </w:p>
         </w:tc>
@@ -3736,14 +3085,14 @@
                 <w:sz w:val="16"/>
                 <w:szCs w:val="16"/>
               </w:rPr>
-              <w:t xml:space="preserve">16  </w:t>
-            </w:r>
-            <w:r>
-              <w:rPr>
-                <w:sz w:val="16"/>
-                <w:szCs w:val="16"/>
-              </w:rPr>
-              <w:t xml:space="preserve">decides</w:t>
+              <w:t xml:space="preserve">13  </w:t>
+            </w:r>
+            <w:r>
+              <w:rPr>
+                <w:sz w:val="16"/>
+                <w:szCs w:val="16"/>
+              </w:rPr>
+              <w:t xml:space="preserve">Act for shareholders</w:t>
             </w:r>
           </w:p>
         </w:tc>
@@ -3778,211 +3127,7 @@
                 <w:sz w:val="16"/>
                 <w:szCs w:val="16"/>
               </w:rPr>
-              <w:t xml:space="preserve">Approves the annual report</w:t>
-            </w:r>
-          </w:p>
-        </w:tc>
-        <w:tc>
-          <w:tcPr>
-            <w:tcW w:type="pct" w:w="2500"/>
-            <w:tcMar>
-              <w:top w:type="dxa" w:w="20"/>
-              <w:left w:type="dxa" w:w="80"/>
-              <w:bottom w:type="dxa" w:w="20"/>
-              <w:right w:type="dxa" w:w="80"/>
-            </w:tcMar>
-          </w:tcPr>
-          <w:p>
-            <w:pPr>
-              <w:spacing w:before="12" w:after="12"/>
-            </w:pPr>
-            <w:r>
-              <w:rPr>
-                <w:b/>
-                <w:bCs/>
-                <w:color w:val="8186EF"/>
-                <w:sz w:val="16"/>
-                <w:szCs w:val="16"/>
-              </w:rPr>
-              <w:t xml:space="preserve">17  </w:t>
-            </w:r>
-            <w:r>
-              <w:rPr>
-                <w:sz w:val="16"/>
-                <w:szCs w:val="16"/>
-              </w:rPr>
-              <w:t xml:space="preserve">Set the tone</w:t>
-            </w:r>
-          </w:p>
-        </w:tc>
-      </w:tr>
-      <w:tr>
-        <w:tc>
-          <w:tcPr>
-            <w:tcW w:type="pct" w:w="2500"/>
-            <w:tcMar>
-              <w:top w:type="dxa" w:w="20"/>
-              <w:left w:type="dxa" w:w="80"/>
-              <w:bottom w:type="dxa" w:w="20"/>
-              <w:right w:type="dxa" w:w="80"/>
-            </w:tcMar>
-          </w:tcPr>
-          <w:p>
-            <w:pPr>
-              <w:spacing w:before="12" w:after="12"/>
-            </w:pPr>
-            <w:r>
-              <w:rPr>
-                <w:b/>
-                <w:bCs/>
-                <w:color w:val="8186EF"/>
-                <w:sz w:val="16"/>
-                <w:szCs w:val="16"/>
-              </w:rPr>
-              <w:t xml:space="preserve">8  </w:t>
-            </w:r>
-            <w:r>
-              <w:rPr>
-                <w:sz w:val="16"/>
-                <w:szCs w:val="16"/>
-              </w:rPr>
-              <w:t xml:space="preserve">Duties of care and loyalty; no self-dealing</w:t>
-            </w:r>
-          </w:p>
-        </w:tc>
-        <w:tc>
-          <w:tcPr>
-            <w:tcW w:type="pct" w:w="2500"/>
-            <w:tcMar>
-              <w:top w:type="dxa" w:w="20"/>
-              <w:left w:type="dxa" w:w="80"/>
-              <w:bottom w:type="dxa" w:w="20"/>
-              <w:right w:type="dxa" w:w="80"/>
-            </w:tcMar>
-          </w:tcPr>
-          <w:p>
-            <w:pPr>
-              <w:spacing w:before="12" w:after="12"/>
-            </w:pPr>
-            <w:r>
-              <w:rPr>
-                <w:b/>
-                <w:bCs/>
-                <w:color w:val="8186EF"/>
-                <w:sz w:val="16"/>
-                <w:szCs w:val="16"/>
-              </w:rPr>
-              <w:t xml:space="preserve">18  </w:t>
-            </w:r>
-            <w:r>
-              <w:rPr>
-                <w:sz w:val="16"/>
-                <w:szCs w:val="16"/>
-              </w:rPr>
-              <w:t xml:space="preserve">Oversee strategy</w:t>
-            </w:r>
-          </w:p>
-        </w:tc>
-      </w:tr>
-      <w:tr>
-        <w:tc>
-          <w:tcPr>
-            <w:tcW w:type="pct" w:w="2500"/>
-            <w:tcMar>
-              <w:top w:type="dxa" w:w="20"/>
-              <w:left w:type="dxa" w:w="80"/>
-              <w:bottom w:type="dxa" w:w="20"/>
-              <w:right w:type="dxa" w:w="80"/>
-            </w:tcMar>
-          </w:tcPr>
-          <w:p>
-            <w:pPr>
-              <w:spacing w:before="12" w:after="12"/>
-            </w:pPr>
-            <w:r>
-              <w:rPr>
-                <w:b/>
-                <w:bCs/>
-                <w:color w:val="8186EF"/>
-                <w:sz w:val="16"/>
-                <w:szCs w:val="16"/>
-              </w:rPr>
-              <w:t xml:space="preserve">9  </w:t>
-            </w:r>
-            <w:r>
-              <w:rPr>
-                <w:sz w:val="16"/>
-                <w:szCs w:val="16"/>
-              </w:rPr>
-              <w:t xml:space="preserve">distinction</w:t>
-            </w:r>
-          </w:p>
-        </w:tc>
-        <w:tc>
-          <w:tcPr>
-            <w:tcW w:type="pct" w:w="2500"/>
-            <w:tcMar>
-              <w:top w:type="dxa" w:w="20"/>
-              <w:left w:type="dxa" w:w="80"/>
-              <w:bottom w:type="dxa" w:w="20"/>
-              <w:right w:type="dxa" w:w="80"/>
-            </w:tcMar>
-          </w:tcPr>
-          <w:p>
-            <w:pPr>
-              <w:spacing w:before="12" w:after="12"/>
-            </w:pPr>
-            <w:r>
-              <w:rPr>
-                <w:b/>
-                <w:bCs/>
-                <w:color w:val="8186EF"/>
-                <w:sz w:val="16"/>
-                <w:szCs w:val="16"/>
-              </w:rPr>
-              <w:t xml:space="preserve">19  </w:t>
-            </w:r>
-            <w:r>
-              <w:rPr>
-                <w:sz w:val="16"/>
-                <w:szCs w:val="16"/>
-              </w:rPr>
-              <w:t xml:space="preserve">Act for shareholders</w:t>
-            </w:r>
-          </w:p>
-        </w:tc>
-      </w:tr>
-      <w:tr>
-        <w:tc>
-          <w:tcPr>
-            <w:tcW w:type="pct" w:w="2500"/>
-            <w:tcMar>
-              <w:top w:type="dxa" w:w="20"/>
-              <w:left w:type="dxa" w:w="80"/>
-              <w:bottom w:type="dxa" w:w="20"/>
-              <w:right w:type="dxa" w:w="80"/>
-            </w:tcMar>
-          </w:tcPr>
-          <w:p>
-            <w:pPr>
-              <w:spacing w:before="12" w:after="12"/>
-            </w:pPr>
-            <w:r>
-              <w:rPr>
-                <w:b/>
-                <w:bCs/>
-                <w:color w:val="8186EF"/>
-                <w:sz w:val="16"/>
-                <w:szCs w:val="16"/>
-              </w:rPr>
-              <w:t xml:space="preserve">10  </w:t>
-            </w:r>
-            <w:r>
-              <w:rPr>
-                <w:sz w:val="16"/>
-                <w:szCs w:val="16"/>
-              </w:rPr>
-              <w:t xml:space="preserve">management</w:t>
+              <w:t xml:space="preserve">satisfies</w:t>
             </w:r>
           </w:p>
         </w:tc>
@@ -4578,7 +3723,7 @@
           <w:sz w:val="19"/>
           <w:szCs w:val="19"/>
         </w:rPr>
-        <w:t xml:space="preserve">Management rewrites a procedure, the board approves a policy, and the </w:t>
+        <w:t xml:space="preserve"/>
       </w:r>
       <w:r>
         <w:rPr>
@@ -4596,7 +3741,7 @@
           <w:sz w:val="19"/>
           <w:szCs w:val="19"/>
         </w:rPr>
-        <w:t xml:space="preserve">              </w:t>
+        <w:t xml:space="preserve">            </w:t>
       </w:r>
       <w:r>
         <w:rPr>
@@ -4610,7 +3755,7 @@
           <w:sz w:val="19"/>
           <w:szCs w:val="19"/>
         </w:rPr>
-        <w:t xml:space="preserve"> must vote to change the articles. </w:t>
+        <w:t xml:space="preserve"> rewrites a procedure, the board approves a policy, and the shareholders must vote to change the articles. </w:t>
       </w:r>
     </w:p>
     <w:tbl>
@@ -4668,7 +3813,7 @@
                 <w:sz w:val="16"/>
                 <w:szCs w:val="16"/>
               </w:rPr>
-              <w:t xml:space="preserve">authorized   ·   appointed   ·   difficulty   ·   governed   ·   shareholders   ·   incorporation   ·   Policies   ·   documents   ·   bylaws   ·   contradict   ·   procedures   ·   financial</w:t>
+              <w:t xml:space="preserve">authorized   ·   appointed   ·   difficulty   ·   governed   ·   Management   ·   incorporation   ·   Policies   ·   documents   ·   bylaws   ·   contradict   ·   procedures   ·   financial</w:t>
             </w:r>
           </w:p>
         </w:tc>
@@ -4689,9 +3834,9 @@
         </w:tblBorders>
       </w:tblPr>
       <w:tblGrid>
-        <w:gridCol w:w="1893"/>
+        <w:gridCol w:w="1455"/>
         <w:gridCol w:w="4224"/>
-        <w:gridCol w:w="3483"/>
+        <w:gridCol w:w="3921"/>
       </w:tblGrid>
       <w:tr>
         <w:tc>
@@ -4726,7 +3871,7 @@
       <w:tr>
         <w:tc>
           <w:tcPr>
-            <w:tcW w:type="pct" w:w="986"/>
+            <w:tcW w:type="pct" w:w="758"/>
             <w:shd w:fill="353A7C" w:val="clear"/>
             <w:tcMar>
               <w:top w:type="dxa" w:w="50"/>
@@ -4780,7 +3925,7 @@
         </w:tc>
         <w:tc>
           <w:tcPr>
-            <w:tcW w:type="pct" w:w="1814"/>
+            <w:tcW w:type="pct" w:w="2042"/>
             <w:shd w:fill="353A7C" w:val="clear"/>
             <w:tcMar>
               <w:top w:type="dxa" w:w="50"/>
@@ -4809,7 +3954,7 @@
       <w:tr>
         <w:tc>
           <w:tcPr>
-            <w:tcW w:type="pct" w:w="986"/>
+            <w:tcW w:type="pct" w:w="758"/>
             <w:tcMar>
               <w:top w:type="dxa" w:w="50"/>
               <w:left w:type="dxa" w:w="110"/>
@@ -4849,14 +3994,45 @@
                 <w:sz w:val="15"/>
                 <w:szCs w:val="15"/>
               </w:rPr>
-              <w:t xml:space="preserve">Elect and remove directors; vote on the articles, mergers and pay; inspect books; receive declared dividends</w:t>
-            </w:r>
-          </w:p>
-        </w:tc>
-        <w:tc>
-          <w:tcPr>
-            <w:tcW w:type="pct" w:w="1814"/>
-            <w:shd w:fill="FFFFFF" w:val="clear"/>
+              <w:t xml:space="preserve">Elect and remove </w:t>
+            </w:r>
+            <w:r>
+              <w:rPr>
+                <w:b/>
+                <w:bCs/>
+                <w:color w:val="8186EF"/>
+                <w:sz w:val="14"/>
+                <w:szCs w:val="14"/>
+              </w:rPr>
+              <w:t xml:space="preserve"> (12) </w:t>
+            </w:r>
+            <w:r>
+              <w:rPr>
+                <w:u w:val="single"/>
+                <w:sz w:val="15"/>
+                <w:szCs w:val="15"/>
+              </w:rPr>
+              <w:t xml:space="preserve">              </w:t>
+            </w:r>
+            <w:r>
+              <w:rPr>
+                <w:sz w:val="15"/>
+                <w:szCs w:val="15"/>
+              </w:rPr>
+              <w:t xml:space="preserve"> </w:t>
+            </w:r>
+            <w:r>
+              <w:rPr>
+                <w:sz w:val="15"/>
+                <w:szCs w:val="15"/>
+              </w:rPr>
+              <w:t xml:space="preserve">; vote on the articles, mergers and pay; inspect books; receive declared dividends</w:t>
+            </w:r>
+          </w:p>
+        </w:tc>
+        <w:tc>
+          <w:tcPr>
+            <w:tcW w:type="pct" w:w="2042"/>
             <w:tcMar>
               <w:top w:type="dxa" w:w="50"/>
               <w:left w:type="dxa" w:w="110"/>
@@ -4866,17 +4042,14 @@
           </w:tcPr>
           <w:p>
             <w:pPr>
-              <w:spacing w:before="46" w:after="46"/>
-            </w:pPr>
-            <w:r>
-              <w:rPr>
-                <w:b/>
-                <w:bCs/>
-                <w:color w:val="8186EF"/>
-                <w:sz w:val="14"/>
-                <w:szCs w:val="14"/>
-              </w:rPr>
-              <w:t xml:space="preserve">(12)</w:t>
+              <w:spacing w:before="28" w:after="28"/>
+            </w:pPr>
+            <w:r>
+              <w:rPr>
+                <w:sz w:val="15"/>
+                <w:szCs w:val="15"/>
+              </w:rPr>
+              <w:t xml:space="preserve">Vote; they do not manage</w:t>
             </w:r>
           </w:p>
         </w:tc>
@@ -4884,7 +4057,7 @@
       <w:tr>
         <w:tc>
           <w:tcPr>
-            <w:tcW w:type="pct" w:w="986"/>
+            <w:tcW w:type="pct" w:w="758"/>
             <w:shd w:fill="FBFAF6" w:val="clear"/>
             <w:tcMar>
               <w:top w:type="dxa" w:w="50"/>
@@ -4926,14 +4099,46 @@
                 <w:sz w:val="15"/>
                 <w:szCs w:val="15"/>
               </w:rPr>
-              <w:t xml:space="preserve">Oversight of strategy, risk, control and reporting; duties of care and loyalty</w:t>
-            </w:r>
-          </w:p>
-        </w:tc>
-        <w:tc>
-          <w:tcPr>
-            <w:tcW w:type="pct" w:w="1814"/>
-            <w:shd w:fill="FFFFFF" w:val="clear"/>
+              <w:t xml:space="preserve"/>
+            </w:r>
+            <w:r>
+              <w:rPr>
+                <w:b/>
+                <w:bCs/>
+                <w:color w:val="8186EF"/>
+                <w:sz w:val="14"/>
+                <w:szCs w:val="14"/>
+              </w:rPr>
+              <w:t xml:space="preserve"> (13) </w:t>
+            </w:r>
+            <w:r>
+              <w:rPr>
+                <w:u w:val="single"/>
+                <w:sz w:val="15"/>
+                <w:szCs w:val="15"/>
+              </w:rPr>
+              <w:t xml:space="preserve">              </w:t>
+            </w:r>
+            <w:r>
+              <w:rPr>
+                <w:sz w:val="15"/>
+                <w:szCs w:val="15"/>
+              </w:rPr>
+              <w:t xml:space="preserve"> </w:t>
+            </w:r>
+            <w:r>
+              <w:rPr>
+                <w:sz w:val="15"/>
+                <w:szCs w:val="15"/>
+              </w:rPr>
+              <w:t xml:space="preserve"> of strategy, risk, control and reporting; duties of care and loyalty</w:t>
+            </w:r>
+          </w:p>
+        </w:tc>
+        <w:tc>
+          <w:tcPr>
+            <w:tcW w:type="pct" w:w="2042"/>
+            <w:shd w:fill="FBFAF6" w:val="clear"/>
             <w:tcMar>
               <w:top w:type="dxa" w:w="50"/>
               <w:left w:type="dxa" w:w="110"/>
@@ -4943,17 +4148,14 @@
           </w:tcPr>
           <w:p>
             <w:pPr>
-              <w:spacing w:before="46" w:after="46"/>
-            </w:pPr>
-            <w:r>
-              <w:rPr>
-                <w:b/>
-                <w:bCs/>
-                <w:color w:val="8186EF"/>
-                <w:sz w:val="14"/>
-                <w:szCs w:val="14"/>
-              </w:rPr>
-              <w:t xml:space="preserve">(13)</w:t>
+              <w:spacing w:before="28" w:after="28"/>
+            </w:pPr>
+            <w:r>
+              <w:rPr>
+                <w:sz w:val="15"/>
+                <w:szCs w:val="15"/>
+              </w:rPr>
+              <w:t xml:space="preserve">Direct and monitor; they do not run operations</w:t>
             </w:r>
           </w:p>
         </w:tc>
@@ -4961,7 +4163,7 @@
       <w:tr>
         <w:tc>
           <w:tcPr>
-            <w:tcW w:type="pct" w:w="986"/>
+            <w:tcW w:type="pct" w:w="758"/>
             <w:tcMar>
               <w:top w:type="dxa" w:w="50"/>
               <w:left w:type="dxa" w:w="110"/>
@@ -5001,45 +4203,14 @@
                 <w:sz w:val="15"/>
                 <w:szCs w:val="15"/>
               </w:rPr>
-              <w:t xml:space="preserve">Appoint, pay and oversee the external auditor; handle complaints; every member </w:t>
-            </w:r>
-            <w:r>
-              <w:rPr>
-                <w:b/>
-                <w:bCs/>
-                <w:color w:val="8186EF"/>
-                <w:sz w:val="14"/>
-                <w:szCs w:val="14"/>
-              </w:rPr>
-              <w:t xml:space="preserve"> (14) </w:t>
-            </w:r>
-            <w:r>
-              <w:rPr>
-                <w:u w:val="single"/>
-                <w:sz w:val="15"/>
-                <w:szCs w:val="15"/>
-              </w:rPr>
-              <w:t xml:space="preserve">              </w:t>
-            </w:r>
-            <w:r>
-              <w:rPr>
-                <w:sz w:val="15"/>
-                <w:szCs w:val="15"/>
-              </w:rPr>
-              <w:t xml:space="preserve"> </w:t>
-            </w:r>
-            <w:r>
-              <w:rPr>
-                <w:sz w:val="15"/>
-                <w:szCs w:val="15"/>
-              </w:rPr>
-              <w:t xml:space="preserve"/>
-            </w:r>
-          </w:p>
-        </w:tc>
-        <w:tc>
-          <w:tcPr>
-            <w:tcW w:type="pct" w:w="1814"/>
+              <w:t xml:space="preserve">Appoint, pay and oversee the external auditor; handle complaints; every member independent</w:t>
+            </w:r>
+          </w:p>
+        </w:tc>
+        <w:tc>
+          <w:tcPr>
+            <w:tcW w:type="pct" w:w="2042"/>
+            <w:shd w:fill="FFFFFF" w:val="clear"/>
             <w:tcMar>
               <w:top w:type="dxa" w:w="50"/>
               <w:left w:type="dxa" w:w="110"/>
@@ -5049,14 +4220,17 @@
           </w:tcPr>
           <w:p>
             <w:pPr>
-              <w:spacing w:before="28" w:after="28"/>
-            </w:pPr>
-            <w:r>
-              <w:rPr>
-                <w:sz w:val="15"/>
-                <w:szCs w:val="15"/>
-              </w:rPr>
-              <w:t xml:space="preserve">Oversee reporting and the auditor</w:t>
+              <w:spacing w:before="46" w:after="46"/>
+            </w:pPr>
+            <w:r>
+              <w:rPr>
+                <w:b/>
+                <w:bCs/>
+                <w:color w:val="8186EF"/>
+                <w:sz w:val="14"/>
+                <w:szCs w:val="14"/>
+              </w:rPr>
+              <w:t xml:space="preserve">(14)</w:t>
             </w:r>
           </w:p>
         </w:tc>
@@ -5064,7 +4238,7 @@
       <w:tr>
         <w:tc>
           <w:tcPr>
-            <w:tcW w:type="pct" w:w="986"/>
+            <w:tcW w:type="pct" w:w="758"/>
             <w:shd w:fill="FBFAF6" w:val="clear"/>
             <w:tcMar>
               <w:top w:type="dxa" w:w="50"/>
@@ -5112,7 +4286,7 @@
         </w:tc>
         <w:tc>
           <w:tcPr>
-            <w:tcW w:type="pct" w:w="1814"/>
+            <w:tcW w:type="pct" w:w="2042"/>
             <w:shd w:fill="FFFFFF" w:val="clear"/>
             <w:tcMar>
               <w:top w:type="dxa" w:w="50"/>
@@ -5141,7 +4315,7 @@
       <w:tr>
         <w:tc>
           <w:tcPr>
-            <w:tcW w:type="pct" w:w="986"/>
+            <w:tcW w:type="pct" w:w="758"/>
             <w:tcMar>
               <w:top w:type="dxa" w:w="50"/>
               <w:left w:type="dxa" w:w="110"/>
@@ -5219,7 +4393,7 @@
         </w:tc>
         <w:tc>
           <w:tcPr>
-            <w:tcW w:type="pct" w:w="1814"/>
+            <w:tcW w:type="pct" w:w="2042"/>
             <w:tcMar>
               <w:top w:type="dxa" w:w="50"/>
               <w:left w:type="dxa" w:w="110"/>
@@ -5298,7 +4472,7 @@
                 <w:sz w:val="16"/>
                 <w:szCs w:val="16"/>
               </w:rPr>
-              <w:t xml:space="preserve">Manage the company   ·   SEC Rule 10D-1; policies due 1 Dec 2023   ·   certifications   ·   Vote; they do not manage   ·   independent   ·   Direct and monitor; they do not run operations</w:t>
+              <w:t xml:space="preserve">Manage the company   ·   mandatory leave   ·   certifications   ·   directors   ·   Oversee reporting and the auditor   ·   Oversight</w:t>
             </w:r>
           </w:p>
         </w:tc>
@@ -5377,7 +4551,14 @@
           <w:sz w:val="19"/>
           <w:szCs w:val="19"/>
         </w:rPr>
-        <w:t xml:space="preserve">Every member must be </w:t>
+        <w:t xml:space="preserve">Every member must be independent. </w:t>
+      </w:r>
+      <w:r>
+        <w:rPr>
+          <w:sz w:val="19"/>
+          <w:szCs w:val="19"/>
+        </w:rPr>
+        <w:t xml:space="preserve">That means taking no </w:t>
       </w:r>
       <w:r>
         <w:rPr>
@@ -5395,7 +4576,7 @@
           <w:sz w:val="19"/>
           <w:szCs w:val="19"/>
         </w:rPr>
-        <w:t xml:space="preserve">             </w:t>
+        <w:t xml:space="preserve">            </w:t>
       </w:r>
       <w:r>
         <w:rPr>
@@ -5409,14 +4590,7 @@
           <w:sz w:val="19"/>
           <w:szCs w:val="19"/>
         </w:rPr>
-        <w:t xml:space="preserve">. </w:t>
-      </w:r>
-      <w:r>
-        <w:rPr>
-          <w:sz w:val="19"/>
-          <w:szCs w:val="19"/>
-        </w:rPr>
-        <w:t xml:space="preserve">That means taking no </w:t>
+        <w:t xml:space="preserve"> or advisory fee from the company, and not being an </w:t>
       </w:r>
       <w:r>
         <w:rPr>
@@ -5448,7 +4622,14 @@
           <w:sz w:val="19"/>
           <w:szCs w:val="19"/>
         </w:rPr>
-        <w:t xml:space="preserve"> or advisory fee from the company, and not being an </w:t>
+        <w:t xml:space="preserve"> person. </w:t>
+      </w:r>
+      <w:r>
+        <w:rPr>
+          <w:sz w:val="19"/>
+          <w:szCs w:val="19"/>
+        </w:rPr>
+        <w:t xml:space="preserve">The committee </w:t>
       </w:r>
       <w:r>
         <w:rPr>
@@ -5466,7 +4647,7 @@
           <w:sz w:val="19"/>
           <w:szCs w:val="19"/>
         </w:rPr>
-        <w:t xml:space="preserve">            </w:t>
+        <w:t xml:space="preserve">           </w:t>
       </w:r>
       <w:r>
         <w:rPr>
@@ -5480,14 +4661,7 @@
           <w:sz w:val="19"/>
           <w:szCs w:val="19"/>
         </w:rPr>
-        <w:t xml:space="preserve"> person. </w:t>
-      </w:r>
-      <w:r>
-        <w:rPr>
-          <w:sz w:val="19"/>
-          <w:szCs w:val="19"/>
-        </w:rPr>
-        <w:t xml:space="preserve">The committee appoints, pays and oversees the external auditor, and must provide a route for </w:t>
+        <w:t xml:space="preserve">, pays and oversees the external auditor, and must provide a route for complaints, </w:t>
       </w:r>
       <w:r>
         <w:rPr>
@@ -5505,7 +4679,7 @@
           <w:sz w:val="19"/>
           <w:szCs w:val="19"/>
         </w:rPr>
-        <w:t xml:space="preserve">            </w:t>
+        <w:t xml:space="preserve">           </w:t>
       </w:r>
       <w:r>
         <w:rPr>
@@ -5519,7 +4693,14 @@
           <w:sz w:val="19"/>
           <w:szCs w:val="19"/>
         </w:rPr>
-        <w:t xml:space="preserve">, including </w:t>
+        <w:t xml:space="preserve"> anonymous ones. </w:t>
+      </w:r>
+      <w:r>
+        <w:rPr>
+          <w:sz w:val="19"/>
+          <w:szCs w:val="19"/>
+        </w:rPr>
+        <w:t xml:space="preserve">Many </w:t>
       </w:r>
       <w:r>
         <w:rPr>
@@ -5551,14 +4732,14 @@
           <w:sz w:val="19"/>
           <w:szCs w:val="19"/>
         </w:rPr>
-        <w:t xml:space="preserve"> ones. </w:t>
-      </w:r>
-      <w:r>
-        <w:rPr>
-          <w:sz w:val="19"/>
-          <w:szCs w:val="19"/>
-        </w:rPr>
-        <w:t xml:space="preserve">Many </w:t>
+        <w:t xml:space="preserve"> say this. </w:t>
+      </w:r>
+      <w:r>
+        <w:rPr>
+          <w:sz w:val="19"/>
+          <w:szCs w:val="19"/>
+        </w:rPr>
+        <w:t xml:space="preserve">The </w:t>
       </w:r>
       <w:r>
         <w:rPr>
@@ -5576,7 +4757,7 @@
           <w:sz w:val="19"/>
           <w:szCs w:val="19"/>
         </w:rPr>
-        <w:t xml:space="preserve">           </w:t>
+        <w:t xml:space="preserve">             </w:t>
       </w:r>
       <w:r>
         <w:rPr>
@@ -5590,14 +4771,7 @@
           <w:sz w:val="19"/>
           <w:szCs w:val="19"/>
         </w:rPr>
-        <w:t xml:space="preserve"> say this. </w:t>
-      </w:r>
-      <w:r>
-        <w:rPr>
-          <w:sz w:val="19"/>
-          <w:szCs w:val="19"/>
-        </w:rPr>
-        <w:t xml:space="preserve">The </w:t>
+        <w:t xml:space="preserve"> is to disclose </w:t>
       </w:r>
       <w:r>
         <w:rPr>
@@ -5615,7 +4789,7 @@
           <w:sz w:val="19"/>
           <w:szCs w:val="19"/>
         </w:rPr>
-        <w:t xml:space="preserve">             </w:t>
+        <w:t xml:space="preserve">           </w:t>
       </w:r>
       <w:r>
         <w:rPr>
@@ -5629,7 +4803,14 @@
           <w:sz w:val="19"/>
           <w:szCs w:val="19"/>
         </w:rPr>
-        <w:t xml:space="preserve"> is to disclose whether at least one audit committee </w:t>
+        <w:t xml:space="preserve"> at least one audit committee financial expert serves, and if none does, to say why not. </w:t>
+      </w:r>
+      <w:r>
+        <w:rPr>
+          <w:sz w:val="19"/>
+          <w:szCs w:val="19"/>
+        </w:rPr>
+        <w:t xml:space="preserve">A company may </w:t>
       </w:r>
       <w:r>
         <w:rPr>
@@ -5661,14 +4842,7 @@
           <w:sz w:val="19"/>
           <w:szCs w:val="19"/>
         </w:rPr>
-        <w:t xml:space="preserve"> expert serves, and if none does, to say why not. </w:t>
-      </w:r>
-      <w:r>
-        <w:rPr>
-          <w:sz w:val="19"/>
-          <w:szCs w:val="19"/>
-        </w:rPr>
-        <w:t xml:space="preserve">A company may </w:t>
+        <w:t xml:space="preserve"> have none, </w:t>
       </w:r>
       <w:r>
         <w:rPr>
@@ -5700,7 +4874,14 @@
           <w:sz w:val="19"/>
           <w:szCs w:val="19"/>
         </w:rPr>
-        <w:t xml:space="preserve"> have none, </w:t>
+        <w:t xml:space="preserve"> it explains itself. </w:t>
+      </w:r>
+      <w:r>
+        <w:rPr>
+          <w:sz w:val="19"/>
+          <w:szCs w:val="19"/>
+        </w:rPr>
+        <w:t xml:space="preserve">Exchange rules </w:t>
       </w:r>
       <w:r>
         <w:rPr>
@@ -5718,7 +4899,7 @@
           <w:sz w:val="19"/>
           <w:szCs w:val="19"/>
         </w:rPr>
-        <w:t xml:space="preserve">           </w:t>
+        <w:t xml:space="preserve">            </w:t>
       </w:r>
       <w:r>
         <w:rPr>
@@ -5732,14 +4913,7 @@
           <w:sz w:val="19"/>
           <w:szCs w:val="19"/>
         </w:rPr>
-        <w:t xml:space="preserve"> it explains itself. </w:t>
-      </w:r>
-      <w:r>
-        <w:rPr>
-          <w:sz w:val="19"/>
-          <w:szCs w:val="19"/>
-        </w:rPr>
-        <w:t xml:space="preserve">Exchange rules </w:t>
+        <w:t xml:space="preserve"> require members to be </w:t>
       </w:r>
       <w:r>
         <w:rPr>
@@ -5757,7 +4931,7 @@
           <w:sz w:val="19"/>
           <w:szCs w:val="19"/>
         </w:rPr>
-        <w:t xml:space="preserve">            </w:t>
+        <w:t xml:space="preserve">             </w:t>
       </w:r>
       <w:r>
         <w:rPr>
@@ -5771,7 +4945,7 @@
           <w:sz w:val="19"/>
           <w:szCs w:val="19"/>
         </w:rPr>
-        <w:t xml:space="preserve"> require members to be financially literate, which is a lower bar. </w:t>
+        <w:t xml:space="preserve"> literate, which is a lower bar. </w:t>
       </w:r>
       <w:r>
         <w:rPr>
@@ -5836,7 +5010,7 @@
                 <w:sz w:val="16"/>
                 <w:szCs w:val="16"/>
               </w:rPr>
-              <w:t xml:space="preserve">consulting   ·   independent   ·   lawfully   ·   December   ·   separately   ·   affiliated   ·   provided   ·   requirement   ·   particular   ·   financial   ·   anonymous   ·   guides   ·   complaints</w:t>
+              <w:t xml:space="preserve">affiliated   ·   consulting   ·   provided   ·   incorporation   ·   financially   ·   appoints   ·   separately   ·   whether   ·   particular   ·   lawfully   ·   guides   ·   requirement   ·   including</w:t>
             </w:r>
           </w:p>
         </w:tc>
@@ -5891,7 +5065,7 @@
       <w:r>
         <w:drawing>
           <wp:inline distT="0" distB="0" distL="0" distR="0">
-            <wp:extent cx="5734050" cy="2127625"/>
+            <wp:extent cx="5734050" cy="3795025"/>
             <wp:effectExtent t="0" r="0" b="0" l="0"/>
             <wp:docPr id="1" name="" descr="" title=""/>
             <wp:cNvGraphicFramePr>
@@ -5916,7 +5090,7 @@
                   <pic:spPr bwMode="auto">
                     <a:xfrm>
                       <a:off x="0" y="0"/>
-                      <a:ext cx="5734050" cy="2127625"/>
+                      <a:ext cx="5734050" cy="3795025"/>
                     </a:xfrm>
                     <a:prstGeom prst="rect">
                       <a:avLst/>
@@ -6208,7 +5382,7 @@
       <w:r>
         <w:drawing>
           <wp:inline distT="0" distB="0" distL="0" distR="0">
-            <wp:extent cx="5734050" cy="3825225"/>
+            <wp:extent cx="5734050" cy="3840300"/>
             <wp:effectExtent t="0" r="0" b="0" l="0"/>
             <wp:docPr id="1" name="" descr="" title=""/>
             <wp:cNvGraphicFramePr>
@@ -6233,7 +5407,7 @@
                   <pic:spPr bwMode="auto">
                     <a:xfrm>
                       <a:off x="0" y="0"/>
-                      <a:ext cx="5734050" cy="3825225"/>
+                      <a:ext cx="5734050" cy="3840300"/>
                     </a:xfrm>
                     <a:prstGeom prst="rect">
                       <a:avLst/>
@@ -6301,7 +5475,7 @@
                 <w:sz w:val="16"/>
                 <w:szCs w:val="16"/>
               </w:rPr>
-              <w:t xml:space="preserve">articles of incorporation   ·   Audit committee financial expert   ·   Audit committee independence   ·   Cybersecurity disclosure</w:t>
+              <w:t xml:space="preserve">Audit committee financial expert   ·   Cybersecurity disclosure   ·   Clawback of incentive pay   ·   articles of incorporation</w:t>
             </w:r>
           </w:p>
         </w:tc>
@@ -6643,7 +5817,7 @@
                 <w:sz w:val="16"/>
                 <w:szCs w:val="16"/>
               </w:rPr>
-              <w:t xml:space="preserve">consulting</w:t>
+              <w:t xml:space="preserve">affiliated</w:t>
             </w:r>
           </w:p>
         </w:tc>
@@ -6711,7 +5885,7 @@
                 <w:sz w:val="16"/>
                 <w:szCs w:val="16"/>
               </w:rPr>
-              <w:t xml:space="preserve">affiliated</w:t>
+              <w:t xml:space="preserve">appoints</w:t>
             </w:r>
           </w:p>
         </w:tc>
@@ -6779,7 +5953,7 @@
                 <w:sz w:val="16"/>
                 <w:szCs w:val="16"/>
               </w:rPr>
-              <w:t xml:space="preserve">complaints</w:t>
+              <w:t xml:space="preserve">including</w:t>
             </w:r>
           </w:p>
         </w:tc>
@@ -6847,7 +6021,7 @@
                 <w:sz w:val="16"/>
                 <w:szCs w:val="16"/>
               </w:rPr>
-              <w:t xml:space="preserve">anonymous</w:t>
+              <w:t xml:space="preserve">guides</w:t>
             </w:r>
           </w:p>
         </w:tc>
@@ -6915,7 +6089,7 @@
                 <w:sz w:val="16"/>
                 <w:szCs w:val="16"/>
               </w:rPr>
-              <w:t xml:space="preserve">guides</w:t>
+              <w:t xml:space="preserve">requirement</w:t>
             </w:r>
           </w:p>
         </w:tc>
@@ -6983,7 +6157,7 @@
                 <w:sz w:val="16"/>
                 <w:szCs w:val="16"/>
               </w:rPr>
-              <w:t xml:space="preserve">requirement</w:t>
+              <w:t xml:space="preserve">whether</w:t>
             </w:r>
           </w:p>
         </w:tc>
@@ -7051,7 +6225,7 @@
                 <w:sz w:val="16"/>
                 <w:szCs w:val="16"/>
               </w:rPr>
-              <w:t xml:space="preserve">financial</w:t>
+              <w:t xml:space="preserve">lawfully</w:t>
             </w:r>
           </w:p>
         </w:tc>
@@ -7119,7 +6293,7 @@
                 <w:sz w:val="16"/>
                 <w:szCs w:val="16"/>
               </w:rPr>
-              <w:t xml:space="preserve">lawfully</w:t>
+              <w:t xml:space="preserve">provided</w:t>
             </w:r>
           </w:p>
         </w:tc>
@@ -7187,7 +6361,7 @@
                 <w:sz w:val="16"/>
                 <w:szCs w:val="16"/>
               </w:rPr>
-              <w:t xml:space="preserve">provided</w:t>
+              <w:t xml:space="preserve">separately</w:t>
             </w:r>
           </w:p>
         </w:tc>
@@ -7255,7 +6429,7 @@
                 <w:sz w:val="16"/>
                 <w:szCs w:val="16"/>
               </w:rPr>
-              <w:t xml:space="preserve">separately</w:t>
+              <w:t xml:space="preserve">financially</w:t>
             </w:r>
           </w:p>
         </w:tc>
@@ -7290,7 +6464,7 @@
                 <w:sz w:val="16"/>
                 <w:szCs w:val="16"/>
               </w:rPr>
-              <w:t xml:space="preserve">shareholders</w:t>
+              <w:t xml:space="preserve">Management</w:t>
             </w:r>
           </w:p>
         </w:tc>
@@ -7358,7 +6532,7 @@
                 <w:sz w:val="16"/>
                 <w:szCs w:val="16"/>
               </w:rPr>
-              <w:t xml:space="preserve">Vote; they do not manage</w:t>
+              <w:t xml:space="preserve">directors</w:t>
             </w:r>
           </w:p>
         </w:tc>
@@ -7426,7 +6600,7 @@
                 <w:sz w:val="16"/>
                 <w:szCs w:val="16"/>
               </w:rPr>
-              <w:t xml:space="preserve">Direct and monitor; they do not run operations</w:t>
+              <w:t xml:space="preserve">Oversight</w:t>
             </w:r>
           </w:p>
         </w:tc>
@@ -7494,7 +6668,7 @@
                 <w:sz w:val="16"/>
                 <w:szCs w:val="16"/>
               </w:rPr>
-              <w:t xml:space="preserve">independent</w:t>
+              <w:t xml:space="preserve">Oversee reporting and the auditor</w:t>
             </w:r>
           </w:p>
         </w:tc>
@@ -7595,7 +6769,7 @@
                 <w:sz w:val="16"/>
                 <w:szCs w:val="16"/>
               </w:rPr>
-              <w:t xml:space="preserve">Audit committee independence</w:t>
+              <w:t xml:space="preserve">Clawback of incentive pay</w:t>
             </w:r>
           </w:p>
         </w:tc>
@@ -7663,7 +6837,7 @@
                 <w:sz w:val="16"/>
                 <w:szCs w:val="16"/>
               </w:rPr>
-              <w:t xml:space="preserve">Audit committee financial expert</w:t>
+              <w:t xml:space="preserve">Cybersecurity disclosure</w:t>
             </w:r>
           </w:p>
         </w:tc>
@@ -7731,7 +6905,7 @@
                 <w:sz w:val="16"/>
                 <w:szCs w:val="16"/>
               </w:rPr>
-              <w:t xml:space="preserve">Cybersecurity disclosure</w:t>
+              <w:t xml:space="preserve">articles of incorporation</w:t>
             </w:r>
           </w:p>
         </w:tc>
@@ -7766,7 +6940,7 @@
                 <w:sz w:val="16"/>
                 <w:szCs w:val="16"/>
               </w:rPr>
-              <w:t xml:space="preserve">independent</w:t>
+              <w:t xml:space="preserve">consulting</w:t>
             </w:r>
           </w:p>
         </w:tc>
@@ -8039,7 +7213,7 @@
           <w:sz w:val="19"/>
           <w:szCs w:val="19"/>
         </w:rPr>
-        <w:t xml:space="preserve">That single fact makes hiring, training, </w:t>
+        <w:t xml:space="preserve">That single fact makes hiring, training, supervision and </w:t>
       </w:r>
       <w:r>
         <w:rPr>
@@ -8057,7 +7231,7 @@
           <w:sz w:val="19"/>
           <w:szCs w:val="19"/>
         </w:rPr>
-        <w:t xml:space="preserve">             </w:t>
+        <w:t xml:space="preserve">           </w:t>
       </w:r>
       <w:r>
         <w:rPr>
@@ -8071,7 +7245,7 @@
           <w:sz w:val="19"/>
           <w:szCs w:val="19"/>
         </w:rPr>
-        <w:t xml:space="preserve"> and dismissal part of internal control rather than a separate human resources matter. </w:t>
+        <w:t xml:space="preserve"> part of internal control rather than a separate human resources matter. </w:t>
       </w:r>
     </w:p>
     <w:tbl>
@@ -8129,7 +7303,7 @@
                 <w:sz w:val="16"/>
                 <w:szCs w:val="16"/>
               </w:rPr>
-              <w:t xml:space="preserve">supervision   ·   carried   ·   purpose</w:t>
+              <w:t xml:space="preserve">dismissal   ·   carried   ·   because</w:t>
             </w:r>
           </w:p>
         </w:tc>
@@ -8150,9 +7324,9 @@
         </w:tblBorders>
       </w:tblPr>
       <w:tblGrid>
-        <w:gridCol w:w="2020"/>
+        <w:gridCol w:w="1936"/>
         <w:gridCol w:w="4224"/>
-        <w:gridCol w:w="3356"/>
+        <w:gridCol w:w="3440"/>
       </w:tblGrid>
       <w:tr>
         <w:tc>
@@ -8187,7 +7361,7 @@
       <w:tr>
         <w:tc>
           <w:tcPr>
-            <w:tcW w:type="pct" w:w="1052"/>
+            <w:tcW w:type="pct" w:w="1008"/>
             <w:shd w:fill="353A7C" w:val="clear"/>
             <w:tcMar>
               <w:top w:type="dxa" w:w="50"/>
@@ -8241,7 +7415,7 @@
         </w:tc>
         <w:tc>
           <w:tcPr>
-            <w:tcW w:type="pct" w:w="1748"/>
+            <w:tcW w:type="pct" w:w="1792"/>
             <w:shd w:fill="353A7C" w:val="clear"/>
             <w:tcMar>
               <w:top w:type="dxa" w:w="50"/>
@@ -8270,7 +7444,7 @@
       <w:tr>
         <w:tc>
           <w:tcPr>
-            <w:tcW w:type="pct" w:w="1052"/>
+            <w:tcW w:type="pct" w:w="1008"/>
             <w:tcMar>
               <w:top w:type="dxa" w:w="50"/>
               <w:left w:type="dxa" w:w="110"/>
@@ -8316,7 +7490,7 @@
         </w:tc>
         <w:tc>
           <w:tcPr>
-            <w:tcW w:type="pct" w:w="1748"/>
+            <w:tcW w:type="pct" w:w="1792"/>
             <w:shd w:fill="FFFFFF" w:val="clear"/>
             <w:tcMar>
               <w:top w:type="dxa" w:w="50"/>
@@ -8345,7 +7519,7 @@
       <w:tr>
         <w:tc>
           <w:tcPr>
-            <w:tcW w:type="pct" w:w="1052"/>
+            <w:tcW w:type="pct" w:w="1008"/>
             <w:shd w:fill="FBFAF6" w:val="clear"/>
             <w:tcMar>
               <w:top w:type="dxa" w:w="50"/>
@@ -8393,7 +7567,7 @@
         </w:tc>
         <w:tc>
           <w:tcPr>
-            <w:tcW w:type="pct" w:w="1748"/>
+            <w:tcW w:type="pct" w:w="1792"/>
             <w:shd w:fill="FFFFFF" w:val="clear"/>
             <w:tcMar>
               <w:top w:type="dxa" w:w="50"/>
@@ -8422,7 +7596,7 @@
       <w:tr>
         <w:tc>
           <w:tcPr>
-            <w:tcW w:type="pct" w:w="1052"/>
+            <w:tcW w:type="pct" w:w="1008"/>
             <w:tcMar>
               <w:top w:type="dxa" w:w="50"/>
               <w:left w:type="dxa" w:w="110"/>
@@ -8468,7 +7642,7 @@
         </w:tc>
         <w:tc>
           <w:tcPr>
-            <w:tcW w:type="pct" w:w="1748"/>
+            <w:tcW w:type="pct" w:w="1792"/>
             <w:shd w:fill="FFFFFF" w:val="clear"/>
             <w:tcMar>
               <w:top w:type="dxa" w:w="50"/>
@@ -8497,7 +7671,7 @@
       <w:tr>
         <w:tc>
           <w:tcPr>
-            <w:tcW w:type="pct" w:w="1052"/>
+            <w:tcW w:type="pct" w:w="1008"/>
             <w:shd w:fill="FBFAF6" w:val="clear"/>
             <w:tcMar>
               <w:top w:type="dxa" w:w="50"/>
@@ -8577,7 +7751,7 @@
         </w:tc>
         <w:tc>
           <w:tcPr>
-            <w:tcW w:type="pct" w:w="1748"/>
+            <w:tcW w:type="pct" w:w="1792"/>
             <w:shd w:fill="FBFAF6" w:val="clear"/>
             <w:tcMar>
               <w:top w:type="dxa" w:w="50"/>
@@ -8603,7 +7777,7 @@
       <w:tr>
         <w:tc>
           <w:tcPr>
-            <w:tcW w:type="pct" w:w="1052"/>
+            <w:tcW w:type="pct" w:w="1008"/>
             <w:tcMar>
               <w:top w:type="dxa" w:w="50"/>
               <w:left w:type="dxa" w:w="110"/>
@@ -8649,7 +7823,7 @@
         </w:tc>
         <w:tc>
           <w:tcPr>
-            <w:tcW w:type="pct" w:w="1748"/>
+            <w:tcW w:type="pct" w:w="1792"/>
             <w:tcMar>
               <w:top w:type="dxa" w:w="50"/>
               <w:left w:type="dxa" w:w="110"/>
@@ -8666,39 +7840,7 @@
                 <w:sz w:val="15"/>
                 <w:szCs w:val="15"/>
               </w:rPr>
-              <w:t xml:space="preserve">Supplier approval named in the role, not </w:t>
-            </w:r>
-            <w:r>
-              <w:rPr>
-                <w:b/>
-                <w:bCs/>
-                <w:color w:val="8186EF"/>
-                <w:sz w:val="14"/>
-                <w:szCs w:val="14"/>
-              </w:rPr>
-              <w:t xml:space="preserve"> (7) </w:t>
-            </w:r>
-            <w:r>
-              <w:rPr>
-                <w:u w:val="single"/>
-                <w:sz w:val="15"/>
-                <w:szCs w:val="15"/>
-              </w:rPr>
-              <w:t xml:space="preserve">              </w:t>
-            </w:r>
-            <w:r>
-              <w:rPr>
-                <w:sz w:val="15"/>
-                <w:szCs w:val="15"/>
-              </w:rPr>
-              <w:t xml:space="preserve"> </w:t>
-            </w:r>
-            <w:r>
-              <w:rPr>
-                <w:sz w:val="15"/>
-                <w:szCs w:val="15"/>
-              </w:rPr>
-              <w:t xml:space="preserve"> verbally</w:t>
+              <w:t xml:space="preserve">Supplier approval named in the role, not delegated verbally</w:t>
             </w:r>
           </w:p>
         </w:tc>
@@ -8706,7 +7848,7 @@
       <w:tr>
         <w:tc>
           <w:tcPr>
-            <w:tcW w:type="pct" w:w="1052"/>
+            <w:tcW w:type="pct" w:w="1008"/>
             <w:shd w:fill="FBFAF6" w:val="clear"/>
             <w:tcMar>
               <w:top w:type="dxa" w:w="50"/>
@@ -8731,7 +7873,7 @@
         <w:tc>
           <w:tcPr>
             <w:tcW w:type="pct" w:w="2200"/>
-            <w:shd w:fill="FFFFFF" w:val="clear"/>
+            <w:shd w:fill="FBFAF6" w:val="clear"/>
             <w:tcMar>
               <w:top w:type="dxa" w:w="50"/>
               <w:left w:type="dxa" w:w="110"/>
@@ -8741,24 +7883,21 @@
           </w:tcPr>
           <w:p>
             <w:pPr>
-              <w:spacing w:before="46" w:after="46"/>
-            </w:pPr>
-            <w:r>
-              <w:rPr>
-                <w:b/>
-                <w:bCs/>
-                <w:color w:val="8186EF"/>
-                <w:sz w:val="14"/>
-                <w:szCs w:val="14"/>
-              </w:rPr>
-              <w:t xml:space="preserve">(8)</w:t>
-            </w:r>
-          </w:p>
-        </w:tc>
-        <w:tc>
-          <w:tcPr>
-            <w:tcW w:type="pct" w:w="1748"/>
-            <w:shd w:fill="FBFAF6" w:val="clear"/>
+              <w:spacing w:before="28" w:after="28"/>
+            </w:pPr>
+            <w:r>
+              <w:rPr>
+                <w:sz w:val="15"/>
+                <w:szCs w:val="15"/>
+              </w:rPr>
+              <w:t xml:space="preserve">Access that outlives employment is an open door</w:t>
+            </w:r>
+          </w:p>
+        </w:tc>
+        <w:tc>
+          <w:tcPr>
+            <w:tcW w:type="pct" w:w="1792"/>
+            <w:shd w:fill="FFFFFF" w:val="clear"/>
             <w:tcMar>
               <w:top w:type="dxa" w:w="50"/>
               <w:left w:type="dxa" w:w="110"/>
@@ -8768,14 +7907,17 @@
           </w:tcPr>
           <w:p>
             <w:pPr>
-              <w:spacing w:before="28" w:after="28"/>
-            </w:pPr>
-            <w:r>
-              <w:rPr>
-                <w:sz w:val="15"/>
-                <w:szCs w:val="15"/>
-              </w:rPr>
-              <w:t xml:space="preserve">System access removed on the last day</w:t>
+              <w:spacing w:before="46" w:after="46"/>
+            </w:pPr>
+            <w:r>
+              <w:rPr>
+                <w:b/>
+                <w:bCs/>
+                <w:color w:val="8186EF"/>
+                <w:sz w:val="14"/>
+                <w:szCs w:val="14"/>
+              </w:rPr>
+              <w:t xml:space="preserve">(7)</w:t>
             </w:r>
           </w:p>
         </w:tc>
@@ -8837,7 +7979,7 @@
                 <w:sz w:val="16"/>
                 <w:szCs w:val="16"/>
               </w:rPr>
-              <w:t xml:space="preserve">Train on the control, not only on the system   ·   Check references and qualifications before appointment   ·   job rotation   ·   Access that outlives employment is an open door   ·   A second person checks a sample of the clerk's work   ·   delegated   ·   attention</w:t>
+              <w:t xml:space="preserve">job rotation   ·   Check references and qualifications before appointment   ·   Train on the control, not only on the system   ·   A second person checks a sample of the clerk's work   ·   System access removed on the last day   ·   attention</w:t>
             </w:r>
           </w:p>
         </w:tc>
@@ -8864,7 +8006,7 @@
           <w:sz w:val="16"/>
           <w:szCs w:val="16"/>
         </w:rPr>
-        <w:t xml:space="preserve">      gaps 9–15</w:t>
+        <w:t xml:space="preserve">      gaps 8–14</w:t>
       </w:r>
     </w:p>
     <w:p>
@@ -8877,7 +8019,7 @@
           <w:sz w:val="19"/>
           <w:szCs w:val="19"/>
         </w:rPr>
-        <w:t xml:space="preserve">Mandatory leave and job </w:t>
+        <w:t xml:space="preserve">Mandatory leave and job rotation </w:t>
       </w:r>
       <w:r>
         <w:rPr>
@@ -8887,7 +8029,7 @@
           <w:sz w:val="15"/>
           <w:szCs w:val="15"/>
         </w:rPr>
-        <w:t xml:space="preserve"> (9) </w:t>
+        <w:t xml:space="preserve"> (8) </w:t>
       </w:r>
       <w:r>
         <w:rPr>
@@ -8909,7 +8051,7 @@
           <w:sz w:val="19"/>
           <w:szCs w:val="19"/>
         </w:rPr>
-        <w:t xml:space="preserve"> deserve a word, because their </w:t>
+        <w:t xml:space="preserve"> a word, because their </w:t>
       </w:r>
       <w:r>
         <w:rPr>
@@ -8919,7 +8061,7 @@
           <w:sz w:val="15"/>
           <w:szCs w:val="15"/>
         </w:rPr>
-        <w:t xml:space="preserve"> (10) </w:t>
+        <w:t xml:space="preserve"> (9) </w:t>
       </w:r>
       <w:r>
         <w:rPr>
@@ -8958,7 +8100,7 @@
           <w:sz w:val="15"/>
           <w:szCs w:val="15"/>
         </w:rPr>
-        <w:t xml:space="preserve"> (11) </w:t>
+        <w:t xml:space="preserve"> (10) </w:t>
       </w:r>
       <w:r>
         <w:rPr>
@@ -8990,7 +8132,7 @@
           <w:sz w:val="15"/>
           <w:szCs w:val="15"/>
         </w:rPr>
-        <w:t xml:space="preserve"> (12) </w:t>
+        <w:t xml:space="preserve"> (11) </w:t>
       </w:r>
       <w:r>
         <w:rPr>
@@ -9019,7 +8161,7 @@
           <w:sz w:val="19"/>
           <w:szCs w:val="19"/>
         </w:rPr>
-        <w:t xml:space="preserve">Two </w:t>
+        <w:t xml:space="preserve">Two consecutive weeks is the usual </w:t>
       </w:r>
       <w:r>
         <w:rPr>
@@ -9029,7 +8171,7 @@
           <w:sz w:val="15"/>
           <w:szCs w:val="15"/>
         </w:rPr>
-        <w:t xml:space="preserve"> (13) </w:t>
+        <w:t xml:space="preserve"> (12) </w:t>
       </w:r>
       <w:r>
         <w:rPr>
@@ -9051,7 +8193,7 @@
           <w:sz w:val="19"/>
           <w:szCs w:val="19"/>
         </w:rPr>
-        <w:t xml:space="preserve"> weeks is the usual </w:t>
+        <w:t xml:space="preserve">, because one week can be </w:t>
       </w:r>
       <w:r>
         <w:rPr>
@@ -9061,7 +8203,7 @@
           <w:sz w:val="15"/>
           <w:szCs w:val="15"/>
         </w:rPr>
-        <w:t xml:space="preserve"> (14) </w:t>
+        <w:t xml:space="preserve"> (13) </w:t>
       </w:r>
       <w:r>
         <w:rPr>
@@ -9069,7 +8211,7 @@
           <w:sz w:val="19"/>
           <w:szCs w:val="19"/>
         </w:rPr>
-        <w:t xml:space="preserve">             </w:t>
+        <w:t xml:space="preserve">           </w:t>
       </w:r>
       <w:r>
         <w:rPr>
@@ -9083,7 +8225,7 @@
           <w:sz w:val="19"/>
           <w:szCs w:val="19"/>
         </w:rPr>
-        <w:t xml:space="preserve">, because one week can be survived. </w:t>
+        <w:t xml:space="preserve">. </w:t>
       </w:r>
       <w:r>
         <w:rPr>
@@ -9100,7 +8242,7 @@
           <w:sz w:val="15"/>
           <w:szCs w:val="15"/>
         </w:rPr>
-        <w:t xml:space="preserve"> (15) </w:t>
+        <w:t xml:space="preserve"> (14) </w:t>
       </w:r>
       <w:r>
         <w:rPr>
@@ -9187,7 +8329,7 @@
                 <w:sz w:val="16"/>
                 <w:szCs w:val="16"/>
               </w:rPr>
-              <w:t xml:space="preserve">purchasing   ·   consecutive   ·   purpose   ·   rotation   ·   shortfall   ·   between   ·   appeared   ·   requirement</w:t>
+              <w:t xml:space="preserve">purchasing   ·   requirement   ·   purpose   ·   deserve   ·   shortfall   ·   between   ·   delegated   ·   survived</w:t>
             </w:r>
           </w:p>
         </w:tc>
@@ -9522,14 +8664,14 @@
                 <w:sz w:val="16"/>
                 <w:szCs w:val="16"/>
               </w:rPr>
-              <w:t xml:space="preserve">9  </w:t>
-            </w:r>
-            <w:r>
-              <w:rPr>
-                <w:sz w:val="16"/>
-                <w:szCs w:val="16"/>
-              </w:rPr>
-              <w:t xml:space="preserve">rotation</w:t>
+              <w:t xml:space="preserve">8  </w:t>
+            </w:r>
+            <w:r>
+              <w:rPr>
+                <w:sz w:val="16"/>
+                <w:szCs w:val="16"/>
+              </w:rPr>
+              <w:t xml:space="preserve">deserve</w:t>
             </w:r>
           </w:p>
         </w:tc>
@@ -9564,7 +8706,7 @@
                 <w:sz w:val="16"/>
                 <w:szCs w:val="16"/>
               </w:rPr>
-              <w:t xml:space="preserve">supervision</w:t>
+              <w:t xml:space="preserve">dismissal</w:t>
             </w:r>
           </w:p>
         </w:tc>
@@ -9590,7 +8732,7 @@
                 <w:sz w:val="16"/>
                 <w:szCs w:val="16"/>
               </w:rPr>
-              <w:t xml:space="preserve">10  </w:t>
+              <w:t xml:space="preserve">9  </w:t>
             </w:r>
             <w:r>
               <w:rPr>
@@ -9658,7 +8800,7 @@
                 <w:sz w:val="16"/>
                 <w:szCs w:val="16"/>
               </w:rPr>
-              <w:t xml:space="preserve">11  </w:t>
+              <w:t xml:space="preserve">10  </w:t>
             </w:r>
             <w:r>
               <w:rPr>
@@ -9726,7 +8868,7 @@
                 <w:sz w:val="16"/>
                 <w:szCs w:val="16"/>
               </w:rPr>
-              <w:t xml:space="preserve">12  </w:t>
+              <w:t xml:space="preserve">11  </w:t>
             </w:r>
             <w:r>
               <w:rPr>
@@ -9794,14 +8936,14 @@
                 <w:sz w:val="16"/>
                 <w:szCs w:val="16"/>
               </w:rPr>
-              <w:t xml:space="preserve">13  </w:t>
-            </w:r>
-            <w:r>
-              <w:rPr>
-                <w:sz w:val="16"/>
-                <w:szCs w:val="16"/>
-              </w:rPr>
-              <w:t xml:space="preserve">consecutive</w:t>
+              <w:t xml:space="preserve">12  </w:t>
+            </w:r>
+            <w:r>
+              <w:rPr>
+                <w:sz w:val="16"/>
+                <w:szCs w:val="16"/>
+              </w:rPr>
+              <w:t xml:space="preserve">requirement</w:t>
             </w:r>
           </w:p>
         </w:tc>
@@ -9862,14 +9004,14 @@
                 <w:sz w:val="16"/>
                 <w:szCs w:val="16"/>
               </w:rPr>
-              <w:t xml:space="preserve">14  </w:t>
-            </w:r>
-            <w:r>
-              <w:rPr>
-                <w:sz w:val="16"/>
-                <w:szCs w:val="16"/>
-              </w:rPr>
-              <w:t xml:space="preserve">requirement</w:t>
+              <w:t xml:space="preserve">13  </w:t>
+            </w:r>
+            <w:r>
+              <w:rPr>
+                <w:sz w:val="16"/>
+                <w:szCs w:val="16"/>
+              </w:rPr>
+              <w:t xml:space="preserve">survived</w:t>
             </w:r>
           </w:p>
         </w:tc>
@@ -9904,7 +9046,7 @@
                 <w:sz w:val="16"/>
                 <w:szCs w:val="16"/>
               </w:rPr>
-              <w:t xml:space="preserve">delegated</w:t>
+              <w:t xml:space="preserve">System access removed on the last day</w:t>
             </w:r>
           </w:p>
         </w:tc>
@@ -9930,7 +9072,7 @@
                 <w:sz w:val="16"/>
                 <w:szCs w:val="16"/>
               </w:rPr>
-              <w:t xml:space="preserve">15  </w:t>
+              <w:t xml:space="preserve">14  </w:t>
             </w:r>
             <w:r>
               <w:rPr>
@@ -9938,64 +9080,6 @@
                 <w:szCs w:val="16"/>
               </w:rPr>
               <w:t xml:space="preserve">purchasing</w:t>
-            </w:r>
-          </w:p>
-        </w:tc>
-      </w:tr>
-      <w:tr>
-        <w:tc>
-          <w:tcPr>
-            <w:tcW w:type="pct" w:w="2500"/>
-            <w:tcMar>
-              <w:top w:type="dxa" w:w="20"/>
-              <w:left w:type="dxa" w:w="80"/>
-              <w:bottom w:type="dxa" w:w="20"/>
-              <w:right w:type="dxa" w:w="80"/>
-            </w:tcMar>
-          </w:tcPr>
-          <w:p>
-            <w:pPr>
-              <w:spacing w:before="12" w:after="12"/>
-            </w:pPr>
-            <w:r>
-              <w:rPr>
-                <w:b/>
-                <w:bCs/>
-                <w:color w:val="8186EF"/>
-                <w:sz w:val="16"/>
-                <w:szCs w:val="16"/>
-              </w:rPr>
-              <w:t xml:space="preserve">8  </w:t>
-            </w:r>
-            <w:r>
-              <w:rPr>
-                <w:sz w:val="16"/>
-                <w:szCs w:val="16"/>
-              </w:rPr>
-              <w:t xml:space="preserve">Access that outlives employment is an open door</w:t>
-            </w:r>
-          </w:p>
-        </w:tc>
-        <w:tc>
-          <w:tcPr>
-            <w:tcW w:type="pct" w:w="2500"/>
-            <w:tcMar>
-              <w:top w:type="dxa" w:w="20"/>
-              <w:left w:type="dxa" w:w="80"/>
-              <w:bottom w:type="dxa" w:w="20"/>
-              <w:right w:type="dxa" w:w="80"/>
-            </w:tcMar>
-          </w:tcPr>
-          <w:p>
-            <w:pPr>
-              <w:spacing w:before="24" w:after="24"/>
-            </w:pPr>
-            <w:r>
-              <w:rPr>
-                <w:sz w:val="16"/>
-                <w:szCs w:val="16"/>
-              </w:rPr>
-              <w:t xml:space="preserve"/>
             </w:r>
           </w:p>
         </w:tc>
@@ -10214,7 +9298,14 @@
           <w:sz w:val="19"/>
           <w:szCs w:val="19"/>
         </w:rPr>
-        <w:t xml:space="preserve"> facing Orontes and asks, for each one, which </w:t>
+        <w:t xml:space="preserve"> facing Orontes and asks, for each one, which document governs it and who must act. </w:t>
+      </w:r>
+      <w:r>
+        <w:rPr>
+          <w:sz w:val="19"/>
+          <w:szCs w:val="19"/>
+        </w:rPr>
+        <w:t xml:space="preserve">It is </w:t>
       </w:r>
       <w:r>
         <w:rPr>
@@ -10246,14 +9337,7 @@
           <w:sz w:val="19"/>
           <w:szCs w:val="19"/>
         </w:rPr>
-        <w:t xml:space="preserve"> governs it and who must act. </w:t>
-      </w:r>
-      <w:r>
-        <w:rPr>
-          <w:sz w:val="19"/>
-          <w:szCs w:val="19"/>
-        </w:rPr>
-        <w:t xml:space="preserve">It is </w:t>
+        <w:t xml:space="preserve">: questions in this area are nearly always of </w:t>
       </w:r>
       <w:r>
         <w:rPr>
@@ -10285,7 +9369,14 @@
           <w:sz w:val="19"/>
           <w:szCs w:val="19"/>
         </w:rPr>
-        <w:t xml:space="preserve">: questions in this area are nearly always of </w:t>
+        <w:t xml:space="preserve"> this shape. </w:t>
+      </w:r>
+      <w:r>
+        <w:rPr>
+          <w:sz w:val="19"/>
+          <w:szCs w:val="19"/>
+        </w:rPr>
+        <w:t xml:space="preserve">Orontes wants to issue new shares to fund the Gulf </w:t>
       </w:r>
       <w:r>
         <w:rPr>
@@ -10317,14 +9408,7 @@
           <w:sz w:val="19"/>
           <w:szCs w:val="19"/>
         </w:rPr>
-        <w:t xml:space="preserve"> this shape. </w:t>
-      </w:r>
-      <w:r>
-        <w:rPr>
-          <w:sz w:val="19"/>
-          <w:szCs w:val="19"/>
-        </w:rPr>
-        <w:t xml:space="preserve">Orontes wants to issue new shares to fund the Gulf </w:t>
+        <w:t xml:space="preserve">, but has already issued all the shares its articles </w:t>
       </w:r>
       <w:r>
         <w:rPr>
@@ -10356,7 +9440,14 @@
           <w:sz w:val="19"/>
           <w:szCs w:val="19"/>
         </w:rPr>
-        <w:t xml:space="preserve">, but has already issued all the shares its articles </w:t>
+        <w:t xml:space="preserve">. </w:t>
+      </w:r>
+      <w:r>
+        <w:rPr>
+          <w:sz w:val="19"/>
+          <w:szCs w:val="19"/>
+        </w:rPr>
+        <w:t xml:space="preserve">The articles of incorporation must be amended, which requires a </w:t>
       </w:r>
       <w:r>
         <w:rPr>
@@ -10374,7 +9465,7 @@
           <w:sz w:val="19"/>
           <w:szCs w:val="19"/>
         </w:rPr>
-        <w:t xml:space="preserve">           </w:t>
+        <w:t xml:space="preserve">             </w:t>
       </w:r>
       <w:r>
         <w:rPr>
@@ -10388,14 +9479,14 @@
           <w:sz w:val="19"/>
           <w:szCs w:val="19"/>
         </w:rPr>
-        <w:t xml:space="preserve">. </w:t>
-      </w:r>
-      <w:r>
-        <w:rPr>
-          <w:sz w:val="19"/>
-          <w:szCs w:val="19"/>
-        </w:rPr>
-        <w:t xml:space="preserve">The articles of </w:t>
+        <w:t xml:space="preserve"> vote. </w:t>
+      </w:r>
+      <w:r>
+        <w:rPr>
+          <w:sz w:val="19"/>
+          <w:szCs w:val="19"/>
+        </w:rPr>
+        <w:t xml:space="preserve">The board cannot do this alone, however clear the </w:t>
       </w:r>
       <w:r>
         <w:rPr>
@@ -10413,7 +9504,7 @@
           <w:sz w:val="19"/>
           <w:szCs w:val="19"/>
         </w:rPr>
-        <w:t xml:space="preserve">               </w:t>
+        <w:t xml:space="preserve">            </w:t>
       </w:r>
       <w:r>
         <w:rPr>
@@ -10427,7 +9518,14 @@
           <w:sz w:val="19"/>
           <w:szCs w:val="19"/>
         </w:rPr>
-        <w:t xml:space="preserve"> must be amended, which requires a </w:t>
+        <w:t xml:space="preserve"> case. </w:t>
+      </w:r>
+      <w:r>
+        <w:rPr>
+          <w:sz w:val="19"/>
+          <w:szCs w:val="19"/>
+        </w:rPr>
+        <w:t xml:space="preserve">The board wants to </w:t>
       </w:r>
       <w:r>
         <w:rPr>
@@ -10445,7 +9543,7 @@
           <w:sz w:val="19"/>
           <w:szCs w:val="19"/>
         </w:rPr>
-        <w:t xml:space="preserve">             </w:t>
+        <w:t xml:space="preserve">           </w:t>
       </w:r>
       <w:r>
         <w:rPr>
@@ -10459,14 +9557,7 @@
           <w:sz w:val="19"/>
           <w:szCs w:val="19"/>
         </w:rPr>
-        <w:t xml:space="preserve"> vote. </w:t>
-      </w:r>
-      <w:r>
-        <w:rPr>
-          <w:sz w:val="19"/>
-          <w:szCs w:val="19"/>
-        </w:rPr>
-        <w:t xml:space="preserve">The board </w:t>
+        <w:t xml:space="preserve"> the quorum from five </w:t>
       </w:r>
       <w:r>
         <w:rPr>
@@ -10498,7 +9589,14 @@
           <w:sz w:val="19"/>
           <w:szCs w:val="19"/>
         </w:rPr>
-        <w:t xml:space="preserve"> do this alone, however clear the </w:t>
+        <w:t xml:space="preserve"> to four. </w:t>
+      </w:r>
+      <w:r>
+        <w:rPr>
+          <w:sz w:val="19"/>
+          <w:szCs w:val="19"/>
+        </w:rPr>
+        <w:t xml:space="preserve">This is a bylaw matter, and the board can amend its own bylaws, provided the </w:t>
       </w:r>
       <w:r>
         <w:rPr>
@@ -10516,7 +9614,7 @@
           <w:sz w:val="19"/>
           <w:szCs w:val="19"/>
         </w:rPr>
-        <w:t xml:space="preserve">            </w:t>
+        <w:t xml:space="preserve">           </w:t>
       </w:r>
       <w:r>
         <w:rPr>
@@ -10530,14 +9628,14 @@
           <w:sz w:val="19"/>
           <w:szCs w:val="19"/>
         </w:rPr>
-        <w:t xml:space="preserve"> case. </w:t>
-      </w:r>
-      <w:r>
-        <w:rPr>
-          <w:sz w:val="19"/>
-          <w:szCs w:val="19"/>
-        </w:rPr>
-        <w:t xml:space="preserve">The board wants to </w:t>
+        <w:t xml:space="preserve"> does not conflict with the articles or with state law. </w:t>
+      </w:r>
+      <w:r>
+        <w:rPr>
+          <w:sz w:val="19"/>
+          <w:szCs w:val="19"/>
+        </w:rPr>
+        <w:t xml:space="preserve">After the </w:t>
       </w:r>
       <w:r>
         <w:rPr>
@@ -10569,7 +9667,7 @@
           <w:sz w:val="19"/>
           <w:szCs w:val="19"/>
         </w:rPr>
-        <w:t xml:space="preserve"> the quorum from five </w:t>
+        <w:t xml:space="preserve"> fraud, the board wants every payment above a </w:t>
       </w:r>
       <w:r>
         <w:rPr>
@@ -10601,21 +9699,7 @@
           <w:sz w:val="19"/>
           <w:szCs w:val="19"/>
         </w:rPr>
-        <w:t xml:space="preserve"> to four. </w:t>
-      </w:r>
-      <w:r>
-        <w:rPr>
-          <w:sz w:val="19"/>
-          <w:szCs w:val="19"/>
-        </w:rPr>
-        <w:t xml:space="preserve">This is a bylaw matter, and the board can amend its own bylaws, provided the amendment does not conflict with the articles or with state law. </w:t>
-      </w:r>
-      <w:r>
-        <w:rPr>
-          <w:sz w:val="19"/>
-          <w:szCs w:val="19"/>
-        </w:rPr>
-        <w:t xml:space="preserve">After the supplier fraud, the board wants every payment above a threshold to carry two signatures. </w:t>
+        <w:t xml:space="preserve"> to carry two signatures. </w:t>
       </w:r>
       <w:r>
         <w:rPr>
@@ -10680,7 +9764,7 @@
                 <w:sz w:val="16"/>
                 <w:szCs w:val="16"/>
               </w:rPr>
-              <w:t xml:space="preserve">directors   ·   document   ·   incorporation   ·   reduce   ·   exam-core   ·   commercial   ·   expansion   ·   cannot   ·   authorize   ·   shareholder   ·   conflict   ·   exactly   ·   decisions</w:t>
+              <w:t xml:space="preserve">threshold   ·   exam-core   ·   commercial   ·   supplier   ·   exactly   ·   amendment   ·   authorize   ·   directors   ·   shareholder   ·   reduce   ·   procedure   ·   expansion   ·   decisions</w:t>
             </w:r>
           </w:p>
         </w:tc>
@@ -10791,7 +9875,14 @@
           <w:sz w:val="19"/>
           <w:szCs w:val="19"/>
         </w:rPr>
-        <w:t xml:space="preserve">He cannot make that </w:t>
+        <w:t xml:space="preserve">He cannot make that decision. </w:t>
+      </w:r>
+      <w:r>
+        <w:rPr>
+          <w:sz w:val="19"/>
+          <w:szCs w:val="19"/>
+        </w:rPr>
+        <w:t xml:space="preserve">The external auditor is appointed, paid and overseen by the audit committee, precisely so that the officers whose </w:t>
       </w:r>
       <w:r>
         <w:rPr>
@@ -10809,7 +9900,7 @@
           <w:sz w:val="19"/>
           <w:szCs w:val="19"/>
         </w:rPr>
-        <w:t xml:space="preserve">           </w:t>
+        <w:t xml:space="preserve">            </w:t>
       </w:r>
       <w:r>
         <w:rPr>
@@ -10823,14 +9914,7 @@
           <w:sz w:val="19"/>
           <w:szCs w:val="19"/>
         </w:rPr>
-        <w:t xml:space="preserve">. </w:t>
-      </w:r>
-      <w:r>
-        <w:rPr>
-          <w:sz w:val="19"/>
-          <w:szCs w:val="19"/>
-        </w:rPr>
-        <w:t xml:space="preserve">The external auditor is appointed, paid and overseen by the audit committee, precisely so that the officers whose </w:t>
+        <w:t xml:space="preserve"> are audited cannot remove an auditor who </w:t>
       </w:r>
       <w:r>
         <w:rPr>
@@ -10862,7 +9946,7 @@
           <w:sz w:val="19"/>
           <w:szCs w:val="19"/>
         </w:rPr>
-        <w:t xml:space="preserve"> are audited cannot remove an auditor who challenges them. </w:t>
+        <w:t xml:space="preserve"> them. </w:t>
       </w:r>
     </w:p>
     <w:tbl>
@@ -10920,7 +10004,7 @@
                 <w:sz w:val="16"/>
                 <w:szCs w:val="16"/>
               </w:rPr>
-              <w:t xml:space="preserve">statements   ·   authorised   ·   decision   ·   auditor's   ·   financial</w:t>
+              <w:t xml:space="preserve">challenges   ·   signatures   ·   statements   ·   auditor's   ·   financial</w:t>
             </w:r>
           </w:p>
         </w:tc>
@@ -10987,9 +10071,560 @@
         <w:t xml:space="preserve">Complete the blank cells.</w:t>
       </w:r>
     </w:p>
+    <w:tbl>
+      <w:tblPr>
+        <w:tblW w:type="pct" w:w="100%"/>
+        <w:tblLayout w:type="fixed"/>
+        <w:tblBorders>
+          <w:top w:val="single" w:color="353A7C" w:sz="6"/>
+          <w:left w:val="single" w:color="353A7C" w:sz="6"/>
+          <w:bottom w:val="single" w:color="353A7C" w:sz="6"/>
+          <w:right w:val="single" w:color="353A7C" w:sz="6"/>
+          <w:insideH w:val="single" w:color="353A7C" w:sz="6"/>
+          <w:insideV w:val="single" w:color="353A7C" w:sz="6"/>
+        </w:tblBorders>
+      </w:tblPr>
+      <w:tblGrid>
+        <w:gridCol w:w="3921"/>
+        <w:gridCol w:w="1455"/>
+        <w:gridCol w:w="4224"/>
+      </w:tblGrid>
+      <w:tr>
+        <w:tc>
+          <w:tcPr>
+            <w:tcW w:type="pct" w:w="5000"/>
+            <w:gridSpan w:val="3"/>
+            <w:shd w:fill="353A7C" w:val="clear"/>
+            <w:tcMar>
+              <w:top w:type="dxa" w:w="60"/>
+              <w:left w:type="dxa" w:w="120"/>
+              <w:bottom w:type="dxa" w:w="60"/>
+              <w:right w:type="dxa" w:w="120"/>
+            </w:tcMar>
+          </w:tcPr>
+          <w:p>
+            <w:pPr>
+              <w:spacing w:before="40" w:after="40"/>
+            </w:pPr>
+            <w:r>
+              <w:rPr>
+                <w:b/>
+                <w:bCs/>
+                <w:color w:val="FFFFFF"/>
+                <w:sz w:val="17"/>
+                <w:szCs w:val="17"/>
+              </w:rPr>
+              <w:t xml:space="preserve">Your turn: which document governs the decision? (complete the blanks)</w:t>
+            </w:r>
+          </w:p>
+        </w:tc>
+      </w:tr>
+      <w:tr>
+        <w:tc>
+          <w:tcPr>
+            <w:tcW w:type="pct" w:w="2042"/>
+            <w:shd w:fill="353A7C" w:val="clear"/>
+            <w:tcMar>
+              <w:top w:type="dxa" w:w="50"/>
+              <w:left w:type="dxa" w:w="110"/>
+              <w:bottom w:type="dxa" w:w="50"/>
+              <w:right w:type="dxa" w:w="110"/>
+            </w:tcMar>
+          </w:tcPr>
+          <w:p>
+            <w:pPr>
+              <w:spacing w:before="30" w:after="30"/>
+            </w:pPr>
+            <w:r>
+              <w:rPr>
+                <w:b/>
+                <w:bCs/>
+                <w:color w:val="FFFFFF"/>
+                <w:sz w:val="15"/>
+                <w:szCs w:val="15"/>
+              </w:rPr>
+              <w:t xml:space="preserve">What is being decided</w:t>
+            </w:r>
+          </w:p>
+        </w:tc>
+        <w:tc>
+          <w:tcPr>
+            <w:tcW w:type="pct" w:w="758"/>
+            <w:shd w:fill="353A7C" w:val="clear"/>
+            <w:tcMar>
+              <w:top w:type="dxa" w:w="50"/>
+              <w:left w:type="dxa" w:w="110"/>
+              <w:bottom w:type="dxa" w:w="50"/>
+              <w:right w:type="dxa" w:w="110"/>
+            </w:tcMar>
+          </w:tcPr>
+          <w:p>
+            <w:pPr>
+              <w:spacing w:before="30" w:after="30"/>
+            </w:pPr>
+            <w:r>
+              <w:rPr>
+                <w:b/>
+                <w:bCs/>
+                <w:color w:val="FFFFFF"/>
+                <w:sz w:val="15"/>
+                <w:szCs w:val="15"/>
+              </w:rPr>
+              <w:t xml:space="preserve">Which document?</w:t>
+            </w:r>
+          </w:p>
+        </w:tc>
+        <w:tc>
+          <w:tcPr>
+            <w:tcW w:type="pct" w:w="2200"/>
+            <w:shd w:fill="353A7C" w:val="clear"/>
+            <w:tcMar>
+              <w:top w:type="dxa" w:w="50"/>
+              <w:left w:type="dxa" w:w="110"/>
+              <w:bottom w:type="dxa" w:w="50"/>
+              <w:right w:type="dxa" w:w="110"/>
+            </w:tcMar>
+          </w:tcPr>
+          <w:p>
+            <w:pPr>
+              <w:spacing w:before="30" w:after="30"/>
+            </w:pPr>
+            <w:r>
+              <w:rPr>
+                <w:b/>
+                <w:bCs/>
+                <w:color w:val="FFFFFF"/>
+                <w:sz w:val="15"/>
+                <w:szCs w:val="15"/>
+              </w:rPr>
+              <w:t xml:space="preserve">Why</w:t>
+            </w:r>
+          </w:p>
+        </w:tc>
+      </w:tr>
+      <w:tr>
+        <w:tc>
+          <w:tcPr>
+            <w:tcW w:type="pct" w:w="2042"/>
+            <w:tcMar>
+              <w:top w:type="dxa" w:w="50"/>
+              <w:left w:type="dxa" w:w="110"/>
+              <w:bottom w:type="dxa" w:w="50"/>
+              <w:right w:type="dxa" w:w="110"/>
+            </w:tcMar>
+          </w:tcPr>
+          <w:p>
+            <w:pPr>
+              <w:spacing w:before="28" w:after="28"/>
+            </w:pPr>
+            <w:r>
+              <w:rPr>
+                <w:sz w:val="15"/>
+                <w:szCs w:val="15"/>
+              </w:rPr>
+              <w:t xml:space="preserve">Changing the number of authorized shares</w:t>
+            </w:r>
+          </w:p>
+        </w:tc>
+        <w:tc>
+          <w:tcPr>
+            <w:tcW w:type="pct" w:w="758"/>
+            <w:shd w:fill="FFFFFF" w:val="clear"/>
+            <w:tcMar>
+              <w:top w:type="dxa" w:w="50"/>
+              <w:left w:type="dxa" w:w="110"/>
+              <w:bottom w:type="dxa" w:w="50"/>
+              <w:right w:type="dxa" w:w="110"/>
+            </w:tcMar>
+          </w:tcPr>
+          <w:p>
+            <w:pPr>
+              <w:spacing w:before="46" w:after="46"/>
+            </w:pPr>
+            <w:r>
+              <w:rPr>
+                <w:b/>
+                <w:bCs/>
+                <w:color w:val="8186EF"/>
+                <w:sz w:val="14"/>
+                <w:szCs w:val="14"/>
+              </w:rPr>
+              <w:t xml:space="preserve">(17)</w:t>
+            </w:r>
+          </w:p>
+        </w:tc>
+        <w:tc>
+          <w:tcPr>
+            <w:tcW w:type="pct" w:w="2200"/>
+            <w:tcMar>
+              <w:top w:type="dxa" w:w="50"/>
+              <w:left w:type="dxa" w:w="110"/>
+              <w:bottom w:type="dxa" w:w="50"/>
+              <w:right w:type="dxa" w:w="110"/>
+            </w:tcMar>
+          </w:tcPr>
+          <w:p>
+            <w:pPr>
+              <w:spacing w:before="28" w:after="28"/>
+            </w:pPr>
+            <w:r>
+              <w:rPr>
+                <w:sz w:val="15"/>
+                <w:szCs w:val="15"/>
+              </w:rPr>
+              <w:t xml:space="preserve">Share capital is created by the articles, so the shareholders must vote</w:t>
+            </w:r>
+          </w:p>
+        </w:tc>
+      </w:tr>
+      <w:tr>
+        <w:tc>
+          <w:tcPr>
+            <w:tcW w:type="pct" w:w="2042"/>
+            <w:shd w:fill="FBFAF6" w:val="clear"/>
+            <w:tcMar>
+              <w:top w:type="dxa" w:w="50"/>
+              <w:left w:type="dxa" w:w="110"/>
+              <w:bottom w:type="dxa" w:w="50"/>
+              <w:right w:type="dxa" w:w="110"/>
+            </w:tcMar>
+          </w:tcPr>
+          <w:p>
+            <w:pPr>
+              <w:spacing w:before="28" w:after="28"/>
+            </w:pPr>
+            <w:r>
+              <w:rPr>
+                <w:sz w:val="15"/>
+                <w:szCs w:val="15"/>
+              </w:rPr>
+              <w:t xml:space="preserve">Setting the quorum for a board meeting</w:t>
+            </w:r>
+          </w:p>
+        </w:tc>
+        <w:tc>
+          <w:tcPr>
+            <w:tcW w:type="pct" w:w="758"/>
+            <w:shd w:fill="FBFAF6" w:val="clear"/>
+            <w:tcMar>
+              <w:top w:type="dxa" w:w="50"/>
+              <w:left w:type="dxa" w:w="110"/>
+              <w:bottom w:type="dxa" w:w="50"/>
+              <w:right w:type="dxa" w:w="110"/>
+            </w:tcMar>
+          </w:tcPr>
+          <w:p>
+            <w:pPr>
+              <w:spacing w:before="28" w:after="28"/>
+            </w:pPr>
+            <w:r>
+              <w:rPr>
+                <w:sz w:val="15"/>
+                <w:szCs w:val="15"/>
+              </w:rPr>
+              <w:t xml:space="preserve">Bylaws</w:t>
+            </w:r>
+          </w:p>
+        </w:tc>
+        <w:tc>
+          <w:tcPr>
+            <w:tcW w:type="pct" w:w="2200"/>
+            <w:shd w:fill="FBFAF6" w:val="clear"/>
+            <w:tcMar>
+              <w:top w:type="dxa" w:w="50"/>
+              <w:left w:type="dxa" w:w="110"/>
+              <w:bottom w:type="dxa" w:w="50"/>
+              <w:right w:type="dxa" w:w="110"/>
+            </w:tcMar>
+          </w:tcPr>
+          <w:p>
+            <w:pPr>
+              <w:spacing w:before="28" w:after="28"/>
+            </w:pPr>
+            <w:r>
+              <w:rPr>
+                <w:sz w:val="15"/>
+                <w:szCs w:val="15"/>
+              </w:rPr>
+              <w:t xml:space="preserve">The bylaws govern how the board meets, and the board may amend them within the articles and the law</w:t>
+            </w:r>
+          </w:p>
+        </w:tc>
+      </w:tr>
+      <w:tr>
+        <w:tc>
+          <w:tcPr>
+            <w:tcW w:type="pct" w:w="2042"/>
+            <w:tcMar>
+              <w:top w:type="dxa" w:w="50"/>
+              <w:left w:type="dxa" w:w="110"/>
+              <w:bottom w:type="dxa" w:w="50"/>
+              <w:right w:type="dxa" w:w="110"/>
+            </w:tcMar>
+          </w:tcPr>
+          <w:p>
+            <w:pPr>
+              <w:spacing w:before="28" w:after="28"/>
+            </w:pPr>
+            <w:r>
+              <w:rPr>
+                <w:sz w:val="15"/>
+                <w:szCs w:val="15"/>
+              </w:rPr>
+              <w:t xml:space="preserve">Requiring two signatures on payments above 50,000</w:t>
+            </w:r>
+          </w:p>
+        </w:tc>
+        <w:tc>
+          <w:tcPr>
+            <w:tcW w:type="pct" w:w="758"/>
+            <w:tcMar>
+              <w:top w:type="dxa" w:w="50"/>
+              <w:left w:type="dxa" w:w="110"/>
+              <w:bottom w:type="dxa" w:w="50"/>
+              <w:right w:type="dxa" w:w="110"/>
+            </w:tcMar>
+          </w:tcPr>
+          <w:p>
+            <w:pPr>
+              <w:spacing w:before="28" w:after="28"/>
+            </w:pPr>
+            <w:r>
+              <w:rPr>
+                <w:sz w:val="15"/>
+                <w:szCs w:val="15"/>
+              </w:rPr>
+              <w:t xml:space="preserve">A board policy</w:t>
+            </w:r>
+          </w:p>
+        </w:tc>
+        <w:tc>
+          <w:tcPr>
+            <w:tcW w:type="pct" w:w="2200"/>
+            <w:tcMar>
+              <w:top w:type="dxa" w:w="50"/>
+              <w:left w:type="dxa" w:w="110"/>
+              <w:bottom w:type="dxa" w:w="50"/>
+              <w:right w:type="dxa" w:w="110"/>
+            </w:tcMar>
+          </w:tcPr>
+          <w:p>
+            <w:pPr>
+              <w:spacing w:before="28" w:after="28"/>
+            </w:pPr>
+            <w:r>
+              <w:rPr>
+                <w:sz w:val="15"/>
+                <w:szCs w:val="15"/>
+              </w:rPr>
+              <w:t xml:space="preserve">Management then writes the procedure that carries it out</w:t>
+            </w:r>
+          </w:p>
+        </w:tc>
+      </w:tr>
+      <w:tr>
+        <w:tc>
+          <w:tcPr>
+            <w:tcW w:type="pct" w:w="2042"/>
+            <w:shd w:fill="FBFAF6" w:val="clear"/>
+            <w:tcMar>
+              <w:top w:type="dxa" w:w="50"/>
+              <w:left w:type="dxa" w:w="110"/>
+              <w:bottom w:type="dxa" w:w="50"/>
+              <w:right w:type="dxa" w:w="110"/>
+            </w:tcMar>
+          </w:tcPr>
+          <w:p>
+            <w:pPr>
+              <w:spacing w:before="28" w:after="28"/>
+            </w:pPr>
+            <w:r>
+              <w:rPr>
+                <w:sz w:val="15"/>
+                <w:szCs w:val="15"/>
+              </w:rPr>
+              <w:t xml:space="preserve">The exact screens a clerk uses to raise a payment</w:t>
+            </w:r>
+          </w:p>
+        </w:tc>
+        <w:tc>
+          <w:tcPr>
+            <w:tcW w:type="pct" w:w="758"/>
+            <w:shd w:fill="FFFFFF" w:val="clear"/>
+            <w:tcMar>
+              <w:top w:type="dxa" w:w="50"/>
+              <w:left w:type="dxa" w:w="110"/>
+              <w:bottom w:type="dxa" w:w="50"/>
+              <w:right w:type="dxa" w:w="110"/>
+            </w:tcMar>
+          </w:tcPr>
+          <w:p>
+            <w:pPr>
+              <w:spacing w:before="46" w:after="46"/>
+            </w:pPr>
+            <w:r>
+              <w:rPr>
+                <w:b/>
+                <w:bCs/>
+                <w:color w:val="8186EF"/>
+                <w:sz w:val="14"/>
+                <w:szCs w:val="14"/>
+              </w:rPr>
+              <w:t xml:space="preserve">(18)</w:t>
+            </w:r>
+          </w:p>
+        </w:tc>
+        <w:tc>
+          <w:tcPr>
+            <w:tcW w:type="pct" w:w="2200"/>
+            <w:shd w:fill="FBFAF6" w:val="clear"/>
+            <w:tcMar>
+              <w:top w:type="dxa" w:w="50"/>
+              <w:left w:type="dxa" w:w="110"/>
+              <w:bottom w:type="dxa" w:w="50"/>
+              <w:right w:type="dxa" w:w="110"/>
+            </w:tcMar>
+          </w:tcPr>
+          <w:p>
+            <w:pPr>
+              <w:spacing w:before="28" w:after="28"/>
+            </w:pPr>
+            <w:r>
+              <w:rPr>
+                <w:sz w:val="15"/>
+                <w:szCs w:val="15"/>
+              </w:rPr>
+              <w:t xml:space="preserve">Written and amended by management, within the policy above it</w:t>
+            </w:r>
+          </w:p>
+        </w:tc>
+      </w:tr>
+    </w:tbl>
+    <w:p/>
+    <w:tbl>
+      <w:tblPr>
+        <w:tblW w:type="pct" w:w="100%"/>
+        <w:tblLayout w:type="fixed"/>
+        <w:tblBorders>
+          <w:top w:val="single" w:color="FBFAF6" w:sz="4"/>
+          <w:left w:val="single" w:color="FBFAF6" w:sz="4"/>
+          <w:bottom w:val="single" w:color="FBFAF6" w:sz="4"/>
+          <w:right w:val="single" w:color="FBFAF6" w:sz="4"/>
+          <w:insideH w:val="single" w:color="FBFAF6" w:sz="4"/>
+          <w:insideV w:val="single" w:color="FBFAF6" w:sz="4"/>
+        </w:tblBorders>
+      </w:tblPr>
+      <w:tblGrid>
+        <w:gridCol w:w="9600"/>
+      </w:tblGrid>
+      <w:tr>
+        <w:tc>
+          <w:tcPr>
+            <w:tcW w:type="pct" w:w="5000"/>
+            <w:shd w:fill="FBFAF6" w:val="clear"/>
+            <w:tcMar>
+              <w:top w:type="dxa" w:w="40"/>
+              <w:left w:type="dxa" w:w="100"/>
+              <w:bottom w:type="dxa" w:w="40"/>
+              <w:right w:type="dxa" w:w="100"/>
+            </w:tcMar>
+          </w:tcPr>
+          <w:p>
+            <w:pPr>
+              <w:spacing w:before="18" w:after="6"/>
+            </w:pPr>
+            <w:r>
+              <w:rPr>
+                <w:b/>
+                <w:bCs/>
+                <w:color w:val="6B7280"/>
+                <w:sz w:val="14"/>
+                <w:szCs w:val="14"/>
+              </w:rPr>
+              <w:t xml:space="preserve">word list</w:t>
+            </w:r>
+          </w:p>
+          <w:p>
+            <w:pPr>
+              <w:spacing w:before="0" w:after="18"/>
+            </w:pPr>
+            <w:r>
+              <w:rPr>
+                <w:b/>
+                <w:bCs/>
+                <w:color w:val="353A7C"/>
+                <w:sz w:val="16"/>
+                <w:szCs w:val="16"/>
+              </w:rPr>
+              <w:t xml:space="preserve">Articles of incorporation   ·   A procedure   ·   A board policy</w:t>
+            </w:r>
+          </w:p>
+        </w:tc>
+      </w:tr>
+    </w:tbl>
+    <w:p/>
+    <w:tbl>
+      <w:tblPr>
+        <w:tblW w:type="pct" w:w="100%"/>
+        <w:tblLayout w:type="fixed"/>
+        <w:tblBorders>
+          <w:top w:val="single" w:color="353A7C" w:sz="4"/>
+          <w:left w:val="single" w:color="353A7C" w:sz="4"/>
+          <w:bottom w:val="single" w:color="353A7C" w:sz="4"/>
+          <w:right w:val="single" w:color="353A7C" w:sz="4"/>
+          <w:insideH w:val="single" w:color="353A7C" w:sz="4"/>
+          <w:insideV w:val="single" w:color="353A7C" w:sz="4"/>
+        </w:tblBorders>
+      </w:tblPr>
+      <w:tblGrid>
+        <w:gridCol w:w="9600"/>
+      </w:tblGrid>
+      <w:tr>
+        <w:tc>
+          <w:tcPr>
+            <w:tcW w:type="pct" w:w="5000"/>
+            <w:shd w:fill="F2F4FB" w:val="clear"/>
+            <w:tcMar>
+              <w:top w:type="dxa" w:w="50"/>
+              <w:left w:type="dxa" w:w="110"/>
+              <w:bottom w:type="dxa" w:w="50"/>
+              <w:right w:type="dxa" w:w="110"/>
+            </w:tcMar>
+          </w:tcPr>
+          <w:p>
+            <w:pPr>
+              <w:spacing w:before="30" w:after="30"/>
+            </w:pPr>
+            <w:r>
+              <w:rPr>
+                <w:b/>
+                <w:bCs/>
+                <w:color w:val="353A7C"/>
+                <w:sz w:val="19"/>
+                <w:szCs w:val="19"/>
+              </w:rPr>
+              <w:t xml:space="preserve">The pattern behind all four</w:t>
+            </w:r>
+          </w:p>
+        </w:tc>
+      </w:tr>
+    </w:tbl>
+    <w:p/>
     <w:p>
       <w:pPr>
-        <w:spacing w:before="44" w:after="10"/>
+        <w:pageBreakBefore w:val="true"/>
+        <w:spacing w:after="0"/>
+      </w:pPr>
+      <w:r>
+        <w:rPr>
+          <w:sz w:val="2"/>
+        </w:rPr>
+        <w:t xml:space="preserve"> </w:t>
+      </w:r>
+    </w:p>
+    <w:p>
+      <w:pPr>
+        <w:spacing w:before="44" w:after="14"/>
       </w:pPr>
       <w:r>
         <w:rPr>
@@ -10999,7 +10634,943 @@
           <w:sz w:val="18"/>
           <w:szCs w:val="18"/>
         </w:rPr>
-        <w:t xml:space="preserve">Your turn: which document governs the decision? (complete the blanks)</w:t>
+        <w:t xml:space="preserve">Summary 3</w:t>
+      </w:r>
+      <w:r>
+        <w:rPr>
+          <w:color w:val="6B7280"/>
+          <w:sz w:val="16"/>
+          <w:szCs w:val="16"/>
+        </w:rPr>
+        <w:t xml:space="preserve">      gaps 19–23</w:t>
+      </w:r>
+    </w:p>
+    <w:p>
+      <w:pPr>
+        <w:spacing w:before="20" w:after="20" w:line="360" w:lineRule="auto"/>
+        <w:ind w:left="200"/>
+      </w:pPr>
+      <w:r>
+        <w:rPr>
+          <w:sz w:val="19"/>
+          <w:szCs w:val="19"/>
+        </w:rPr>
+        <w:t xml:space="preserve">Ask first which document governs the decision, </w:t>
+      </w:r>
+      <w:r>
+        <w:rPr>
+          <w:b/>
+          <w:bCs/>
+          <w:color w:val="8186EF"/>
+          <w:sz w:val="15"/>
+          <w:szCs w:val="15"/>
+        </w:rPr>
+        <w:t xml:space="preserve"> (19) </w:t>
+      </w:r>
+      <w:r>
+        <w:rPr>
+          <w:u w:val="single"/>
+          <w:sz w:val="19"/>
+          <w:szCs w:val="19"/>
+        </w:rPr>
+        <w:t xml:space="preserve">           </w:t>
+      </w:r>
+      <w:r>
+        <w:rPr>
+          <w:sz w:val="19"/>
+          <w:szCs w:val="19"/>
+        </w:rPr>
+        <w:t xml:space="preserve"> </w:t>
+      </w:r>
+      <w:r>
+        <w:rPr>
+          <w:sz w:val="19"/>
+          <w:szCs w:val="19"/>
+        </w:rPr>
+        <w:t xml:space="preserve"> that decides who may act. </w:t>
+      </w:r>
+      <w:r>
+        <w:rPr>
+          <w:sz w:val="19"/>
+          <w:szCs w:val="19"/>
+        </w:rPr>
+        <w:t xml:space="preserve">The </w:t>
+      </w:r>
+      <w:r>
+        <w:rPr>
+          <w:b/>
+          <w:bCs/>
+          <w:color w:val="8186EF"/>
+          <w:sz w:val="15"/>
+          <w:szCs w:val="15"/>
+        </w:rPr>
+        <w:t xml:space="preserve"> (20) </w:t>
+      </w:r>
+      <w:r>
+        <w:rPr>
+          <w:u w:val="single"/>
+          <w:sz w:val="19"/>
+          <w:szCs w:val="19"/>
+        </w:rPr>
+        <w:t xml:space="preserve">           </w:t>
+      </w:r>
+      <w:r>
+        <w:rPr>
+          <w:sz w:val="19"/>
+          <w:szCs w:val="19"/>
+        </w:rPr>
+        <w:t xml:space="preserve"> </w:t>
+      </w:r>
+      <w:r>
+        <w:rPr>
+          <w:sz w:val="19"/>
+          <w:szCs w:val="19"/>
+        </w:rPr>
+        <w:t xml:space="preserve"> the document, the </w:t>
+      </w:r>
+      <w:r>
+        <w:rPr>
+          <w:b/>
+          <w:bCs/>
+          <w:color w:val="8186EF"/>
+          <w:sz w:val="15"/>
+          <w:szCs w:val="15"/>
+        </w:rPr>
+        <w:t xml:space="preserve"> (21) </w:t>
+      </w:r>
+      <w:r>
+        <w:rPr>
+          <w:u w:val="single"/>
+          <w:sz w:val="19"/>
+          <w:szCs w:val="19"/>
+        </w:rPr>
+        <w:t xml:space="preserve">           </w:t>
+      </w:r>
+      <w:r>
+        <w:rPr>
+          <w:sz w:val="19"/>
+          <w:szCs w:val="19"/>
+        </w:rPr>
+        <w:t xml:space="preserve"> </w:t>
+      </w:r>
+      <w:r>
+        <w:rPr>
+          <w:sz w:val="19"/>
+          <w:szCs w:val="19"/>
+        </w:rPr>
+        <w:t xml:space="preserve"> it is to change: management, then board, then shareholders. </w:t>
+      </w:r>
+      <w:r>
+        <w:rPr>
+          <w:sz w:val="19"/>
+          <w:szCs w:val="19"/>
+        </w:rPr>
+        <w:t xml:space="preserve">Where a decision would let </w:t>
+      </w:r>
+      <w:r>
+        <w:rPr>
+          <w:b/>
+          <w:bCs/>
+          <w:color w:val="8186EF"/>
+          <w:sz w:val="15"/>
+          <w:szCs w:val="15"/>
+        </w:rPr>
+        <w:t xml:space="preserve"> (22) </w:t>
+      </w:r>
+      <w:r>
+        <w:rPr>
+          <w:u w:val="single"/>
+          <w:sz w:val="19"/>
+          <w:szCs w:val="19"/>
+        </w:rPr>
+        <w:t xml:space="preserve">           </w:t>
+      </w:r>
+      <w:r>
+        <w:rPr>
+          <w:sz w:val="19"/>
+          <w:szCs w:val="19"/>
+        </w:rPr>
+        <w:t xml:space="preserve"> </w:t>
+      </w:r>
+      <w:r>
+        <w:rPr>
+          <w:sz w:val="19"/>
+          <w:szCs w:val="19"/>
+        </w:rPr>
+        <w:t xml:space="preserve"> review their own work, the </w:t>
+      </w:r>
+      <w:r>
+        <w:rPr>
+          <w:b/>
+          <w:bCs/>
+          <w:color w:val="8186EF"/>
+          <w:sz w:val="15"/>
+          <w:szCs w:val="15"/>
+        </w:rPr>
+        <w:t xml:space="preserve"> (23) </w:t>
+      </w:r>
+      <w:r>
+        <w:rPr>
+          <w:u w:val="single"/>
+          <w:sz w:val="19"/>
+          <w:szCs w:val="19"/>
+        </w:rPr>
+        <w:t xml:space="preserve">           </w:t>
+      </w:r>
+      <w:r>
+        <w:rPr>
+          <w:sz w:val="19"/>
+          <w:szCs w:val="19"/>
+        </w:rPr>
+        <w:t xml:space="preserve"> </w:t>
+      </w:r>
+      <w:r>
+        <w:rPr>
+          <w:sz w:val="19"/>
+          <w:szCs w:val="19"/>
+        </w:rPr>
+        <w:t xml:space="preserve"> moves it elsewhere. </w:t>
+      </w:r>
+      <w:r>
+        <w:rPr>
+          <w:sz w:val="19"/>
+          <w:szCs w:val="19"/>
+        </w:rPr>
+        <w:t xml:space="preserve">The audit committee exists to hold one such line: the auditor answers to it, not to management. </w:t>
+      </w:r>
+    </w:p>
+    <w:tbl>
+      <w:tblPr>
+        <w:tblW w:type="pct" w:w="100%"/>
+        <w:tblLayout w:type="fixed"/>
+        <w:tblBorders>
+          <w:top w:val="single" w:color="FBFAF6" w:sz="4"/>
+          <w:left w:val="single" w:color="FBFAF6" w:sz="4"/>
+          <w:bottom w:val="single" w:color="FBFAF6" w:sz="4"/>
+          <w:right w:val="single" w:color="FBFAF6" w:sz="4"/>
+          <w:insideH w:val="single" w:color="FBFAF6" w:sz="4"/>
+          <w:insideV w:val="single" w:color="FBFAF6" w:sz="4"/>
+        </w:tblBorders>
+      </w:tblPr>
+      <w:tblGrid>
+        <w:gridCol w:w="9600"/>
+      </w:tblGrid>
+      <w:tr>
+        <w:tc>
+          <w:tcPr>
+            <w:tcW w:type="pct" w:w="5000"/>
+            <w:shd w:fill="FBFAF6" w:val="clear"/>
+            <w:tcMar>
+              <w:top w:type="dxa" w:w="40"/>
+              <w:left w:type="dxa" w:w="100"/>
+              <w:bottom w:type="dxa" w:w="40"/>
+              <w:right w:type="dxa" w:w="100"/>
+            </w:tcMar>
+          </w:tcPr>
+          <w:p>
+            <w:pPr>
+              <w:spacing w:before="18" w:after="6"/>
+            </w:pPr>
+            <w:r>
+              <w:rPr>
+                <w:b/>
+                <w:bCs/>
+                <w:color w:val="6B7280"/>
+                <w:sz w:val="14"/>
+                <w:szCs w:val="14"/>
+              </w:rPr>
+              <w:t xml:space="preserve">word list</w:t>
+            </w:r>
+          </w:p>
+          <w:p>
+            <w:pPr>
+              <w:spacing w:before="0" w:after="18"/>
+            </w:pPr>
+            <w:r>
+              <w:rPr>
+                <w:b/>
+                <w:bCs/>
+                <w:color w:val="353A7C"/>
+                <w:sz w:val="16"/>
+                <w:szCs w:val="16"/>
+              </w:rPr>
+              <w:t xml:space="preserve">harder   ·   because   ·   governs   ·   higher   ·   structure   ·   someone</w:t>
+            </w:r>
+          </w:p>
+        </w:tc>
+      </w:tr>
+    </w:tbl>
+    <w:p/>
+    <w:tbl>
+      <w:tblPr>
+        <w:tblW w:type="pct" w:w="100%"/>
+        <w:tblLayout w:type="fixed"/>
+        <w:tblBorders>
+          <w:top w:val="single" w:color="353A7C" w:sz="4"/>
+          <w:left w:val="single" w:color="353A7C" w:sz="4"/>
+          <w:bottom w:val="single" w:color="353A7C" w:sz="4"/>
+          <w:right w:val="single" w:color="353A7C" w:sz="4"/>
+          <w:insideH w:val="single" w:color="353A7C" w:sz="4"/>
+          <w:insideV w:val="single" w:color="353A7C" w:sz="4"/>
+        </w:tblBorders>
+      </w:tblPr>
+      <w:tblGrid>
+        <w:gridCol w:w="9600"/>
+      </w:tblGrid>
+      <w:tr>
+        <w:tc>
+          <w:tcPr>
+            <w:tcW w:type="pct" w:w="5000"/>
+            <w:shd w:fill="F2F4FB" w:val="clear"/>
+            <w:tcMar>
+              <w:top w:type="dxa" w:w="50"/>
+              <w:left w:type="dxa" w:w="110"/>
+              <w:bottom w:type="dxa" w:w="50"/>
+              <w:right w:type="dxa" w:w="110"/>
+            </w:tcMar>
+          </w:tcPr>
+          <w:p>
+            <w:pPr>
+              <w:spacing w:before="30" w:after="30"/>
+            </w:pPr>
+            <w:r>
+              <w:rPr>
+                <w:b/>
+                <w:bCs/>
+                <w:color w:val="353A7C"/>
+                <w:sz w:val="19"/>
+                <w:szCs w:val="19"/>
+              </w:rPr>
+              <w:t xml:space="preserve">Exam view</w:t>
+            </w:r>
+          </w:p>
+        </w:tc>
+      </w:tr>
+    </w:tbl>
+    <w:p/>
+    <w:p>
+      <w:pPr>
+        <w:spacing w:before="44" w:after="14"/>
+      </w:pPr>
+      <w:r>
+        <w:rPr>
+          <w:b/>
+          <w:bCs/>
+          <w:color w:val="353A7C"/>
+          <w:sz w:val="18"/>
+          <w:szCs w:val="18"/>
+        </w:rPr>
+        <w:t xml:space="preserve">Summary 4</w:t>
+      </w:r>
+      <w:r>
+        <w:rPr>
+          <w:color w:val="6B7280"/>
+          <w:sz w:val="16"/>
+          <w:szCs w:val="16"/>
+        </w:rPr>
+        <w:t xml:space="preserve">      gaps 24–27</w:t>
+      </w:r>
+    </w:p>
+    <w:p>
+      <w:pPr>
+        <w:spacing w:before="20" w:after="20" w:line="360" w:lineRule="auto"/>
+        <w:ind w:left="200"/>
+      </w:pPr>
+      <w:r>
+        <w:rPr>
+          <w:sz w:val="19"/>
+          <w:szCs w:val="19"/>
+        </w:rPr>
+        <w:t xml:space="preserve">Expect a decision and four candidate </w:t>
+      </w:r>
+      <w:r>
+        <w:rPr>
+          <w:b/>
+          <w:bCs/>
+          <w:color w:val="8186EF"/>
+          <w:sz w:val="15"/>
+          <w:szCs w:val="15"/>
+        </w:rPr>
+        <w:t xml:space="preserve"> (24) </w:t>
+      </w:r>
+      <w:r>
+        <w:rPr>
+          <w:u w:val="single"/>
+          <w:sz w:val="19"/>
+          <w:szCs w:val="19"/>
+        </w:rPr>
+        <w:t xml:space="preserve">           </w:t>
+      </w:r>
+      <w:r>
+        <w:rPr>
+          <w:sz w:val="19"/>
+          <w:szCs w:val="19"/>
+        </w:rPr>
+        <w:t xml:space="preserve"> </w:t>
+      </w:r>
+      <w:r>
+        <w:rPr>
+          <w:sz w:val="19"/>
+          <w:szCs w:val="19"/>
+        </w:rPr>
+        <w:t xml:space="preserve">, or a decision and four candidate </w:t>
+      </w:r>
+      <w:r>
+        <w:rPr>
+          <w:b/>
+          <w:bCs/>
+          <w:color w:val="8186EF"/>
+          <w:sz w:val="15"/>
+          <w:szCs w:val="15"/>
+        </w:rPr>
+        <w:t xml:space="preserve"> (25) </w:t>
+      </w:r>
+      <w:r>
+        <w:rPr>
+          <w:u w:val="single"/>
+          <w:sz w:val="19"/>
+          <w:szCs w:val="19"/>
+        </w:rPr>
+        <w:t xml:space="preserve">                 </w:t>
+      </w:r>
+      <w:r>
+        <w:rPr>
+          <w:sz w:val="19"/>
+          <w:szCs w:val="19"/>
+        </w:rPr>
+        <w:t xml:space="preserve"> </w:t>
+      </w:r>
+      <w:r>
+        <w:rPr>
+          <w:sz w:val="19"/>
+          <w:szCs w:val="19"/>
+        </w:rPr>
+        <w:t xml:space="preserve">. </w:t>
+      </w:r>
+      <w:r>
+        <w:rPr>
+          <w:sz w:val="19"/>
+          <w:szCs w:val="19"/>
+        </w:rPr>
+        <w:t xml:space="preserve">Work out which level of the </w:t>
+      </w:r>
+      <w:r>
+        <w:rPr>
+          <w:b/>
+          <w:bCs/>
+          <w:color w:val="8186EF"/>
+          <w:sz w:val="15"/>
+          <w:szCs w:val="15"/>
+        </w:rPr>
+        <w:t xml:space="preserve"> (26) </w:t>
+      </w:r>
+      <w:r>
+        <w:rPr>
+          <w:u w:val="single"/>
+          <w:sz w:val="19"/>
+          <w:szCs w:val="19"/>
+        </w:rPr>
+        <w:t xml:space="preserve">           </w:t>
+      </w:r>
+      <w:r>
+        <w:rPr>
+          <w:sz w:val="19"/>
+          <w:szCs w:val="19"/>
+        </w:rPr>
+        <w:t xml:space="preserve"> </w:t>
+      </w:r>
+      <w:r>
+        <w:rPr>
+          <w:sz w:val="19"/>
+          <w:szCs w:val="19"/>
+        </w:rPr>
+        <w:t xml:space="preserve"> the matter sits at. </w:t>
+      </w:r>
+      <w:r>
+        <w:rPr>
+          <w:sz w:val="19"/>
+          <w:szCs w:val="19"/>
+        </w:rPr>
+        <w:t xml:space="preserve">If the decision affects the </w:t>
+      </w:r>
+      <w:r>
+        <w:rPr>
+          <w:b/>
+          <w:bCs/>
+          <w:color w:val="8186EF"/>
+          <w:sz w:val="15"/>
+          <w:szCs w:val="15"/>
+        </w:rPr>
+        <w:t xml:space="preserve"> (27) </w:t>
+      </w:r>
+      <w:r>
+        <w:rPr>
+          <w:u w:val="single"/>
+          <w:sz w:val="19"/>
+          <w:szCs w:val="19"/>
+        </w:rPr>
+        <w:t xml:space="preserve">           </w:t>
+      </w:r>
+      <w:r>
+        <w:rPr>
+          <w:sz w:val="19"/>
+          <w:szCs w:val="19"/>
+        </w:rPr>
+        <w:t xml:space="preserve"> </w:t>
+      </w:r>
+      <w:r>
+        <w:rPr>
+          <w:sz w:val="19"/>
+          <w:szCs w:val="19"/>
+        </w:rPr>
+        <w:t xml:space="preserve"> existence or its share capital, it is the articles and therefore the shareholders. </w:t>
+      </w:r>
+    </w:p>
+    <w:tbl>
+      <w:tblPr>
+        <w:tblW w:type="pct" w:w="100%"/>
+        <w:tblLayout w:type="fixed"/>
+        <w:tblBorders>
+          <w:top w:val="single" w:color="FBFAF6" w:sz="4"/>
+          <w:left w:val="single" w:color="FBFAF6" w:sz="4"/>
+          <w:bottom w:val="single" w:color="FBFAF6" w:sz="4"/>
+          <w:right w:val="single" w:color="FBFAF6" w:sz="4"/>
+          <w:insideH w:val="single" w:color="FBFAF6" w:sz="4"/>
+          <w:insideV w:val="single" w:color="FBFAF6" w:sz="4"/>
+        </w:tblBorders>
+      </w:tblPr>
+      <w:tblGrid>
+        <w:gridCol w:w="9600"/>
+      </w:tblGrid>
+      <w:tr>
+        <w:tc>
+          <w:tcPr>
+            <w:tcW w:type="pct" w:w="5000"/>
+            <w:shd w:fill="FBFAF6" w:val="clear"/>
+            <w:tcMar>
+              <w:top w:type="dxa" w:w="40"/>
+              <w:left w:type="dxa" w:w="100"/>
+              <w:bottom w:type="dxa" w:w="40"/>
+              <w:right w:type="dxa" w:w="100"/>
+            </w:tcMar>
+          </w:tcPr>
+          <w:p>
+            <w:pPr>
+              <w:spacing w:before="18" w:after="6"/>
+            </w:pPr>
+            <w:r>
+              <w:rPr>
+                <w:b/>
+                <w:bCs/>
+                <w:color w:val="6B7280"/>
+                <w:sz w:val="14"/>
+                <w:szCs w:val="14"/>
+              </w:rPr>
+              <w:t xml:space="preserve">word list</w:t>
+            </w:r>
+          </w:p>
+          <w:p>
+            <w:pPr>
+              <w:spacing w:before="0" w:after="18"/>
+            </w:pPr>
+            <w:r>
+              <w:rPr>
+                <w:b/>
+                <w:bCs/>
+                <w:color w:val="353A7C"/>
+                <w:sz w:val="16"/>
+                <w:szCs w:val="16"/>
+              </w:rPr>
+              <w:t xml:space="preserve">company's   ·   conflict   ·   decision-makers   ·   hierarchy   ·   documents</w:t>
+            </w:r>
+          </w:p>
+        </w:tc>
+      </w:tr>
+    </w:tbl>
+    <w:p/>
+    <w:tbl>
+      <w:tblPr>
+        <w:tblW w:type="pct" w:w="100%"/>
+        <w:tblLayout w:type="fixed"/>
+        <w:tblBorders>
+          <w:top w:val="single" w:color="353A7C" w:sz="6"/>
+          <w:left w:val="single" w:color="353A7C" w:sz="6"/>
+          <w:bottom w:val="single" w:color="353A7C" w:sz="6"/>
+          <w:right w:val="single" w:color="353A7C" w:sz="6"/>
+          <w:insideH w:val="single" w:color="353A7C" w:sz="6"/>
+          <w:insideV w:val="single" w:color="353A7C" w:sz="6"/>
+        </w:tblBorders>
+      </w:tblPr>
+      <w:tblGrid>
+        <w:gridCol w:w="4992"/>
+        <w:gridCol w:w="4608"/>
+      </w:tblGrid>
+      <w:tr>
+        <w:tc>
+          <w:tcPr>
+            <w:tcW w:type="pct" w:w="5000"/>
+            <w:gridSpan w:val="2"/>
+            <w:shd w:fill="353A7C" w:val="clear"/>
+            <w:tcMar>
+              <w:top w:type="dxa" w:w="60"/>
+              <w:left w:type="dxa" w:w="120"/>
+              <w:bottom w:type="dxa" w:w="60"/>
+              <w:right w:type="dxa" w:w="120"/>
+            </w:tcMar>
+          </w:tcPr>
+          <w:p>
+            <w:pPr>
+              <w:spacing w:before="40" w:after="40"/>
+            </w:pPr>
+            <w:r>
+              <w:rPr>
+                <w:b/>
+                <w:bCs/>
+                <w:color w:val="FFFFFF"/>
+                <w:sz w:val="17"/>
+                <w:szCs w:val="17"/>
+              </w:rPr>
+              <w:t xml:space="preserve">Exam view</w:t>
+            </w:r>
+          </w:p>
+        </w:tc>
+      </w:tr>
+      <w:tr>
+        <w:tc>
+          <w:tcPr>
+            <w:tcW w:type="pct" w:w="2600"/>
+            <w:shd w:fill="353A7C" w:val="clear"/>
+            <w:tcMar>
+              <w:top w:type="dxa" w:w="50"/>
+              <w:left w:type="dxa" w:w="110"/>
+              <w:bottom w:type="dxa" w:w="50"/>
+              <w:right w:type="dxa" w:w="110"/>
+            </w:tcMar>
+          </w:tcPr>
+          <w:p>
+            <w:pPr>
+              <w:spacing w:before="30" w:after="30"/>
+            </w:pPr>
+            <w:r>
+              <w:rPr>
+                <w:b/>
+                <w:bCs/>
+                <w:color w:val="FFFFFF"/>
+                <w:sz w:val="15"/>
+                <w:szCs w:val="15"/>
+              </w:rPr>
+              <w:t xml:space="preserve">Element of the proposal</w:t>
+            </w:r>
+          </w:p>
+        </w:tc>
+        <w:tc>
+          <w:tcPr>
+            <w:tcW w:type="pct" w:w="2400"/>
+            <w:shd w:fill="353A7C" w:val="clear"/>
+            <w:tcMar>
+              <w:top w:type="dxa" w:w="50"/>
+              <w:left w:type="dxa" w:w="110"/>
+              <w:bottom w:type="dxa" w:w="50"/>
+              <w:right w:type="dxa" w:w="110"/>
+            </w:tcMar>
+          </w:tcPr>
+          <w:p>
+            <w:pPr>
+              <w:spacing w:before="30" w:after="30"/>
+            </w:pPr>
+            <w:r>
+              <w:rPr>
+                <w:b/>
+                <w:bCs/>
+                <w:color w:val="FFFFFF"/>
+                <w:sz w:val="15"/>
+                <w:szCs w:val="15"/>
+              </w:rPr>
+              <w:t xml:space="preserve">Category</w:t>
+            </w:r>
+          </w:p>
+        </w:tc>
+      </w:tr>
+      <w:tr>
+        <w:tc>
+          <w:tcPr>
+            <w:tcW w:type="pct" w:w="2600"/>
+            <w:tcMar>
+              <w:top w:type="dxa" w:w="50"/>
+              <w:left w:type="dxa" w:w="110"/>
+              <w:bottom w:type="dxa" w:w="50"/>
+              <w:right w:type="dxa" w:w="110"/>
+            </w:tcMar>
+          </w:tcPr>
+          <w:p>
+            <w:pPr>
+              <w:spacing w:before="28" w:after="28"/>
+            </w:pPr>
+            <w:r>
+              <w:rPr>
+                <w:sz w:val="15"/>
+                <w:szCs w:val="15"/>
+              </w:rPr>
+              <w:t xml:space="preserve">Whether the chairman may also be chief executive</w:t>
+            </w:r>
+          </w:p>
+        </w:tc>
+        <w:tc>
+          <w:tcPr>
+            <w:tcW w:type="pct" w:w="2400"/>
+            <w:shd w:fill="FFFFFF" w:val="clear"/>
+            <w:tcMar>
+              <w:top w:type="dxa" w:w="50"/>
+              <w:left w:type="dxa" w:w="110"/>
+              <w:bottom w:type="dxa" w:w="50"/>
+              <w:right w:type="dxa" w:w="110"/>
+            </w:tcMar>
+          </w:tcPr>
+          <w:p>
+            <w:pPr>
+              <w:spacing w:before="46" w:after="46"/>
+            </w:pPr>
+            <w:r>
+              <w:rPr>
+                <w:b/>
+                <w:bCs/>
+                <w:color w:val="8186EF"/>
+                <w:sz w:val="14"/>
+                <w:szCs w:val="14"/>
+              </w:rPr>
+              <w:t xml:space="preserve">(28)</w:t>
+            </w:r>
+          </w:p>
+        </w:tc>
+      </w:tr>
+      <w:tr>
+        <w:tc>
+          <w:tcPr>
+            <w:tcW w:type="pct" w:w="2600"/>
+            <w:shd w:fill="FBFAF6" w:val="clear"/>
+            <w:tcMar>
+              <w:top w:type="dxa" w:w="50"/>
+              <w:left w:type="dxa" w:w="110"/>
+              <w:bottom w:type="dxa" w:w="50"/>
+              <w:right w:type="dxa" w:w="110"/>
+            </w:tcMar>
+          </w:tcPr>
+          <w:p>
+            <w:pPr>
+              <w:spacing w:before="28" w:after="28"/>
+            </w:pPr>
+            <w:r>
+              <w:rPr>
+                <w:sz w:val="15"/>
+                <w:szCs w:val="15"/>
+              </w:rPr>
+              <w:t xml:space="preserve">How often the audit committee meets</w:t>
+            </w:r>
+          </w:p>
+        </w:tc>
+        <w:tc>
+          <w:tcPr>
+            <w:tcW w:type="pct" w:w="2400"/>
+            <w:shd w:fill="FFFFFF" w:val="clear"/>
+            <w:tcMar>
+              <w:top w:type="dxa" w:w="50"/>
+              <w:left w:type="dxa" w:w="110"/>
+              <w:bottom w:type="dxa" w:w="50"/>
+              <w:right w:type="dxa" w:w="110"/>
+            </w:tcMar>
+          </w:tcPr>
+          <w:p>
+            <w:pPr>
+              <w:spacing w:before="46" w:after="46"/>
+            </w:pPr>
+            <w:r>
+              <w:rPr>
+                <w:b/>
+                <w:bCs/>
+                <w:color w:val="8186EF"/>
+                <w:sz w:val="14"/>
+                <w:szCs w:val="14"/>
+              </w:rPr>
+              <w:t xml:space="preserve">(29)</w:t>
+            </w:r>
+          </w:p>
+        </w:tc>
+      </w:tr>
+      <w:tr>
+        <w:tc>
+          <w:tcPr>
+            <w:tcW w:type="pct" w:w="2600"/>
+            <w:tcMar>
+              <w:top w:type="dxa" w:w="50"/>
+              <w:left w:type="dxa" w:w="110"/>
+              <w:bottom w:type="dxa" w:w="50"/>
+              <w:right w:type="dxa" w:w="110"/>
+            </w:tcMar>
+          </w:tcPr>
+          <w:p>
+            <w:pPr>
+              <w:spacing w:before="28" w:after="28"/>
+            </w:pPr>
+            <w:r>
+              <w:rPr>
+                <w:sz w:val="15"/>
+                <w:szCs w:val="15"/>
+              </w:rPr>
+              <w:t xml:space="preserve">To whom the external auditor reports</w:t>
+            </w:r>
+          </w:p>
+        </w:tc>
+        <w:tc>
+          <w:tcPr>
+            <w:tcW w:type="pct" w:w="2400"/>
+            <w:tcMar>
+              <w:top w:type="dxa" w:w="50"/>
+              <w:left w:type="dxa" w:w="110"/>
+              <w:bottom w:type="dxa" w:w="50"/>
+              <w:right w:type="dxa" w:w="110"/>
+            </w:tcMar>
+          </w:tcPr>
+          <w:p>
+            <w:pPr>
+              <w:spacing w:before="28" w:after="28"/>
+            </w:pPr>
+            <w:r>
+              <w:rPr>
+                <w:sz w:val="15"/>
+                <w:szCs w:val="15"/>
+              </w:rPr>
+              <w:t xml:space="preserve">Governed by the audit committee</w:t>
+            </w:r>
+          </w:p>
+        </w:tc>
+      </w:tr>
+      <w:tr>
+        <w:tc>
+          <w:tcPr>
+            <w:tcW w:type="pct" w:w="2600"/>
+            <w:shd w:fill="FBFAF6" w:val="clear"/>
+            <w:tcMar>
+              <w:top w:type="dxa" w:w="50"/>
+              <w:left w:type="dxa" w:w="110"/>
+              <w:bottom w:type="dxa" w:w="50"/>
+              <w:right w:type="dxa" w:w="110"/>
+            </w:tcMar>
+          </w:tcPr>
+          <w:p>
+            <w:pPr>
+              <w:spacing w:before="28" w:after="28"/>
+            </w:pPr>
+            <w:r>
+              <w:rPr>
+                <w:sz w:val="15"/>
+                <w:szCs w:val="15"/>
+              </w:rPr>
+              <w:t xml:space="preserve">Whether combining the roles is wise for Orontes</w:t>
+            </w:r>
+          </w:p>
+        </w:tc>
+        <w:tc>
+          <w:tcPr>
+            <w:tcW w:type="pct" w:w="2400"/>
+            <w:shd w:fill="FBFAF6" w:val="clear"/>
+            <w:tcMar>
+              <w:top w:type="dxa" w:w="50"/>
+              <w:left w:type="dxa" w:w="110"/>
+              <w:bottom w:type="dxa" w:w="50"/>
+              <w:right w:type="dxa" w:w="110"/>
+            </w:tcMar>
+          </w:tcPr>
+          <w:p>
+            <w:pPr>
+              <w:spacing w:before="28" w:after="28"/>
+            </w:pPr>
+            <w:r>
+              <w:rPr>
+                <w:sz w:val="15"/>
+                <w:szCs w:val="15"/>
+              </w:rPr>
+              <w:t xml:space="preserve">A board judgement, not a document</w:t>
+            </w:r>
+          </w:p>
+        </w:tc>
+      </w:tr>
+    </w:tbl>
+    <w:p/>
+    <w:tbl>
+      <w:tblPr>
+        <w:tblW w:type="pct" w:w="100%"/>
+        <w:tblLayout w:type="fixed"/>
+        <w:tblBorders>
+          <w:top w:val="single" w:color="FBFAF6" w:sz="4"/>
+          <w:left w:val="single" w:color="FBFAF6" w:sz="4"/>
+          <w:bottom w:val="single" w:color="FBFAF6" w:sz="4"/>
+          <w:right w:val="single" w:color="FBFAF6" w:sz="4"/>
+          <w:insideH w:val="single" w:color="FBFAF6" w:sz="4"/>
+          <w:insideV w:val="single" w:color="FBFAF6" w:sz="4"/>
+        </w:tblBorders>
+      </w:tblPr>
+      <w:tblGrid>
+        <w:gridCol w:w="9600"/>
+      </w:tblGrid>
+      <w:tr>
+        <w:tc>
+          <w:tcPr>
+            <w:tcW w:type="pct" w:w="5000"/>
+            <w:shd w:fill="FBFAF6" w:val="clear"/>
+            <w:tcMar>
+              <w:top w:type="dxa" w:w="40"/>
+              <w:left w:type="dxa" w:w="100"/>
+              <w:bottom w:type="dxa" w:w="40"/>
+              <w:right w:type="dxa" w:w="100"/>
+            </w:tcMar>
+          </w:tcPr>
+          <w:p>
+            <w:pPr>
+              <w:spacing w:before="18" w:after="6"/>
+            </w:pPr>
+            <w:r>
+              <w:rPr>
+                <w:b/>
+                <w:bCs/>
+                <w:color w:val="6B7280"/>
+                <w:sz w:val="14"/>
+                <w:szCs w:val="14"/>
+              </w:rPr>
+              <w:t xml:space="preserve">word list</w:t>
+            </w:r>
+          </w:p>
+          <w:p>
+            <w:pPr>
+              <w:spacing w:before="0" w:after="18"/>
+            </w:pPr>
+            <w:r>
+              <w:rPr>
+                <w:b/>
+                <w:bCs/>
+                <w:color w:val="353A7C"/>
+                <w:sz w:val="16"/>
+                <w:szCs w:val="16"/>
+              </w:rPr>
+              <w:t xml:space="preserve">What is being decided   ·   Governed by the audit committee   ·   Governed by the bylaws</w:t>
+            </w:r>
+          </w:p>
+        </w:tc>
+      </w:tr>
+    </w:tbl>
+    <w:p/>
+    <w:p>
+      <w:pPr>
+        <w:spacing w:before="44" w:after="10"/>
+      </w:pPr>
+      <w:r>
+        <w:rPr>
+          <w:b/>
+          <w:bCs/>
+          <w:color w:val="353A7C"/>
+          <w:sz w:val="18"/>
+          <w:szCs w:val="18"/>
+        </w:rPr>
+        <w:t xml:space="preserve">The English this section uses, and its Arabic</w:t>
       </w:r>
     </w:p>
     <w:p>
@@ -11012,7 +11583,7 @@
           <w:sz w:val="15"/>
           <w:szCs w:val="15"/>
         </w:rPr>
-        <w:t xml:space="preserve">Every item belongs to exactly one group.</w:t>
+        <w:t xml:space="preserve">Each term sits against what it means.</w:t>
       </w:r>
     </w:p>
     <w:p>
@@ -11023,7 +11594,7 @@
       <w:r>
         <w:drawing>
           <wp:inline distT="0" distB="0" distL="0" distR="0">
-            <wp:extent cx="5734050" cy="1976750"/>
+            <wp:extent cx="5734050" cy="2074825"/>
             <wp:effectExtent t="0" r="0" b="0" l="0"/>
             <wp:docPr id="1" name="" descr="" title=""/>
             <wp:cNvGraphicFramePr>
@@ -11048,7 +11619,7 @@
                   <pic:spPr bwMode="auto">
                     <a:xfrm>
                       <a:off x="0" y="0"/>
-                      <a:ext cx="5734050" cy="1976750"/>
+                      <a:ext cx="5734050" cy="2074825"/>
                     </a:xfrm>
                     <a:prstGeom prst="rect">
                       <a:avLst/>
@@ -11116,1576 +11687,7 @@
                 <w:sz w:val="16"/>
                 <w:szCs w:val="16"/>
               </w:rPr>
-              <w:t xml:space="preserve">Changing the number of authorized shares   ·   The exact screens a clerk uses to raise a payment   ·   Setting the quorum for a board meeting</w:t>
-            </w:r>
-          </w:p>
-        </w:tc>
-      </w:tr>
-    </w:tbl>
-    <w:p/>
-    <w:p>
-      <w:pPr>
-        <w:pageBreakBefore w:val="true"/>
-        <w:spacing w:after="0"/>
-      </w:pPr>
-      <w:r>
-        <w:rPr>
-          <w:sz w:val="2"/>
-        </w:rPr>
-        <w:t xml:space="preserve"> </w:t>
-      </w:r>
-    </w:p>
-    <w:tbl>
-      <w:tblPr>
-        <w:tblW w:type="pct" w:w="100%"/>
-        <w:tblLayout w:type="fixed"/>
-        <w:tblBorders>
-          <w:top w:val="single" w:color="353A7C" w:sz="4"/>
-          <w:left w:val="single" w:color="353A7C" w:sz="4"/>
-          <w:bottom w:val="single" w:color="353A7C" w:sz="4"/>
-          <w:right w:val="single" w:color="353A7C" w:sz="4"/>
-          <w:insideH w:val="single" w:color="353A7C" w:sz="4"/>
-          <w:insideV w:val="single" w:color="353A7C" w:sz="4"/>
-        </w:tblBorders>
-      </w:tblPr>
-      <w:tblGrid>
-        <w:gridCol w:w="9600"/>
-      </w:tblGrid>
-      <w:tr>
-        <w:tc>
-          <w:tcPr>
-            <w:tcW w:type="pct" w:w="5000"/>
-            <w:shd w:fill="F2F4FB" w:val="clear"/>
-            <w:tcMar>
-              <w:top w:type="dxa" w:w="50"/>
-              <w:left w:type="dxa" w:w="110"/>
-              <w:bottom w:type="dxa" w:w="50"/>
-              <w:right w:type="dxa" w:w="110"/>
-            </w:tcMar>
-          </w:tcPr>
-          <w:p>
-            <w:pPr>
-              <w:spacing w:before="30" w:after="30"/>
-            </w:pPr>
-            <w:r>
-              <w:rPr>
-                <w:b/>
-                <w:bCs/>
-                <w:color w:val="353A7C"/>
-                <w:sz w:val="19"/>
-                <w:szCs w:val="19"/>
-              </w:rPr>
-              <w:t xml:space="preserve">The pattern behind all four</w:t>
-            </w:r>
-          </w:p>
-        </w:tc>
-      </w:tr>
-    </w:tbl>
-    <w:p/>
-    <w:p>
-      <w:pPr>
-        <w:spacing w:before="44" w:after="14"/>
-      </w:pPr>
-      <w:r>
-        <w:rPr>
-          <w:b/>
-          <w:bCs/>
-          <w:color w:val="353A7C"/>
-          <w:sz w:val="18"/>
-          <w:szCs w:val="18"/>
-        </w:rPr>
-        <w:t xml:space="preserve">Summary 3</w:t>
-      </w:r>
-      <w:r>
-        <w:rPr>
-          <w:color w:val="6B7280"/>
-          <w:sz w:val="16"/>
-          <w:szCs w:val="16"/>
-        </w:rPr>
-        <w:t xml:space="preserve">      gaps 19–23</w:t>
-      </w:r>
-    </w:p>
-    <w:p>
-      <w:pPr>
-        <w:spacing w:before="20" w:after="20" w:line="360" w:lineRule="auto"/>
-        <w:ind w:left="200"/>
-      </w:pPr>
-      <w:r>
-        <w:rPr>
-          <w:sz w:val="19"/>
-          <w:szCs w:val="19"/>
-        </w:rPr>
-        <w:t xml:space="preserve">Ask first which document </w:t>
-      </w:r>
-      <w:r>
-        <w:rPr>
-          <w:b/>
-          <w:bCs/>
-          <w:color w:val="8186EF"/>
-          <w:sz w:val="15"/>
-          <w:szCs w:val="15"/>
-        </w:rPr>
-        <w:t xml:space="preserve"> (19) </w:t>
-      </w:r>
-      <w:r>
-        <w:rPr>
-          <w:u w:val="single"/>
-          <w:sz w:val="19"/>
-          <w:szCs w:val="19"/>
-        </w:rPr>
-        <w:t xml:space="preserve">           </w:t>
-      </w:r>
-      <w:r>
-        <w:rPr>
-          <w:sz w:val="19"/>
-          <w:szCs w:val="19"/>
-        </w:rPr>
-        <w:t xml:space="preserve"> </w:t>
-      </w:r>
-      <w:r>
-        <w:rPr>
-          <w:sz w:val="19"/>
-          <w:szCs w:val="19"/>
-        </w:rPr>
-        <w:t xml:space="preserve"> the decision, </w:t>
-      </w:r>
-      <w:r>
-        <w:rPr>
-          <w:b/>
-          <w:bCs/>
-          <w:color w:val="8186EF"/>
-          <w:sz w:val="15"/>
-          <w:szCs w:val="15"/>
-        </w:rPr>
-        <w:t xml:space="preserve"> (20) </w:t>
-      </w:r>
-      <w:r>
-        <w:rPr>
-          <w:u w:val="single"/>
-          <w:sz w:val="19"/>
-          <w:szCs w:val="19"/>
-        </w:rPr>
-        <w:t xml:space="preserve">           </w:t>
-      </w:r>
-      <w:r>
-        <w:rPr>
-          <w:sz w:val="19"/>
-          <w:szCs w:val="19"/>
-        </w:rPr>
-        <w:t xml:space="preserve"> </w:t>
-      </w:r>
-      <w:r>
-        <w:rPr>
-          <w:sz w:val="19"/>
-          <w:szCs w:val="19"/>
-        </w:rPr>
-        <w:t xml:space="preserve"> that decides who may act. </w:t>
-      </w:r>
-      <w:r>
-        <w:rPr>
-          <w:sz w:val="19"/>
-          <w:szCs w:val="19"/>
-        </w:rPr>
-        <w:t xml:space="preserve">The </w:t>
-      </w:r>
-      <w:r>
-        <w:rPr>
-          <w:b/>
-          <w:bCs/>
-          <w:color w:val="8186EF"/>
-          <w:sz w:val="15"/>
-          <w:szCs w:val="15"/>
-        </w:rPr>
-        <w:t xml:space="preserve"> (21) </w:t>
-      </w:r>
-      <w:r>
-        <w:rPr>
-          <w:u w:val="single"/>
-          <w:sz w:val="19"/>
-          <w:szCs w:val="19"/>
-        </w:rPr>
-        <w:t xml:space="preserve">           </w:t>
-      </w:r>
-      <w:r>
-        <w:rPr>
-          <w:sz w:val="19"/>
-          <w:szCs w:val="19"/>
-        </w:rPr>
-        <w:t xml:space="preserve"> </w:t>
-      </w:r>
-      <w:r>
-        <w:rPr>
-          <w:sz w:val="19"/>
-          <w:szCs w:val="19"/>
-        </w:rPr>
-        <w:t xml:space="preserve"> the document, the harder it is to change: management, then board, then </w:t>
-      </w:r>
-      <w:r>
-        <w:rPr>
-          <w:b/>
-          <w:bCs/>
-          <w:color w:val="8186EF"/>
-          <w:sz w:val="15"/>
-          <w:szCs w:val="15"/>
-        </w:rPr>
-        <w:t xml:space="preserve"> (22) </w:t>
-      </w:r>
-      <w:r>
-        <w:rPr>
-          <w:u w:val="single"/>
-          <w:sz w:val="19"/>
-          <w:szCs w:val="19"/>
-        </w:rPr>
-        <w:t xml:space="preserve">              </w:t>
-      </w:r>
-      <w:r>
-        <w:rPr>
-          <w:sz w:val="19"/>
-          <w:szCs w:val="19"/>
-        </w:rPr>
-        <w:t xml:space="preserve"> </w:t>
-      </w:r>
-      <w:r>
-        <w:rPr>
-          <w:sz w:val="19"/>
-          <w:szCs w:val="19"/>
-        </w:rPr>
-        <w:t xml:space="preserve">. </w:t>
-      </w:r>
-      <w:r>
-        <w:rPr>
-          <w:sz w:val="19"/>
-          <w:szCs w:val="19"/>
-        </w:rPr>
-        <w:t xml:space="preserve">Where a decision would let someone review their own work, the </w:t>
-      </w:r>
-      <w:r>
-        <w:rPr>
-          <w:b/>
-          <w:bCs/>
-          <w:color w:val="8186EF"/>
-          <w:sz w:val="15"/>
-          <w:szCs w:val="15"/>
-        </w:rPr>
-        <w:t xml:space="preserve"> (23) </w:t>
-      </w:r>
-      <w:r>
-        <w:rPr>
-          <w:u w:val="single"/>
-          <w:sz w:val="19"/>
-          <w:szCs w:val="19"/>
-        </w:rPr>
-        <w:t xml:space="preserve">           </w:t>
-      </w:r>
-      <w:r>
-        <w:rPr>
-          <w:sz w:val="19"/>
-          <w:szCs w:val="19"/>
-        </w:rPr>
-        <w:t xml:space="preserve"> </w:t>
-      </w:r>
-      <w:r>
-        <w:rPr>
-          <w:sz w:val="19"/>
-          <w:szCs w:val="19"/>
-        </w:rPr>
-        <w:t xml:space="preserve"> moves it elsewhere. </w:t>
-      </w:r>
-      <w:r>
-        <w:rPr>
-          <w:sz w:val="19"/>
-          <w:szCs w:val="19"/>
-        </w:rPr>
-        <w:t xml:space="preserve">The audit committee exists to hold one such line: the auditor answers to it, not to management. </w:t>
-      </w:r>
-    </w:p>
-    <w:tbl>
-      <w:tblPr>
-        <w:tblW w:type="pct" w:w="100%"/>
-        <w:tblLayout w:type="fixed"/>
-        <w:tblBorders>
-          <w:top w:val="single" w:color="FBFAF6" w:sz="4"/>
-          <w:left w:val="single" w:color="FBFAF6" w:sz="4"/>
-          <w:bottom w:val="single" w:color="FBFAF6" w:sz="4"/>
-          <w:right w:val="single" w:color="FBFAF6" w:sz="4"/>
-          <w:insideH w:val="single" w:color="FBFAF6" w:sz="4"/>
-          <w:insideV w:val="single" w:color="FBFAF6" w:sz="4"/>
-        </w:tblBorders>
-      </w:tblPr>
-      <w:tblGrid>
-        <w:gridCol w:w="9600"/>
-      </w:tblGrid>
-      <w:tr>
-        <w:tc>
-          <w:tcPr>
-            <w:tcW w:type="pct" w:w="5000"/>
-            <w:shd w:fill="FBFAF6" w:val="clear"/>
-            <w:tcMar>
-              <w:top w:type="dxa" w:w="40"/>
-              <w:left w:type="dxa" w:w="100"/>
-              <w:bottom w:type="dxa" w:w="40"/>
-              <w:right w:type="dxa" w:w="100"/>
-            </w:tcMar>
-          </w:tcPr>
-          <w:p>
-            <w:pPr>
-              <w:spacing w:before="18" w:after="6"/>
-            </w:pPr>
-            <w:r>
-              <w:rPr>
-                <w:b/>
-                <w:bCs/>
-                <w:color w:val="6B7280"/>
-                <w:sz w:val="14"/>
-                <w:szCs w:val="14"/>
-              </w:rPr>
-              <w:t xml:space="preserve">word list</w:t>
-            </w:r>
-          </w:p>
-          <w:p>
-            <w:pPr>
-              <w:spacing w:before="0" w:after="18"/>
-            </w:pPr>
-            <w:r>
-              <w:rPr>
-                <w:b/>
-                <w:bCs/>
-                <w:color w:val="353A7C"/>
-                <w:sz w:val="16"/>
-                <w:szCs w:val="16"/>
-              </w:rPr>
-              <w:t xml:space="preserve">higher   ·   governs   ·   officers   ·   because   ·   structure   ·   shareholders</w:t>
-            </w:r>
-          </w:p>
-        </w:tc>
-      </w:tr>
-    </w:tbl>
-    <w:p/>
-    <w:tbl>
-      <w:tblPr>
-        <w:tblW w:type="pct" w:w="100%"/>
-        <w:tblLayout w:type="fixed"/>
-        <w:tblBorders>
-          <w:top w:val="single" w:color="353A7C" w:sz="4"/>
-          <w:left w:val="single" w:color="353A7C" w:sz="4"/>
-          <w:bottom w:val="single" w:color="353A7C" w:sz="4"/>
-          <w:right w:val="single" w:color="353A7C" w:sz="4"/>
-          <w:insideH w:val="single" w:color="353A7C" w:sz="4"/>
-          <w:insideV w:val="single" w:color="353A7C" w:sz="4"/>
-        </w:tblBorders>
-      </w:tblPr>
-      <w:tblGrid>
-        <w:gridCol w:w="9600"/>
-      </w:tblGrid>
-      <w:tr>
-        <w:tc>
-          <w:tcPr>
-            <w:tcW w:type="pct" w:w="5000"/>
-            <w:shd w:fill="F2F4FB" w:val="clear"/>
-            <w:tcMar>
-              <w:top w:type="dxa" w:w="50"/>
-              <w:left w:type="dxa" w:w="110"/>
-              <w:bottom w:type="dxa" w:w="50"/>
-              <w:right w:type="dxa" w:w="110"/>
-            </w:tcMar>
-          </w:tcPr>
-          <w:p>
-            <w:pPr>
-              <w:spacing w:before="30" w:after="30"/>
-            </w:pPr>
-            <w:r>
-              <w:rPr>
-                <w:b/>
-                <w:bCs/>
-                <w:color w:val="353A7C"/>
-                <w:sz w:val="19"/>
-                <w:szCs w:val="19"/>
-              </w:rPr>
-              <w:t xml:space="preserve">Exam view</w:t>
-            </w:r>
-          </w:p>
-        </w:tc>
-      </w:tr>
-    </w:tbl>
-    <w:p/>
-    <w:p>
-      <w:pPr>
-        <w:spacing w:before="44" w:after="14"/>
-      </w:pPr>
-      <w:r>
-        <w:rPr>
-          <w:b/>
-          <w:bCs/>
-          <w:color w:val="353A7C"/>
-          <w:sz w:val="18"/>
-          <w:szCs w:val="18"/>
-        </w:rPr>
-        <w:t xml:space="preserve">Summary 4</w:t>
-      </w:r>
-      <w:r>
-        <w:rPr>
-          <w:color w:val="6B7280"/>
-          <w:sz w:val="16"/>
-          <w:szCs w:val="16"/>
-        </w:rPr>
-        <w:t xml:space="preserve">      gaps 24–27</w:t>
-      </w:r>
-    </w:p>
-    <w:p>
-      <w:pPr>
-        <w:spacing w:before="20" w:after="20" w:line="360" w:lineRule="auto"/>
-        <w:ind w:left="200"/>
-      </w:pPr>
-      <w:r>
-        <w:rPr>
-          <w:sz w:val="19"/>
-          <w:szCs w:val="19"/>
-        </w:rPr>
-        <w:t xml:space="preserve">Expect a decision and four candidate </w:t>
-      </w:r>
-      <w:r>
-        <w:rPr>
-          <w:b/>
-          <w:bCs/>
-          <w:color w:val="8186EF"/>
-          <w:sz w:val="15"/>
-          <w:szCs w:val="15"/>
-        </w:rPr>
-        <w:t xml:space="preserve"> (24) </w:t>
-      </w:r>
-      <w:r>
-        <w:rPr>
-          <w:u w:val="single"/>
-          <w:sz w:val="19"/>
-          <w:szCs w:val="19"/>
-        </w:rPr>
-        <w:t xml:space="preserve">           </w:t>
-      </w:r>
-      <w:r>
-        <w:rPr>
-          <w:sz w:val="19"/>
-          <w:szCs w:val="19"/>
-        </w:rPr>
-        <w:t xml:space="preserve"> </w:t>
-      </w:r>
-      <w:r>
-        <w:rPr>
-          <w:sz w:val="19"/>
-          <w:szCs w:val="19"/>
-        </w:rPr>
-        <w:t xml:space="preserve">, or a decision and four candidate </w:t>
-      </w:r>
-      <w:r>
-        <w:rPr>
-          <w:b/>
-          <w:bCs/>
-          <w:color w:val="8186EF"/>
-          <w:sz w:val="15"/>
-          <w:szCs w:val="15"/>
-        </w:rPr>
-        <w:t xml:space="preserve"> (25) </w:t>
-      </w:r>
-      <w:r>
-        <w:rPr>
-          <w:u w:val="single"/>
-          <w:sz w:val="19"/>
-          <w:szCs w:val="19"/>
-        </w:rPr>
-        <w:t xml:space="preserve">                 </w:t>
-      </w:r>
-      <w:r>
-        <w:rPr>
-          <w:sz w:val="19"/>
-          <w:szCs w:val="19"/>
-        </w:rPr>
-        <w:t xml:space="preserve"> </w:t>
-      </w:r>
-      <w:r>
-        <w:rPr>
-          <w:sz w:val="19"/>
-          <w:szCs w:val="19"/>
-        </w:rPr>
-        <w:t xml:space="preserve">. </w:t>
-      </w:r>
-      <w:r>
-        <w:rPr>
-          <w:sz w:val="19"/>
-          <w:szCs w:val="19"/>
-        </w:rPr>
-        <w:t xml:space="preserve">Work out which level of the </w:t>
-      </w:r>
-      <w:r>
-        <w:rPr>
-          <w:b/>
-          <w:bCs/>
-          <w:color w:val="8186EF"/>
-          <w:sz w:val="15"/>
-          <w:szCs w:val="15"/>
-        </w:rPr>
-        <w:t xml:space="preserve"> (26) </w:t>
-      </w:r>
-      <w:r>
-        <w:rPr>
-          <w:u w:val="single"/>
-          <w:sz w:val="19"/>
-          <w:szCs w:val="19"/>
-        </w:rPr>
-        <w:t xml:space="preserve">           </w:t>
-      </w:r>
-      <w:r>
-        <w:rPr>
-          <w:sz w:val="19"/>
-          <w:szCs w:val="19"/>
-        </w:rPr>
-        <w:t xml:space="preserve"> </w:t>
-      </w:r>
-      <w:r>
-        <w:rPr>
-          <w:sz w:val="19"/>
-          <w:szCs w:val="19"/>
-        </w:rPr>
-        <w:t xml:space="preserve"> the matter sits at. </w:t>
-      </w:r>
-      <w:r>
-        <w:rPr>
-          <w:sz w:val="19"/>
-          <w:szCs w:val="19"/>
-        </w:rPr>
-        <w:t xml:space="preserve">If the decision affects the company's existence or its share capital, it is the articles and therefore the </w:t>
-      </w:r>
-      <w:r>
-        <w:rPr>
-          <w:b/>
-          <w:bCs/>
-          <w:color w:val="8186EF"/>
-          <w:sz w:val="15"/>
-          <w:szCs w:val="15"/>
-        </w:rPr>
-        <w:t xml:space="preserve"> (27) </w:t>
-      </w:r>
-      <w:r>
-        <w:rPr>
-          <w:u w:val="single"/>
-          <w:sz w:val="19"/>
-          <w:szCs w:val="19"/>
-        </w:rPr>
-        <w:t xml:space="preserve">              </w:t>
-      </w:r>
-      <w:r>
-        <w:rPr>
-          <w:sz w:val="19"/>
-          <w:szCs w:val="19"/>
-        </w:rPr>
-        <w:t xml:space="preserve"> </w:t>
-      </w:r>
-      <w:r>
-        <w:rPr>
-          <w:sz w:val="19"/>
-          <w:szCs w:val="19"/>
-        </w:rPr>
-        <w:t xml:space="preserve">. </w:t>
-      </w:r>
-    </w:p>
-    <w:tbl>
-      <w:tblPr>
-        <w:tblW w:type="pct" w:w="100%"/>
-        <w:tblLayout w:type="fixed"/>
-        <w:tblBorders>
-          <w:top w:val="single" w:color="FBFAF6" w:sz="4"/>
-          <w:left w:val="single" w:color="FBFAF6" w:sz="4"/>
-          <w:bottom w:val="single" w:color="FBFAF6" w:sz="4"/>
-          <w:right w:val="single" w:color="FBFAF6" w:sz="4"/>
-          <w:insideH w:val="single" w:color="FBFAF6" w:sz="4"/>
-          <w:insideV w:val="single" w:color="FBFAF6" w:sz="4"/>
-        </w:tblBorders>
-      </w:tblPr>
-      <w:tblGrid>
-        <w:gridCol w:w="9600"/>
-      </w:tblGrid>
-      <w:tr>
-        <w:tc>
-          <w:tcPr>
-            <w:tcW w:type="pct" w:w="5000"/>
-            <w:shd w:fill="FBFAF6" w:val="clear"/>
-            <w:tcMar>
-              <w:top w:type="dxa" w:w="40"/>
-              <w:left w:type="dxa" w:w="100"/>
-              <w:bottom w:type="dxa" w:w="40"/>
-              <w:right w:type="dxa" w:w="100"/>
-            </w:tcMar>
-          </w:tcPr>
-          <w:p>
-            <w:pPr>
-              <w:spacing w:before="18" w:after="6"/>
-            </w:pPr>
-            <w:r>
-              <w:rPr>
-                <w:b/>
-                <w:bCs/>
-                <w:color w:val="6B7280"/>
-                <w:sz w:val="14"/>
-                <w:szCs w:val="14"/>
-              </w:rPr>
-              <w:t xml:space="preserve">word list</w:t>
-            </w:r>
-          </w:p>
-          <w:p>
-            <w:pPr>
-              <w:spacing w:before="0" w:after="18"/>
-            </w:pPr>
-            <w:r>
-              <w:rPr>
-                <w:b/>
-                <w:bCs/>
-                <w:color w:val="353A7C"/>
-                <w:sz w:val="16"/>
-                <w:szCs w:val="16"/>
-              </w:rPr>
-              <w:t xml:space="preserve">shareholders   ·   conflict   ·   decision-makers   ·   hierarchy   ·   documents</w:t>
-            </w:r>
-          </w:p>
-        </w:tc>
-      </w:tr>
-    </w:tbl>
-    <w:p/>
-    <w:tbl>
-      <w:tblPr>
-        <w:tblW w:type="pct" w:w="100%"/>
-        <w:tblLayout w:type="fixed"/>
-        <w:tblBorders>
-          <w:top w:val="single" w:color="353A7C" w:sz="6"/>
-          <w:left w:val="single" w:color="353A7C" w:sz="6"/>
-          <w:bottom w:val="single" w:color="353A7C" w:sz="6"/>
-          <w:right w:val="single" w:color="353A7C" w:sz="6"/>
-          <w:insideH w:val="single" w:color="353A7C" w:sz="6"/>
-          <w:insideV w:val="single" w:color="353A7C" w:sz="6"/>
-        </w:tblBorders>
-      </w:tblPr>
-      <w:tblGrid>
-        <w:gridCol w:w="4608"/>
-        <w:gridCol w:w="4992"/>
-      </w:tblGrid>
-      <w:tr>
-        <w:tc>
-          <w:tcPr>
-            <w:tcW w:type="pct" w:w="5000"/>
-            <w:gridSpan w:val="2"/>
-            <w:shd w:fill="353A7C" w:val="clear"/>
-            <w:tcMar>
-              <w:top w:type="dxa" w:w="60"/>
-              <w:left w:type="dxa" w:w="120"/>
-              <w:bottom w:type="dxa" w:w="60"/>
-              <w:right w:type="dxa" w:w="120"/>
-            </w:tcMar>
-          </w:tcPr>
-          <w:p>
-            <w:pPr>
-              <w:spacing w:before="40" w:after="40"/>
-            </w:pPr>
-            <w:r>
-              <w:rPr>
-                <w:b/>
-                <w:bCs/>
-                <w:color w:val="FFFFFF"/>
-                <w:sz w:val="17"/>
-                <w:szCs w:val="17"/>
-              </w:rPr>
-              <w:t xml:space="preserve">Exam view</w:t>
-            </w:r>
-          </w:p>
-        </w:tc>
-      </w:tr>
-      <w:tr>
-        <w:tc>
-          <w:tcPr>
-            <w:tcW w:type="pct" w:w="2400"/>
-            <w:shd w:fill="353A7C" w:val="clear"/>
-            <w:tcMar>
-              <w:top w:type="dxa" w:w="50"/>
-              <w:left w:type="dxa" w:w="110"/>
-              <w:bottom w:type="dxa" w:w="50"/>
-              <w:right w:type="dxa" w:w="110"/>
-            </w:tcMar>
-          </w:tcPr>
-          <w:p>
-            <w:pPr>
-              <w:spacing w:before="30" w:after="30"/>
-            </w:pPr>
-            <w:r>
-              <w:rPr>
-                <w:b/>
-                <w:bCs/>
-                <w:color w:val="FFFFFF"/>
-                <w:sz w:val="15"/>
-                <w:szCs w:val="15"/>
-              </w:rPr>
-              <w:t xml:space="preserve">Item</w:t>
-            </w:r>
-          </w:p>
-        </w:tc>
-        <w:tc>
-          <w:tcPr>
-            <w:tcW w:type="pct" w:w="2600"/>
-            <w:shd w:fill="353A7C" w:val="clear"/>
-            <w:tcMar>
-              <w:top w:type="dxa" w:w="50"/>
-              <w:left w:type="dxa" w:w="110"/>
-              <w:bottom w:type="dxa" w:w="50"/>
-              <w:right w:type="dxa" w:w="110"/>
-            </w:tcMar>
-          </w:tcPr>
-          <w:p>
-            <w:pPr>
-              <w:spacing w:before="30" w:after="30"/>
-            </w:pPr>
-            <w:r>
-              <w:rPr>
-                <w:b/>
-                <w:bCs/>
-                <w:color w:val="FFFFFF"/>
-                <w:sz w:val="15"/>
-                <w:szCs w:val="15"/>
-              </w:rPr>
-              <w:t xml:space="preserve">Answer</w:t>
-            </w:r>
-          </w:p>
-        </w:tc>
-      </w:tr>
-      <w:tr>
-        <w:tc>
-          <w:tcPr>
-            <w:tcW w:type="pct" w:w="2400"/>
-            <w:tcMar>
-              <w:top w:type="dxa" w:w="50"/>
-              <w:left w:type="dxa" w:w="110"/>
-              <w:bottom w:type="dxa" w:w="50"/>
-              <w:right w:type="dxa" w:w="110"/>
-            </w:tcMar>
-          </w:tcPr>
-          <w:p>
-            <w:pPr>
-              <w:spacing w:before="28" w:after="28"/>
-            </w:pPr>
-            <w:r>
-              <w:rPr>
-                <w:sz w:val="15"/>
-                <w:szCs w:val="15"/>
-              </w:rPr>
-              <w:t xml:space="preserve">Changing the number of authorized shares</w:t>
-            </w:r>
-          </w:p>
-        </w:tc>
-        <w:tc>
-          <w:tcPr>
-            <w:tcW w:type="pct" w:w="2600"/>
-            <w:tcMar>
-              <w:top w:type="dxa" w:w="50"/>
-              <w:left w:type="dxa" w:w="110"/>
-              <w:bottom w:type="dxa" w:w="50"/>
-              <w:right w:type="dxa" w:w="110"/>
-            </w:tcMar>
-          </w:tcPr>
-          <w:p>
-            <w:pPr>
-              <w:spacing w:before="28" w:after="28"/>
-            </w:pPr>
-            <w:r>
-              <w:rPr>
-                <w:sz w:val="15"/>
-                <w:szCs w:val="15"/>
-              </w:rPr>
-              <w:t xml:space="preserve"/>
-            </w:r>
-            <w:r>
-              <w:rPr>
-                <w:b/>
-                <w:bCs/>
-                <w:color w:val="8186EF"/>
-                <w:sz w:val="14"/>
-                <w:szCs w:val="14"/>
-              </w:rPr>
-              <w:t xml:space="preserve"> (28) </w:t>
-            </w:r>
-            <w:r>
-              <w:rPr>
-                <w:u w:val="single"/>
-                <w:sz w:val="15"/>
-                <w:szCs w:val="15"/>
-              </w:rPr>
-              <w:t xml:space="preserve">              </w:t>
-            </w:r>
-            <w:r>
-              <w:rPr>
-                <w:sz w:val="15"/>
-                <w:szCs w:val="15"/>
-              </w:rPr>
-              <w:t xml:space="preserve"> </w:t>
-            </w:r>
-            <w:r>
-              <w:rPr>
-                <w:sz w:val="15"/>
-                <w:szCs w:val="15"/>
-              </w:rPr>
-              <w:t xml:space="preserve"> — share capital is created by the articles, so the shareholders must vote</w:t>
-            </w:r>
-          </w:p>
-        </w:tc>
-      </w:tr>
-      <w:tr>
-        <w:tc>
-          <w:tcPr>
-            <w:tcW w:type="pct" w:w="2400"/>
-            <w:shd w:fill="FBFAF6" w:val="clear"/>
-            <w:tcMar>
-              <w:top w:type="dxa" w:w="50"/>
-              <w:left w:type="dxa" w:w="110"/>
-              <w:bottom w:type="dxa" w:w="50"/>
-              <w:right w:type="dxa" w:w="110"/>
-            </w:tcMar>
-          </w:tcPr>
-          <w:p>
-            <w:pPr>
-              <w:spacing w:before="28" w:after="28"/>
-            </w:pPr>
-            <w:r>
-              <w:rPr>
-                <w:sz w:val="15"/>
-                <w:szCs w:val="15"/>
-              </w:rPr>
-              <w:t xml:space="preserve">Setting the quorum for a board meeting</w:t>
-            </w:r>
-          </w:p>
-        </w:tc>
-        <w:tc>
-          <w:tcPr>
-            <w:tcW w:type="pct" w:w="2600"/>
-            <w:shd w:fill="FBFAF6" w:val="clear"/>
-            <w:tcMar>
-              <w:top w:type="dxa" w:w="50"/>
-              <w:left w:type="dxa" w:w="110"/>
-              <w:bottom w:type="dxa" w:w="50"/>
-              <w:right w:type="dxa" w:w="110"/>
-            </w:tcMar>
-          </w:tcPr>
-          <w:p>
-            <w:pPr>
-              <w:spacing w:before="28" w:after="28"/>
-            </w:pPr>
-            <w:r>
-              <w:rPr>
-                <w:sz w:val="15"/>
-                <w:szCs w:val="15"/>
-              </w:rPr>
-              <w:t xml:space="preserve">Why: the </w:t>
-            </w:r>
-            <w:r>
-              <w:rPr>
-                <w:b/>
-                <w:bCs/>
-                <w:color w:val="8186EF"/>
-                <w:sz w:val="14"/>
-                <w:szCs w:val="14"/>
-              </w:rPr>
-              <w:t xml:space="preserve"> (29) </w:t>
-            </w:r>
-            <w:r>
-              <w:rPr>
-                <w:u w:val="single"/>
-                <w:sz w:val="15"/>
-                <w:szCs w:val="15"/>
-              </w:rPr>
-              <w:t xml:space="preserve">              </w:t>
-            </w:r>
-            <w:r>
-              <w:rPr>
-                <w:sz w:val="15"/>
-                <w:szCs w:val="15"/>
-              </w:rPr>
-              <w:t xml:space="preserve"> </w:t>
-            </w:r>
-            <w:r>
-              <w:rPr>
-                <w:sz w:val="15"/>
-                <w:szCs w:val="15"/>
-              </w:rPr>
-              <w:t xml:space="preserve"> govern how the board meets, and the board may amend them within the articles and the law</w:t>
-            </w:r>
-          </w:p>
-        </w:tc>
-      </w:tr>
-      <w:tr>
-        <w:tc>
-          <w:tcPr>
-            <w:tcW w:type="pct" w:w="2400"/>
-            <w:tcMar>
-              <w:top w:type="dxa" w:w="50"/>
-              <w:left w:type="dxa" w:w="110"/>
-              <w:bottom w:type="dxa" w:w="50"/>
-              <w:right w:type="dxa" w:w="110"/>
-            </w:tcMar>
-          </w:tcPr>
-          <w:p>
-            <w:pPr>
-              <w:spacing w:before="28" w:after="28"/>
-            </w:pPr>
-            <w:r>
-              <w:rPr>
-                <w:sz w:val="15"/>
-                <w:szCs w:val="15"/>
-              </w:rPr>
-              <w:t xml:space="preserve">Requiring two signatures on payments above 50,000</w:t>
-            </w:r>
-          </w:p>
-        </w:tc>
-        <w:tc>
-          <w:tcPr>
-            <w:tcW w:type="pct" w:w="2600"/>
-            <w:tcMar>
-              <w:top w:type="dxa" w:w="50"/>
-              <w:left w:type="dxa" w:w="110"/>
-              <w:bottom w:type="dxa" w:w="50"/>
-              <w:right w:type="dxa" w:w="110"/>
-            </w:tcMar>
-          </w:tcPr>
-          <w:p>
-            <w:pPr>
-              <w:spacing w:before="28" w:after="28"/>
-            </w:pPr>
-            <w:r>
-              <w:rPr>
-                <w:sz w:val="15"/>
-                <w:szCs w:val="15"/>
-              </w:rPr>
-              <w:t xml:space="preserve">A board policy — management then writes the procedure that carries it out</w:t>
-            </w:r>
-          </w:p>
-        </w:tc>
-      </w:tr>
-      <w:tr>
-        <w:tc>
-          <w:tcPr>
-            <w:tcW w:type="pct" w:w="2400"/>
-            <w:shd w:fill="FBFAF6" w:val="clear"/>
-            <w:tcMar>
-              <w:top w:type="dxa" w:w="50"/>
-              <w:left w:type="dxa" w:w="110"/>
-              <w:bottom w:type="dxa" w:w="50"/>
-              <w:right w:type="dxa" w:w="110"/>
-            </w:tcMar>
-          </w:tcPr>
-          <w:p>
-            <w:pPr>
-              <w:spacing w:before="28" w:after="28"/>
-            </w:pPr>
-            <w:r>
-              <w:rPr>
-                <w:sz w:val="15"/>
-                <w:szCs w:val="15"/>
-              </w:rPr>
-              <w:t xml:space="preserve">The exact screens a clerk uses to raise a payment</w:t>
-            </w:r>
-          </w:p>
-        </w:tc>
-        <w:tc>
-          <w:tcPr>
-            <w:tcW w:type="pct" w:w="2600"/>
-            <w:shd w:fill="FBFAF6" w:val="clear"/>
-            <w:tcMar>
-              <w:top w:type="dxa" w:w="50"/>
-              <w:left w:type="dxa" w:w="110"/>
-              <w:bottom w:type="dxa" w:w="50"/>
-              <w:right w:type="dxa" w:w="110"/>
-            </w:tcMar>
-          </w:tcPr>
-          <w:p>
-            <w:pPr>
-              <w:spacing w:before="28" w:after="28"/>
-            </w:pPr>
-            <w:r>
-              <w:rPr>
-                <w:sz w:val="15"/>
-                <w:szCs w:val="15"/>
-              </w:rPr>
-              <w:t xml:space="preserve">A procedure — written and amended by management, within the policy above it</w:t>
-            </w:r>
-          </w:p>
-        </w:tc>
-      </w:tr>
-    </w:tbl>
-    <w:p/>
-    <w:tbl>
-      <w:tblPr>
-        <w:tblW w:type="pct" w:w="100%"/>
-        <w:tblLayout w:type="fixed"/>
-        <w:tblBorders>
-          <w:top w:val="single" w:color="FBFAF6" w:sz="4"/>
-          <w:left w:val="single" w:color="FBFAF6" w:sz="4"/>
-          <w:bottom w:val="single" w:color="FBFAF6" w:sz="4"/>
-          <w:right w:val="single" w:color="FBFAF6" w:sz="4"/>
-          <w:insideH w:val="single" w:color="FBFAF6" w:sz="4"/>
-          <w:insideV w:val="single" w:color="FBFAF6" w:sz="4"/>
-        </w:tblBorders>
-      </w:tblPr>
-      <w:tblGrid>
-        <w:gridCol w:w="9600"/>
-      </w:tblGrid>
-      <w:tr>
-        <w:tc>
-          <w:tcPr>
-            <w:tcW w:type="pct" w:w="5000"/>
-            <w:shd w:fill="FBFAF6" w:val="clear"/>
-            <w:tcMar>
-              <w:top w:type="dxa" w:w="40"/>
-              <w:left w:type="dxa" w:w="100"/>
-              <w:bottom w:type="dxa" w:w="40"/>
-              <w:right w:type="dxa" w:w="100"/>
-            </w:tcMar>
-          </w:tcPr>
-          <w:p>
-            <w:pPr>
-              <w:spacing w:before="18" w:after="6"/>
-            </w:pPr>
-            <w:r>
-              <w:rPr>
-                <w:b/>
-                <w:bCs/>
-                <w:color w:val="6B7280"/>
-                <w:sz w:val="14"/>
-                <w:szCs w:val="14"/>
-              </w:rPr>
-              <w:t xml:space="preserve">word list</w:t>
-            </w:r>
-          </w:p>
-          <w:p>
-            <w:pPr>
-              <w:spacing w:before="0" w:after="18"/>
-            </w:pPr>
-            <w:r>
-              <w:rPr>
-                <w:b/>
-                <w:bCs/>
-                <w:color w:val="353A7C"/>
-                <w:sz w:val="16"/>
-                <w:szCs w:val="16"/>
-              </w:rPr>
-              <w:t xml:space="preserve">management   ·   bylaws   ·   Articles of incorporation</w:t>
-            </w:r>
-          </w:p>
-        </w:tc>
-      </w:tr>
-    </w:tbl>
-    <w:p/>
-    <w:tbl>
-      <w:tblPr>
-        <w:tblW w:type="pct" w:w="100%"/>
-        <w:tblLayout w:type="fixed"/>
-        <w:tblBorders>
-          <w:top w:val="single" w:color="353A7C" w:sz="6"/>
-          <w:left w:val="single" w:color="353A7C" w:sz="6"/>
-          <w:bottom w:val="single" w:color="353A7C" w:sz="6"/>
-          <w:right w:val="single" w:color="353A7C" w:sz="6"/>
-          <w:insideH w:val="single" w:color="353A7C" w:sz="6"/>
-          <w:insideV w:val="single" w:color="353A7C" w:sz="6"/>
-        </w:tblBorders>
-      </w:tblPr>
-      <w:tblGrid>
-        <w:gridCol w:w="4992"/>
-        <w:gridCol w:w="4608"/>
-      </w:tblGrid>
-      <w:tr>
-        <w:tc>
-          <w:tcPr>
-            <w:tcW w:type="pct" w:w="5000"/>
-            <w:gridSpan w:val="2"/>
-            <w:shd w:fill="353A7C" w:val="clear"/>
-            <w:tcMar>
-              <w:top w:type="dxa" w:w="60"/>
-              <w:left w:type="dxa" w:w="120"/>
-              <w:bottom w:type="dxa" w:w="60"/>
-              <w:right w:type="dxa" w:w="120"/>
-            </w:tcMar>
-          </w:tcPr>
-          <w:p>
-            <w:pPr>
-              <w:spacing w:before="40" w:after="40"/>
-            </w:pPr>
-            <w:r>
-              <w:rPr>
-                <w:b/>
-                <w:bCs/>
-                <w:color w:val="FFFFFF"/>
-                <w:sz w:val="17"/>
-                <w:szCs w:val="17"/>
-              </w:rPr>
-              <w:t xml:space="preserve">Element of the proposal — Category</w:t>
-            </w:r>
-          </w:p>
-        </w:tc>
-      </w:tr>
-      <w:tr>
-        <w:tc>
-          <w:tcPr>
-            <w:tcW w:type="pct" w:w="2600"/>
-            <w:shd w:fill="353A7C" w:val="clear"/>
-            <w:tcMar>
-              <w:top w:type="dxa" w:w="50"/>
-              <w:left w:type="dxa" w:w="110"/>
-              <w:bottom w:type="dxa" w:w="50"/>
-              <w:right w:type="dxa" w:w="110"/>
-            </w:tcMar>
-          </w:tcPr>
-          <w:p>
-            <w:pPr>
-              <w:spacing w:before="30" w:after="30"/>
-            </w:pPr>
-            <w:r>
-              <w:rPr>
-                <w:b/>
-                <w:bCs/>
-                <w:color w:val="FFFFFF"/>
-                <w:sz w:val="15"/>
-                <w:szCs w:val="15"/>
-              </w:rPr>
-              <w:t xml:space="preserve">Element of the proposal</w:t>
-            </w:r>
-          </w:p>
-        </w:tc>
-        <w:tc>
-          <w:tcPr>
-            <w:tcW w:type="pct" w:w="2400"/>
-            <w:shd w:fill="353A7C" w:val="clear"/>
-            <w:tcMar>
-              <w:top w:type="dxa" w:w="50"/>
-              <w:left w:type="dxa" w:w="110"/>
-              <w:bottom w:type="dxa" w:w="50"/>
-              <w:right w:type="dxa" w:w="110"/>
-            </w:tcMar>
-          </w:tcPr>
-          <w:p>
-            <w:pPr>
-              <w:spacing w:before="30" w:after="30"/>
-            </w:pPr>
-            <w:r>
-              <w:rPr>
-                <w:b/>
-                <w:bCs/>
-                <w:color w:val="FFFFFF"/>
-                <w:sz w:val="15"/>
-                <w:szCs w:val="15"/>
-              </w:rPr>
-              <w:t xml:space="preserve">Category</w:t>
-            </w:r>
-          </w:p>
-        </w:tc>
-      </w:tr>
-      <w:tr>
-        <w:tc>
-          <w:tcPr>
-            <w:tcW w:type="pct" w:w="2600"/>
-            <w:tcMar>
-              <w:top w:type="dxa" w:w="50"/>
-              <w:left w:type="dxa" w:w="110"/>
-              <w:bottom w:type="dxa" w:w="50"/>
-              <w:right w:type="dxa" w:w="110"/>
-            </w:tcMar>
-          </w:tcPr>
-          <w:p>
-            <w:pPr>
-              <w:spacing w:before="28" w:after="28"/>
-            </w:pPr>
-            <w:r>
-              <w:rPr>
-                <w:sz w:val="15"/>
-                <w:szCs w:val="15"/>
-              </w:rPr>
-              <w:t xml:space="preserve">Whether the chairman may also be chief executive</w:t>
-            </w:r>
-          </w:p>
-        </w:tc>
-        <w:tc>
-          <w:tcPr>
-            <w:tcW w:type="pct" w:w="2400"/>
-            <w:tcMar>
-              <w:top w:type="dxa" w:w="50"/>
-              <w:left w:type="dxa" w:w="110"/>
-              <w:bottom w:type="dxa" w:w="50"/>
-              <w:right w:type="dxa" w:w="110"/>
-            </w:tcMar>
-          </w:tcPr>
-          <w:p>
-            <w:pPr>
-              <w:spacing w:before="28" w:after="28"/>
-            </w:pPr>
-            <w:r>
-              <w:rPr>
-                <w:sz w:val="15"/>
-                <w:szCs w:val="15"/>
-              </w:rPr>
-              <w:t xml:space="preserve">Governed by the bylaws</w:t>
-            </w:r>
-          </w:p>
-        </w:tc>
-      </w:tr>
-      <w:tr>
-        <w:tc>
-          <w:tcPr>
-            <w:tcW w:type="pct" w:w="2600"/>
-            <w:shd w:fill="FBFAF6" w:val="clear"/>
-            <w:tcMar>
-              <w:top w:type="dxa" w:w="50"/>
-              <w:left w:type="dxa" w:w="110"/>
-              <w:bottom w:type="dxa" w:w="50"/>
-              <w:right w:type="dxa" w:w="110"/>
-            </w:tcMar>
-          </w:tcPr>
-          <w:p>
-            <w:pPr>
-              <w:spacing w:before="28" w:after="28"/>
-            </w:pPr>
-            <w:r>
-              <w:rPr>
-                <w:sz w:val="15"/>
-                <w:szCs w:val="15"/>
-              </w:rPr>
-              <w:t xml:space="preserve">How often the audit committee meets</w:t>
-            </w:r>
-          </w:p>
-        </w:tc>
-        <w:tc>
-          <w:tcPr>
-            <w:tcW w:type="pct" w:w="2400"/>
-            <w:shd w:fill="FFFFFF" w:val="clear"/>
-            <w:tcMar>
-              <w:top w:type="dxa" w:w="50"/>
-              <w:left w:type="dxa" w:w="110"/>
-              <w:bottom w:type="dxa" w:w="50"/>
-              <w:right w:type="dxa" w:w="110"/>
-            </w:tcMar>
-          </w:tcPr>
-          <w:p>
-            <w:pPr>
-              <w:spacing w:before="46" w:after="46"/>
-            </w:pPr>
-            <w:r>
-              <w:rPr>
-                <w:b/>
-                <w:bCs/>
-                <w:color w:val="8186EF"/>
-                <w:sz w:val="14"/>
-                <w:szCs w:val="14"/>
-              </w:rPr>
-              <w:t xml:space="preserve">(30)</w:t>
-            </w:r>
-          </w:p>
-        </w:tc>
-      </w:tr>
-      <w:tr>
-        <w:tc>
-          <w:tcPr>
-            <w:tcW w:type="pct" w:w="2600"/>
-            <w:tcMar>
-              <w:top w:type="dxa" w:w="50"/>
-              <w:left w:type="dxa" w:w="110"/>
-              <w:bottom w:type="dxa" w:w="50"/>
-              <w:right w:type="dxa" w:w="110"/>
-            </w:tcMar>
-          </w:tcPr>
-          <w:p>
-            <w:pPr>
-              <w:spacing w:before="28" w:after="28"/>
-            </w:pPr>
-            <w:r>
-              <w:rPr>
-                <w:sz w:val="15"/>
-                <w:szCs w:val="15"/>
-              </w:rPr>
-              <w:t xml:space="preserve">To whom the external auditor reports</w:t>
-            </w:r>
-          </w:p>
-        </w:tc>
-        <w:tc>
-          <w:tcPr>
-            <w:tcW w:type="pct" w:w="2400"/>
-            <w:tcMar>
-              <w:top w:type="dxa" w:w="50"/>
-              <w:left w:type="dxa" w:w="110"/>
-              <w:bottom w:type="dxa" w:w="50"/>
-              <w:right w:type="dxa" w:w="110"/>
-            </w:tcMar>
-          </w:tcPr>
-          <w:p>
-            <w:pPr>
-              <w:spacing w:before="28" w:after="28"/>
-            </w:pPr>
-            <w:r>
-              <w:rPr>
-                <w:sz w:val="15"/>
-                <w:szCs w:val="15"/>
-              </w:rPr>
-              <w:t xml:space="preserve">Governed by the audit committee</w:t>
-            </w:r>
-          </w:p>
-        </w:tc>
-      </w:tr>
-      <w:tr>
-        <w:tc>
-          <w:tcPr>
-            <w:tcW w:type="pct" w:w="2600"/>
-            <w:shd w:fill="FBFAF6" w:val="clear"/>
-            <w:tcMar>
-              <w:top w:type="dxa" w:w="50"/>
-              <w:left w:type="dxa" w:w="110"/>
-              <w:bottom w:type="dxa" w:w="50"/>
-              <w:right w:type="dxa" w:w="110"/>
-            </w:tcMar>
-          </w:tcPr>
-          <w:p>
-            <w:pPr>
-              <w:spacing w:before="28" w:after="28"/>
-            </w:pPr>
-            <w:r>
-              <w:rPr>
-                <w:sz w:val="15"/>
-                <w:szCs w:val="15"/>
-              </w:rPr>
-              <w:t xml:space="preserve">Whether combining the roles is wise for Orontes</w:t>
-            </w:r>
-          </w:p>
-        </w:tc>
-        <w:tc>
-          <w:tcPr>
-            <w:tcW w:type="pct" w:w="2400"/>
-            <w:shd w:fill="FFFFFF" w:val="clear"/>
-            <w:tcMar>
-              <w:top w:type="dxa" w:w="50"/>
-              <w:left w:type="dxa" w:w="110"/>
-              <w:bottom w:type="dxa" w:w="50"/>
-              <w:right w:type="dxa" w:w="110"/>
-            </w:tcMar>
-          </w:tcPr>
-          <w:p>
-            <w:pPr>
-              <w:spacing w:before="46" w:after="46"/>
-            </w:pPr>
-            <w:r>
-              <w:rPr>
-                <w:b/>
-                <w:bCs/>
-                <w:color w:val="8186EF"/>
-                <w:sz w:val="14"/>
-                <w:szCs w:val="14"/>
-              </w:rPr>
-              <w:t xml:space="preserve">(31)</w:t>
-            </w:r>
-          </w:p>
-        </w:tc>
-      </w:tr>
-    </w:tbl>
-    <w:p/>
-    <w:tbl>
-      <w:tblPr>
-        <w:tblW w:type="pct" w:w="100%"/>
-        <w:tblLayout w:type="fixed"/>
-        <w:tblBorders>
-          <w:top w:val="single" w:color="FBFAF6" w:sz="4"/>
-          <w:left w:val="single" w:color="FBFAF6" w:sz="4"/>
-          <w:bottom w:val="single" w:color="FBFAF6" w:sz="4"/>
-          <w:right w:val="single" w:color="FBFAF6" w:sz="4"/>
-          <w:insideH w:val="single" w:color="FBFAF6" w:sz="4"/>
-          <w:insideV w:val="single" w:color="FBFAF6" w:sz="4"/>
-        </w:tblBorders>
-      </w:tblPr>
-      <w:tblGrid>
-        <w:gridCol w:w="9600"/>
-      </w:tblGrid>
-      <w:tr>
-        <w:tc>
-          <w:tcPr>
-            <w:tcW w:type="pct" w:w="5000"/>
-            <w:shd w:fill="FBFAF6" w:val="clear"/>
-            <w:tcMar>
-              <w:top w:type="dxa" w:w="40"/>
-              <w:left w:type="dxa" w:w="100"/>
-              <w:bottom w:type="dxa" w:w="40"/>
-              <w:right w:type="dxa" w:w="100"/>
-            </w:tcMar>
-          </w:tcPr>
-          <w:p>
-            <w:pPr>
-              <w:spacing w:before="18" w:after="6"/>
-            </w:pPr>
-            <w:r>
-              <w:rPr>
-                <w:b/>
-                <w:bCs/>
-                <w:color w:val="6B7280"/>
-                <w:sz w:val="14"/>
-                <w:szCs w:val="14"/>
-              </w:rPr>
-              <w:t xml:space="preserve">word list</w:t>
-            </w:r>
-          </w:p>
-          <w:p>
-            <w:pPr>
-              <w:spacing w:before="0" w:after="18"/>
-            </w:pPr>
-            <w:r>
-              <w:rPr>
-                <w:b/>
-                <w:bCs/>
-                <w:color w:val="353A7C"/>
-                <w:sz w:val="16"/>
-                <w:szCs w:val="16"/>
-              </w:rPr>
-              <w:t xml:space="preserve">Written and amended by management   ·   A board judgement, not a document   ·   Governed by the audit committee</w:t>
-            </w:r>
-          </w:p>
-        </w:tc>
-      </w:tr>
-    </w:tbl>
-    <w:p/>
-    <w:p>
-      <w:pPr>
-        <w:pageBreakBefore w:val="true"/>
-        <w:spacing w:after="0"/>
-      </w:pPr>
-      <w:r>
-        <w:rPr>
-          <w:sz w:val="2"/>
-        </w:rPr>
-        <w:t xml:space="preserve"> </w:t>
-      </w:r>
-    </w:p>
-    <w:p>
-      <w:pPr>
-        <w:spacing w:before="44" w:after="10"/>
-      </w:pPr>
-      <w:r>
-        <w:rPr>
-          <w:b/>
-          <w:bCs/>
-          <w:color w:val="353A7C"/>
-          <w:sz w:val="18"/>
-          <w:szCs w:val="18"/>
-        </w:rPr>
-        <w:t xml:space="preserve">The English this section uses, and its Arabic</w:t>
-      </w:r>
-    </w:p>
-    <w:p>
-      <w:pPr>
-        <w:spacing w:before="0" w:after="12"/>
-      </w:pPr>
-      <w:r>
-        <w:rPr>
-          <w:color w:val="6B7280"/>
-          <w:sz w:val="15"/>
-          <w:szCs w:val="15"/>
-        </w:rPr>
-        <w:t xml:space="preserve">Each term sits against what it means.</w:t>
-      </w:r>
-    </w:p>
-    <w:p>
-      <w:pPr>
-        <w:spacing w:after="40" w:before="90"/>
-        <w:jc w:val="center"/>
-      </w:pPr>
-      <w:r>
-        <w:drawing>
-          <wp:inline distT="0" distB="0" distL="0" distR="0">
-            <wp:extent cx="5734050" cy="2074825"/>
-            <wp:effectExtent t="0" r="0" b="0" l="0"/>
-            <wp:docPr id="1" name="" descr="" title=""/>
-            <wp:cNvGraphicFramePr>
-              <a:graphicFrameLocks xmlns:a="http://schemas.openxmlformats.org/drawingml/2006/main" noChangeAspect="1"/>
-            </wp:cNvGraphicFramePr>
-            <a:graphic xmlns:a="http://schemas.openxmlformats.org/drawingml/2006/main">
-              <a:graphicData uri="http://schemas.openxmlformats.org/drawingml/2006/picture">
-                <pic:pic xmlns:pic="http://schemas.openxmlformats.org/drawingml/2006/picture">
-                  <pic:nvPicPr>
-                    <pic:cNvPr id="0" name="" descr=""/>
-                    <pic:cNvPicPr>
-                      <a:picLocks noChangeAspect="1" noChangeArrowheads="1"/>
-                    </pic:cNvPicPr>
-                  </pic:nvPicPr>
-                  <pic:blipFill>
-                    <a:blip r:embed="rId106" cstate="none"/>
-                    <a:srcRect/>
-                    <a:stretch>
-                      <a:fillRect/>
-                    </a:stretch>
-                  </pic:blipFill>
-                  <pic:spPr bwMode="auto">
-                    <a:xfrm>
-                      <a:off x="0" y="0"/>
-                      <a:ext cx="5734050" cy="2074825"/>
-                    </a:xfrm>
-                    <a:prstGeom prst="rect">
-                      <a:avLst/>
-                    </a:prstGeom>
-                  </pic:spPr>
-                </pic:pic>
-              </a:graphicData>
-            </a:graphic>
-          </wp:inline>
-        </w:drawing>
-      </w:r>
-    </w:p>
-    <w:tbl>
-      <w:tblPr>
-        <w:tblW w:type="pct" w:w="100%"/>
-        <w:tblLayout w:type="fixed"/>
-        <w:tblBorders>
-          <w:top w:val="single" w:color="FBFAF6" w:sz="4"/>
-          <w:left w:val="single" w:color="FBFAF6" w:sz="4"/>
-          <w:bottom w:val="single" w:color="FBFAF6" w:sz="4"/>
-          <w:right w:val="single" w:color="FBFAF6" w:sz="4"/>
-          <w:insideH w:val="single" w:color="FBFAF6" w:sz="4"/>
-          <w:insideV w:val="single" w:color="FBFAF6" w:sz="4"/>
-        </w:tblBorders>
-      </w:tblPr>
-      <w:tblGrid>
-        <w:gridCol w:w="9600"/>
-      </w:tblGrid>
-      <w:tr>
-        <w:tc>
-          <w:tcPr>
-            <w:tcW w:type="pct" w:w="5000"/>
-            <w:shd w:fill="FBFAF6" w:val="clear"/>
-            <w:tcMar>
-              <w:top w:type="dxa" w:w="40"/>
-              <w:left w:type="dxa" w:w="100"/>
-              <w:bottom w:type="dxa" w:w="40"/>
-              <w:right w:type="dxa" w:w="100"/>
-            </w:tcMar>
-          </w:tcPr>
-          <w:p>
-            <w:pPr>
-              <w:spacing w:before="18" w:after="6"/>
-            </w:pPr>
-            <w:r>
-              <w:rPr>
-                <w:b/>
-                <w:bCs/>
-                <w:color w:val="6B7280"/>
-                <w:sz w:val="14"/>
-                <w:szCs w:val="14"/>
-              </w:rPr>
-              <w:t xml:space="preserve">word list</w:t>
-            </w:r>
-          </w:p>
-          <w:p>
-            <w:pPr>
-              <w:spacing w:before="0" w:after="18"/>
-            </w:pPr>
-            <w:r>
-              <w:rPr>
-                <w:b/>
-                <w:bCs/>
-                <w:color w:val="353A7C"/>
-                <w:sz w:val="16"/>
-                <w:szCs w:val="16"/>
-              </w:rPr>
-              <w:t xml:space="preserve">articles of incorporation   ·   mandatory leave   ·   bylaws</w:t>
+              <w:t xml:space="preserve">audit committee   ·   mandatory leave   ·   bylaws</w:t>
             </w:r>
           </w:p>
         </w:tc>
@@ -12815,14 +11817,14 @@
                 <w:sz w:val="16"/>
                 <w:szCs w:val="16"/>
               </w:rPr>
-              <w:t xml:space="preserve">18  </w:t>
-            </w:r>
-            <w:r>
-              <w:rPr>
-                <w:sz w:val="16"/>
-                <w:szCs w:val="16"/>
-              </w:rPr>
-              <w:t xml:space="preserve">The exact screens a clerk uses to raise a payment</w:t>
+              <w:t xml:space="preserve">17  </w:t>
+            </w:r>
+            <w:r>
+              <w:rPr>
+                <w:sz w:val="16"/>
+                <w:szCs w:val="16"/>
+              </w:rPr>
+              <w:t xml:space="preserve">Articles of incorporation</w:t>
             </w:r>
           </w:p>
         </w:tc>
@@ -12857,7 +11859,7 @@
                 <w:sz w:val="16"/>
                 <w:szCs w:val="16"/>
               </w:rPr>
-              <w:t xml:space="preserve">document</w:t>
+              <w:t xml:space="preserve">exam-core</w:t>
             </w:r>
           </w:p>
         </w:tc>
@@ -12883,14 +11885,14 @@
                 <w:sz w:val="16"/>
                 <w:szCs w:val="16"/>
               </w:rPr>
-              <w:t xml:space="preserve">19  </w:t>
-            </w:r>
-            <w:r>
-              <w:rPr>
-                <w:sz w:val="16"/>
-                <w:szCs w:val="16"/>
-              </w:rPr>
-              <w:t xml:space="preserve">governs</w:t>
+              <w:t xml:space="preserve">18  </w:t>
+            </w:r>
+            <w:r>
+              <w:rPr>
+                <w:sz w:val="16"/>
+                <w:szCs w:val="16"/>
+              </w:rPr>
+              <w:t xml:space="preserve">A procedure</w:t>
             </w:r>
           </w:p>
         </w:tc>
@@ -12925,7 +11927,7 @@
                 <w:sz w:val="16"/>
                 <w:szCs w:val="16"/>
               </w:rPr>
-              <w:t xml:space="preserve">exam-core</w:t>
+              <w:t xml:space="preserve">exactly</w:t>
             </w:r>
           </w:p>
         </w:tc>
@@ -12951,7 +11953,7 @@
                 <w:sz w:val="16"/>
                 <w:szCs w:val="16"/>
               </w:rPr>
-              <w:t xml:space="preserve">20  </w:t>
+              <w:t xml:space="preserve">19  </w:t>
             </w:r>
             <w:r>
               <w:rPr>
@@ -12993,7 +11995,7 @@
                 <w:sz w:val="16"/>
                 <w:szCs w:val="16"/>
               </w:rPr>
-              <w:t xml:space="preserve">exactly</w:t>
+              <w:t xml:space="preserve">expansion</w:t>
             </w:r>
           </w:p>
         </w:tc>
@@ -13019,7 +12021,7 @@
                 <w:sz w:val="16"/>
                 <w:szCs w:val="16"/>
               </w:rPr>
-              <w:t xml:space="preserve">21  </w:t>
+              <w:t xml:space="preserve">20  </w:t>
             </w:r>
             <w:r>
               <w:rPr>
@@ -13061,7 +12063,7 @@
                 <w:sz w:val="16"/>
                 <w:szCs w:val="16"/>
               </w:rPr>
-              <w:t xml:space="preserve">expansion</w:t>
+              <w:t xml:space="preserve">authorize</w:t>
             </w:r>
           </w:p>
         </w:tc>
@@ -13087,14 +12089,14 @@
                 <w:sz w:val="16"/>
                 <w:szCs w:val="16"/>
               </w:rPr>
-              <w:t xml:space="preserve">22  </w:t>
-            </w:r>
-            <w:r>
-              <w:rPr>
-                <w:sz w:val="16"/>
-                <w:szCs w:val="16"/>
-              </w:rPr>
-              <w:t xml:space="preserve">shareholders</w:t>
+              <w:t xml:space="preserve">21  </w:t>
+            </w:r>
+            <w:r>
+              <w:rPr>
+                <w:sz w:val="16"/>
+                <w:szCs w:val="16"/>
+              </w:rPr>
+              <w:t xml:space="preserve">harder</w:t>
             </w:r>
           </w:p>
         </w:tc>
@@ -13129,7 +12131,7 @@
                 <w:sz w:val="16"/>
                 <w:szCs w:val="16"/>
               </w:rPr>
-              <w:t xml:space="preserve">authorize</w:t>
+              <w:t xml:space="preserve">shareholder</w:t>
             </w:r>
           </w:p>
         </w:tc>
@@ -13155,14 +12157,14 @@
                 <w:sz w:val="16"/>
                 <w:szCs w:val="16"/>
               </w:rPr>
-              <w:t xml:space="preserve">23  </w:t>
-            </w:r>
-            <w:r>
-              <w:rPr>
-                <w:sz w:val="16"/>
-                <w:szCs w:val="16"/>
-              </w:rPr>
-              <w:t xml:space="preserve">structure</w:t>
+              <w:t xml:space="preserve">22  </w:t>
+            </w:r>
+            <w:r>
+              <w:rPr>
+                <w:sz w:val="16"/>
+                <w:szCs w:val="16"/>
+              </w:rPr>
+              <w:t xml:space="preserve">someone</w:t>
             </w:r>
           </w:p>
         </w:tc>
@@ -13197,7 +12199,7 @@
                 <w:sz w:val="16"/>
                 <w:szCs w:val="16"/>
               </w:rPr>
-              <w:t xml:space="preserve">incorporation</w:t>
+              <w:t xml:space="preserve">commercial</w:t>
             </w:r>
           </w:p>
         </w:tc>
@@ -13223,14 +12225,14 @@
                 <w:sz w:val="16"/>
                 <w:szCs w:val="16"/>
               </w:rPr>
-              <w:t xml:space="preserve">24  </w:t>
-            </w:r>
-            <w:r>
-              <w:rPr>
-                <w:sz w:val="16"/>
-                <w:szCs w:val="16"/>
-              </w:rPr>
-              <w:t xml:space="preserve">documents</w:t>
+              <w:t xml:space="preserve">23  </w:t>
+            </w:r>
+            <w:r>
+              <w:rPr>
+                <w:sz w:val="16"/>
+                <w:szCs w:val="16"/>
+              </w:rPr>
+              <w:t xml:space="preserve">structure</w:t>
             </w:r>
           </w:p>
         </w:tc>
@@ -13265,7 +12267,7 @@
                 <w:sz w:val="16"/>
                 <w:szCs w:val="16"/>
               </w:rPr>
-              <w:t xml:space="preserve">shareholder</w:t>
+              <w:t xml:space="preserve">reduce</w:t>
             </w:r>
           </w:p>
         </w:tc>
@@ -13291,14 +12293,14 @@
                 <w:sz w:val="16"/>
                 <w:szCs w:val="16"/>
               </w:rPr>
-              <w:t xml:space="preserve">25  </w:t>
-            </w:r>
-            <w:r>
-              <w:rPr>
-                <w:sz w:val="16"/>
-                <w:szCs w:val="16"/>
-              </w:rPr>
-              <w:t xml:space="preserve">decision-makers</w:t>
+              <w:t xml:space="preserve">24  </w:t>
+            </w:r>
+            <w:r>
+              <w:rPr>
+                <w:sz w:val="16"/>
+                <w:szCs w:val="16"/>
+              </w:rPr>
+              <w:t xml:space="preserve">documents</w:t>
             </w:r>
           </w:p>
         </w:tc>
@@ -13333,7 +12335,7 @@
                 <w:sz w:val="16"/>
                 <w:szCs w:val="16"/>
               </w:rPr>
-              <w:t xml:space="preserve">cannot</w:t>
+              <w:t xml:space="preserve">directors</w:t>
             </w:r>
           </w:p>
         </w:tc>
@@ -13359,14 +12361,14 @@
                 <w:sz w:val="16"/>
                 <w:szCs w:val="16"/>
               </w:rPr>
-              <w:t xml:space="preserve">26  </w:t>
-            </w:r>
-            <w:r>
-              <w:rPr>
-                <w:sz w:val="16"/>
-                <w:szCs w:val="16"/>
-              </w:rPr>
-              <w:t xml:space="preserve">hierarchy</w:t>
+              <w:t xml:space="preserve">25  </w:t>
+            </w:r>
+            <w:r>
+              <w:rPr>
+                <w:sz w:val="16"/>
+                <w:szCs w:val="16"/>
+              </w:rPr>
+              <w:t xml:space="preserve">decision-makers</w:t>
             </w:r>
           </w:p>
         </w:tc>
@@ -13401,7 +12403,7 @@
                 <w:sz w:val="16"/>
                 <w:szCs w:val="16"/>
               </w:rPr>
-              <w:t xml:space="preserve">commercial</w:t>
+              <w:t xml:space="preserve">amendment</w:t>
             </w:r>
           </w:p>
         </w:tc>
@@ -13427,14 +12429,14 @@
                 <w:sz w:val="16"/>
                 <w:szCs w:val="16"/>
               </w:rPr>
-              <w:t xml:space="preserve">27  </w:t>
-            </w:r>
-            <w:r>
-              <w:rPr>
-                <w:sz w:val="16"/>
-                <w:szCs w:val="16"/>
-              </w:rPr>
-              <w:t xml:space="preserve">shareholders</w:t>
+              <w:t xml:space="preserve">26  </w:t>
+            </w:r>
+            <w:r>
+              <w:rPr>
+                <w:sz w:val="16"/>
+                <w:szCs w:val="16"/>
+              </w:rPr>
+              <w:t xml:space="preserve">hierarchy</w:t>
             </w:r>
           </w:p>
         </w:tc>
@@ -13469,7 +12471,7 @@
                 <w:sz w:val="16"/>
                 <w:szCs w:val="16"/>
               </w:rPr>
-              <w:t xml:space="preserve">reduce</w:t>
+              <w:t xml:space="preserve">supplier</w:t>
             </w:r>
           </w:p>
         </w:tc>
@@ -13495,14 +12497,14 @@
                 <w:sz w:val="16"/>
                 <w:szCs w:val="16"/>
               </w:rPr>
-              <w:t xml:space="preserve">28  </w:t>
-            </w:r>
-            <w:r>
-              <w:rPr>
-                <w:sz w:val="16"/>
-                <w:szCs w:val="16"/>
-              </w:rPr>
-              <w:t xml:space="preserve">Articles of incorporation</w:t>
+              <w:t xml:space="preserve">27  </w:t>
+            </w:r>
+            <w:r>
+              <w:rPr>
+                <w:sz w:val="16"/>
+                <w:szCs w:val="16"/>
+              </w:rPr>
+              <w:t xml:space="preserve">company's</w:t>
             </w:r>
           </w:p>
         </w:tc>
@@ -13537,7 +12539,7 @@
                 <w:sz w:val="16"/>
                 <w:szCs w:val="16"/>
               </w:rPr>
-              <w:t xml:space="preserve">directors</w:t>
+              <w:t xml:space="preserve">threshold</w:t>
             </w:r>
           </w:p>
         </w:tc>
@@ -13563,14 +12565,14 @@
                 <w:sz w:val="16"/>
                 <w:szCs w:val="16"/>
               </w:rPr>
-              <w:t xml:space="preserve">29  </w:t>
-            </w:r>
-            <w:r>
-              <w:rPr>
-                <w:sz w:val="16"/>
-                <w:szCs w:val="16"/>
-              </w:rPr>
-              <w:t xml:space="preserve">bylaws</w:t>
+              <w:t xml:space="preserve">28  </w:t>
+            </w:r>
+            <w:r>
+              <w:rPr>
+                <w:sz w:val="16"/>
+                <w:szCs w:val="16"/>
+              </w:rPr>
+              <w:t xml:space="preserve">Governed by the bylaws</w:t>
             </w:r>
           </w:p>
         </w:tc>
@@ -13631,7 +12633,7 @@
                 <w:sz w:val="16"/>
                 <w:szCs w:val="16"/>
               </w:rPr>
-              <w:t xml:space="preserve">30  </w:t>
+              <w:t xml:space="preserve">29  </w:t>
             </w:r>
             <w:r>
               <w:rPr>
@@ -13699,14 +12701,14 @@
                 <w:sz w:val="16"/>
                 <w:szCs w:val="16"/>
               </w:rPr>
-              <w:t xml:space="preserve">31  </w:t>
-            </w:r>
-            <w:r>
-              <w:rPr>
-                <w:sz w:val="16"/>
-                <w:szCs w:val="16"/>
-              </w:rPr>
-              <w:t xml:space="preserve">A board judgement, not a document</w:t>
+              <w:t xml:space="preserve">30  </w:t>
+            </w:r>
+            <w:r>
+              <w:rPr>
+                <w:sz w:val="16"/>
+                <w:szCs w:val="16"/>
+              </w:rPr>
+              <w:t xml:space="preserve">audit committee</w:t>
             </w:r>
           </w:p>
         </w:tc>
@@ -13741,7 +12743,7 @@
                 <w:sz w:val="16"/>
                 <w:szCs w:val="16"/>
               </w:rPr>
-              <w:t xml:space="preserve">decision</w:t>
+              <w:t xml:space="preserve">statements</w:t>
             </w:r>
           </w:p>
         </w:tc>
@@ -13767,14 +12769,14 @@
                 <w:sz w:val="16"/>
                 <w:szCs w:val="16"/>
               </w:rPr>
-              <w:t xml:space="preserve">32  </w:t>
-            </w:r>
-            <w:r>
-              <w:rPr>
-                <w:sz w:val="16"/>
-                <w:szCs w:val="16"/>
-              </w:rPr>
-              <w:t xml:space="preserve">articles of incorporation</w:t>
+              <w:t xml:space="preserve">31  </w:t>
+            </w:r>
+            <w:r>
+              <w:rPr>
+                <w:sz w:val="16"/>
+                <w:szCs w:val="16"/>
+              </w:rPr>
+              <w:t xml:space="preserve">bylaws</w:t>
             </w:r>
           </w:p>
         </w:tc>
@@ -13809,75 +12811,7 @@
                 <w:sz w:val="16"/>
                 <w:szCs w:val="16"/>
               </w:rPr>
-              <w:t xml:space="preserve">statements</w:t>
-            </w:r>
-          </w:p>
-        </w:tc>
-        <w:tc>
-          <w:tcPr>
-            <w:tcW w:type="pct" w:w="2500"/>
-            <w:tcMar>
-              <w:top w:type="dxa" w:w="20"/>
-              <w:left w:type="dxa" w:w="80"/>
-              <w:bottom w:type="dxa" w:w="20"/>
-              <w:right w:type="dxa" w:w="80"/>
-            </w:tcMar>
-          </w:tcPr>
-          <w:p>
-            <w:pPr>
-              <w:spacing w:before="12" w:after="12"/>
-            </w:pPr>
-            <w:r>
-              <w:rPr>
-                <w:b/>
-                <w:bCs/>
-                <w:color w:val="8186EF"/>
-                <w:sz w:val="16"/>
-                <w:szCs w:val="16"/>
-              </w:rPr>
-              <w:t xml:space="preserve">33  </w:t>
-            </w:r>
-            <w:r>
-              <w:rPr>
-                <w:sz w:val="16"/>
-                <w:szCs w:val="16"/>
-              </w:rPr>
-              <w:t xml:space="preserve">bylaws</w:t>
-            </w:r>
-          </w:p>
-        </w:tc>
-      </w:tr>
-      <w:tr>
-        <w:tc>
-          <w:tcPr>
-            <w:tcW w:type="pct" w:w="2500"/>
-            <w:tcMar>
-              <w:top w:type="dxa" w:w="20"/>
-              <w:left w:type="dxa" w:w="80"/>
-              <w:bottom w:type="dxa" w:w="20"/>
-              <w:right w:type="dxa" w:w="80"/>
-            </w:tcMar>
-          </w:tcPr>
-          <w:p>
-            <w:pPr>
-              <w:spacing w:before="12" w:after="12"/>
-            </w:pPr>
-            <w:r>
-              <w:rPr>
-                <w:b/>
-                <w:bCs/>
-                <w:color w:val="8186EF"/>
-                <w:sz w:val="16"/>
-                <w:szCs w:val="16"/>
-              </w:rPr>
-              <w:t xml:space="preserve">17  </w:t>
-            </w:r>
-            <w:r>
-              <w:rPr>
-                <w:sz w:val="16"/>
-                <w:szCs w:val="16"/>
-              </w:rPr>
-              <w:t xml:space="preserve">Changing the number of authorized shares</w:t>
+              <w:t xml:space="preserve">challenges</w:t>
             </w:r>
           </w:p>
         </w:tc>
@@ -14936,7 +13870,7 @@
               <w:sz w:val="16"/>
               <w:szCs w:val="16"/>
             </w:rPr>
-            <w:t xml:space="preserve"> of 3</w:t>
+            <w:t xml:space="preserve"> of 2</w:t>
           </w:r>
         </w:p>
       </w:tc>
